--- a/downloads/student/ai-4-week-12.docx
+++ b/downloads/student/ai-4-week-12.docx
@@ -2077,6 +2077,16 @@
     <w:p>
       <w:r>
         <w:t>Length alone is a toy feature, not a disease diagnosis. Distance choices and feature scaling can change neighbours.</w:t>
+      </w:r>
+    </w:p>
+    <w:p>
+      <w:r>
+        <w:t>Read the labelled picture: Why is the k=1 outcome at length5 not uniquely determined without a tie rule? Point to the relevant step in the picture, then write the changed result and the rule or evidence that supports it.</w:t>
+      </w:r>
+    </w:p>
+    <w:p>
+      <w:r>
+        <w:t>Change one thing: Move the query to length7 cm. Predict the result before checking the explanation. What remains the same?</w:t>
       </w:r>
     </w:p>
     <w:p>
@@ -3898,6 +3908,187 @@
     <w:p>
       <w:r>
         <w:t>Attempt the independent case before hints. Record whether you worked alone, used a hint or followed a model. After feedback, fix the first unsupported step and explain why it changed. A later check uses a changed case, not a copied answer.</w:t>
+      </w:r>
+    </w:p>
+    <w:p>
+      <w:pPr>
+        <w:pStyle w:val="Heading1"/>
+      </w:pPr>
+      <w:r>
+        <w:t>15. Your lesson route</w:t>
+      </w:r>
+    </w:p>
+    <w:p>
+      <w:r>
+        <w:t>Start with this question: Let a nearest-neighbour picture show each distance before voting.</w:t>
+      </w:r>
+    </w:p>
+    <w:tbl>
+      <w:tblPr>
+        <w:tblStyle w:val="LightShading-Accent1"/>
+        <w:tblW w:type="auto" w:w="0"/>
+        <w:tblLook w:firstColumn="1" w:firstRow="1" w:lastColumn="0" w:lastRow="0" w:noHBand="0" w:noVBand="1" w:val="04A0"/>
+      </w:tblPr>
+      <w:tblGrid>
+        <w:gridCol w:w="5112"/>
+        <w:gridCol w:w="5112"/>
+      </w:tblGrid>
+      <w:tr>
+        <w:trPr>
+          <w:tblHeader/>
+        </w:trPr>
+        <w:tc>
+          <w:tcPr>
+            <w:tcW w:type="dxa" w:w="5112"/>
+          </w:tcPr>
+          <w:p>
+            <w:r>
+              <w:t>By the end, I can</w:t>
+            </w:r>
+          </w:p>
+        </w:tc>
+        <w:tc>
+          <w:tcPr>
+            <w:tcW w:type="dxa" w:w="5112"/>
+          </w:tcPr>
+          <w:p>
+            <w:r>
+              <w:t>How I will show it</w:t>
+            </w:r>
+          </w:p>
+        </w:tc>
+      </w:tr>
+      <w:tr>
+        <w:tc>
+          <w:tcPr>
+            <w:tcW w:type="dxa" w:w="5112"/>
+          </w:tcPr>
+          <w:p>
+            <w:r>
+              <w:t>Compute absolute distances and rank training neighbours</w:t>
+            </w:r>
+          </w:p>
+        </w:tc>
+        <w:tc>
+          <w:tcPr>
+            <w:tcW w:type="dxa" w:w="5112"/>
+          </w:tcPr>
+          <w:p>
+            <w:r>
+              <w:t>Explain the deciding step, show a trace or test, and state one limit.</w:t>
+            </w:r>
+          </w:p>
+        </w:tc>
+      </w:tr>
+      <w:tr>
+        <w:tc>
+          <w:tcPr>
+            <w:tcW w:type="dxa" w:w="5112"/>
+          </w:tcPr>
+          <w:p>
+            <w:r>
+              <w:t>Apply a declared neighbour count and distance tie rule</w:t>
+            </w:r>
+          </w:p>
+        </w:tc>
+        <w:tc>
+          <w:tcPr>
+            <w:tcW w:type="dxa" w:w="5112"/>
+          </w:tcPr>
+          <w:p>
+            <w:r>
+              <w:t>Explain the deciding step, show a trace or test, and state one limit.</w:t>
+            </w:r>
+          </w:p>
+        </w:tc>
+      </w:tr>
+      <w:tr>
+        <w:tc>
+          <w:tcPr>
+            <w:tcW w:type="dxa" w:w="5112"/>
+          </w:tcPr>
+          <w:p>
+            <w:r>
+              <w:t>Evaluate neighbour predictions without using validation labels as neighbours</w:t>
+            </w:r>
+          </w:p>
+        </w:tc>
+        <w:tc>
+          <w:tcPr>
+            <w:tcW w:type="dxa" w:w="5112"/>
+          </w:tcPr>
+          <w:p>
+            <w:r>
+              <w:t>Explain the deciding step, show a trace or test, and state one limit.</w:t>
+            </w:r>
+          </w:p>
+        </w:tc>
+      </w:tr>
+    </w:tbl>
+    <w:p>
+      <w:r>
+        <w:t>Remember → watch and explain → try with help → investigate → try independently → keep project evidence. Your teacher may spread this lesson across several classes.</w:t>
+      </w:r>
+    </w:p>
+    <w:p>
+      <w:r>
+        <w:t>Keep your first prediction. Compare it with what the evidence shows and explain any change.</w:t>
+      </w:r>
+    </w:p>
+    <w:p>
+      <w:pPr>
+        <w:pStyle w:val="Heading1"/>
+      </w:pPr>
+      <w:r>
+        <w:t>16. Finish and return</w:t>
+      </w:r>
+    </w:p>
+    <w:p>
+      <w:r>
+        <w:t>Close your notes. Explain this goal in your own words: Compute absolute distances and rank training neighbours</w:t>
+      </w:r>
+    </w:p>
+    <w:p>
+      <w:pPr>
+        <w:pStyle w:val="Heading3"/>
+      </w:pPr>
+      <w:r>
+        <w:t>My deciding step, evidence and one remaining question</w:t>
+      </w:r>
+    </w:p>
+    <w:p>
+      <w:r>
+        <w:t>________________________________________________________________</w:t>
+      </w:r>
+    </w:p>
+    <w:p>
+      <w:r>
+        <w:t>________________________________________________________________</w:t>
+      </w:r>
+    </w:p>
+    <w:p>
+      <w:r>
+        <w:t>________________________________________________________________</w:t>
+      </w:r>
+    </w:p>
+    <w:p>
+      <w:r>
+        <w:t>________________________________________________________________</w:t>
+      </w:r>
+    </w:p>
+    <w:p>
+      <w:r>
+        <w:t>________________________________________________________________</w:t>
+      </w:r>
+    </w:p>
+    <w:p>
+      <w:r>
+        <w:t>If you are unsure, return to the worked picture and explain one arrow. If you are ready, change an input or assumption and justify your prediction.</w:t>
+      </w:r>
+    </w:p>
+    <w:p>
+      <w:r>
+        <w:t>Save your workbook evidence. At the next review, try a different case before opening your old answer.</w:t>
       </w:r>
     </w:p>
     <w:sectPr>

--- a/downloads/student/ai-4-week-12.docx
+++ b/downloads/student/ai-4-week-12.docx
@@ -4089,6 +4089,215 @@
     <w:p>
       <w:r>
         <w:t>Save your workbook evidence. At the next review, try a different case before opening your old answer.</w:t>
+      </w:r>
+    </w:p>
+    <w:p>
+      <w:pPr>
+        <w:pStyle w:val="Heading1"/>
+      </w:pPr>
+      <w:r>
+        <w:t>17. Supported practice, repair and portfolio</w:t>
+      </w:r>
+    </w:p>
+    <w:p>
+      <w:r>
+        <w:t>Use this supported practice once, in the browser or on paper. Keep the reserved independent assessment for a separate first attempt before teacher feedback.</w:t>
+      </w:r>
+    </w:p>
+    <w:p>
+      <w:r>
+        <w:t>Let a nearest-neighbour picture show each distance before voting.</w:t>
+      </w:r>
+    </w:p>
+    <w:p>
+      <w:pPr>
+        <w:pStyle w:val="Heading3"/>
+      </w:pPr>
+      <w:r>
+        <w:t>Practice 1: explain the deciding evidence</w:t>
+      </w:r>
+    </w:p>
+    <w:p>
+      <w:r>
+        <w:t>Which labelled step matches this detail? All three vote: two spotted and one healthy, so k=3 predicts spotted.</w:t>
+      </w:r>
+    </w:p>
+    <w:p>
+      <w:r>
+        <w:t>1. Measure distances</w:t>
+      </w:r>
+    </w:p>
+    <w:p>
+      <w:r>
+        <w:t>2. Compare k=3</w:t>
+      </w:r>
+    </w:p>
+    <w:p>
+      <w:r>
+        <w:t>3. Apply k=1 rule</w:t>
+      </w:r>
+    </w:p>
+    <w:p>
+      <w:pPr>
+        <w:pStyle w:val="Heading3"/>
+      </w:pPr>
+      <w:r>
+        <w:t>My selected conclusion, deciding fact and explanation</w:t>
+      </w:r>
+    </w:p>
+    <w:p>
+      <w:r>
+        <w:t>________________________________________________________________</w:t>
+      </w:r>
+    </w:p>
+    <w:p>
+      <w:r>
+        <w:t>________________________________________________________________</w:t>
+      </w:r>
+    </w:p>
+    <w:p>
+      <w:r>
+        <w:t>________________________________________________________________</w:t>
+      </w:r>
+    </w:p>
+    <w:p>
+      <w:r>
+        <w:t>________________________________________________________________</w:t>
+      </w:r>
+    </w:p>
+    <w:p>
+      <w:r>
+        <w:t>________________________________________________________________</w:t>
+      </w:r>
+    </w:p>
+    <w:p>
+      <w:r>
+        <w:t>Hint if needed: Read the steps in the pictorial case. Match the supplied detail to the stage that performs or records it.</w:t>
+      </w:r>
+    </w:p>
+    <w:p>
+      <w:r>
+        <w:t>After your attempt, compare with the supported explanation: Compare k=3 All three vote: two spotted and one healthy, so k=3 predicts spotted. Read the picture in order. All three vote: two spotted and one healthy, so k=3 predicts spotted. The arrows show which recorded input or intermediate result each decision uses. Explain the deciding step aloud before checking the changed case; pointing to the final answer alone does not show how it follows.</w:t>
+      </w:r>
+    </w:p>
+    <w:p>
+      <w:pPr>
+        <w:pStyle w:val="Heading3"/>
+      </w:pPr>
+      <w:r>
+        <w:t>Practice 2: explain the deciding evidence</w:t>
+      </w:r>
+    </w:p>
+    <w:p>
+      <w:r>
+        <w:t>Changed-case practice: Move the query to length7 cm. Which conclusion is supported by the supplied facts?</w:t>
+      </w:r>
+    </w:p>
+    <w:p>
+      <w:r>
+        <w:t>1. This one example guarantees correct results for every future input.</w:t>
+      </w:r>
+    </w:p>
+    <w:p>
+      <w:r>
+        <w:t>2. k=1 predicts spotted from B, distance1; k=3 remains spotted.</w:t>
+      </w:r>
+    </w:p>
+    <w:p>
+      <w:r>
+        <w:t>3. We can decide the result without examining the changed input or the procedure.</w:t>
+      </w:r>
+    </w:p>
+    <w:p>
+      <w:pPr>
+        <w:pStyle w:val="Heading3"/>
+      </w:pPr>
+      <w:r>
+        <w:t>My selected conclusion, deciding fact and explanation</w:t>
+      </w:r>
+    </w:p>
+    <w:p>
+      <w:r>
+        <w:t>________________________________________________________________</w:t>
+      </w:r>
+    </w:p>
+    <w:p>
+      <w:r>
+        <w:t>________________________________________________________________</w:t>
+      </w:r>
+    </w:p>
+    <w:p>
+      <w:r>
+        <w:t>________________________________________________________________</w:t>
+      </w:r>
+    </w:p>
+    <w:p>
+      <w:r>
+        <w:t>________________________________________________________________</w:t>
+      </w:r>
+    </w:p>
+    <w:p>
+      <w:r>
+        <w:t>________________________________________________________________</w:t>
+      </w:r>
+    </w:p>
+    <w:p>
+      <w:r>
+        <w:t>Hint if needed: Use the changed condition and the deciding step in the pictorial trace. The answer must say what follows from those facts.</w:t>
+      </w:r>
+    </w:p>
+    <w:p>
+      <w:r>
+        <w:t>After your attempt, compare with the supported explanation: k=1 predicts spotted from B, distance1; k=3 remains spotted. Distances become 5, 1, 4 cm, so the nearest tie disappears.</w:t>
+      </w:r>
+    </w:p>
+    <w:p>
+      <w:pPr>
+        <w:pStyle w:val="Heading3"/>
+      </w:pPr>
+      <w:r>
+        <w:t>Repair a missing building block</w:t>
+      </w:r>
+    </w:p>
+    <w:p>
+      <w:r>
+        <w:t>Review Decision Trees (ai-4/11). Goal: Fit a root question and leaf predictions from training examples. Short practice: Which input distinguishes the original and changed tree? Point to the relevant step in the picture, then write the changed result and the rule or evidence that supports it.. Return to this week and explain what you changed.</w:t>
+      </w:r>
+    </w:p>
+    <w:p>
+      <w:r>
+        <w:t>Review Dataset Cards (ai-4/9). Goal: Inspect row meaning missing values and repeated records. Short practice: What two counts should the revised card show? Point to the relevant step in the picture, then write the changed result and the rule or evidence that supports it.. Return to this week and explain what you changed.</w:t>
+      </w:r>
+    </w:p>
+    <w:p>
+      <w:r>
+        <w:t>Review Label Quality (ai-4/6). Goal: Write an observable label rule with boundaries and a review option. Short practice: Why should two annotators not vote away Z’s missing evidence? Point to the relevant step in the picture, then write the changed result and the rule or evidence that supports it.. Return to this week and explain what you changed.</w:t>
+      </w:r>
+    </w:p>
+    <w:p>
+      <w:pPr>
+        <w:pStyle w:val="Heading3"/>
+      </w:pPr>
+      <w:r>
+        <w:t>Predict, run and debug</w:t>
+      </w:r>
+    </w:p>
+    <w:p>
+      <w:r>
+        <w:t>The browser lab lets you edit the supported Python examples already included in this lesson. Predict first, run, inspect the actual output or error, change one input, then run again. Keep code, predictions, actual results and a reasoned revision together. On paper, label your result as a trace rather than an execution.</w:t>
+      </w:r>
+    </w:p>
+    <w:p>
+      <w:pPr>
+        <w:pStyle w:val="Heading3"/>
+      </w:pPr>
+      <w:r>
+        <w:t>Keep your completed work</w:t>
+      </w:r>
+    </w:p>
+    <w:p>
+      <w:r>
+        <w:t>Use Download completed work in the hosted lesson to export your answers, reflections, practice feedback and code-run evidence. Open the HTML copy to read or print it. Drafts stay in this browser when storage is available; clear drafts on a shared device.</w:t>
       </w:r>
     </w:p>
     <w:sectPr>

--- a/downloads/student/ai-4-week-12.docx
+++ b/downloads/student/ai-4-week-12.docx
@@ -42,6 +42,11 @@
       </w:r>
     </w:p>
     <w:p>
+      <w:r>
+        <w:t>Start with the target: Compute absolute distances and rank training neighbours. Try the recall before opening notes.</w:t>
+      </w:r>
+    </w:p>
+    <w:p>
       <w:pPr>
         <w:pStyle w:val="Heading3"/>
       </w:pPr>
@@ -50,18 +55,132 @@
       </w:r>
     </w:p>
     <w:p>
-      <w:r>
-        <w:t>I can compute absolute distances and rank training neighbours.</w:t>
-      </w:r>
-    </w:p>
-    <w:p>
-      <w:r>
-        <w:t>I can apply a declared neighbour count and distance tie rule.</w:t>
-      </w:r>
-    </w:p>
-    <w:p>
-      <w:r>
-        <w:t>I can evaluate neighbour predictions without using validation labels as neighbours.</w:t>
+      <w:pPr>
+        <w:spacing w:line="336" w:lineRule="auto" w:after="180"/>
+      </w:pPr>
+      <w:r>
+        <w:rPr>
+          <w:b w:val="0"/>
+        </w:rPr>
+        <w:t xml:space="preserve">I can compute absolute </w:t>
+      </w:r>
+      <w:r>
+        <w:rPr>
+          <w:b/>
+        </w:rPr>
+        <w:t>distance</w:t>
+      </w:r>
+      <w:r>
+        <w:rPr>
+          <w:b w:val="0"/>
+        </w:rPr>
+        <w:t xml:space="preserve">s and rank </w:t>
+      </w:r>
+      <w:r>
+        <w:rPr>
+          <w:b/>
+        </w:rPr>
+        <w:t>training</w:t>
+      </w:r>
+      <w:r>
+        <w:rPr>
+          <w:b w:val="0"/>
+        </w:rPr>
+        <w:t xml:space="preserve"> </w:t>
+      </w:r>
+      <w:r>
+        <w:rPr>
+          <w:b/>
+        </w:rPr>
+        <w:t>neighbour</w:t>
+      </w:r>
+      <w:r>
+        <w:rPr>
+          <w:b w:val="0"/>
+        </w:rPr>
+        <w:t>s.</w:t>
+      </w:r>
+    </w:p>
+    <w:p>
+      <w:pPr>
+        <w:spacing w:line="336" w:lineRule="auto" w:after="180"/>
+      </w:pPr>
+      <w:r>
+        <w:rPr>
+          <w:b w:val="0"/>
+        </w:rPr>
+        <w:t xml:space="preserve">I can apply a declared </w:t>
+      </w:r>
+      <w:r>
+        <w:rPr>
+          <w:b/>
+        </w:rPr>
+        <w:t>neighbour</w:t>
+      </w:r>
+      <w:r>
+        <w:rPr>
+          <w:b w:val="0"/>
+        </w:rPr>
+        <w:t xml:space="preserve"> count and </w:t>
+      </w:r>
+      <w:r>
+        <w:rPr>
+          <w:b/>
+        </w:rPr>
+        <w:t>distance</w:t>
+      </w:r>
+      <w:r>
+        <w:rPr>
+          <w:b w:val="0"/>
+        </w:rPr>
+        <w:t xml:space="preserve"> tie rule.</w:t>
+      </w:r>
+    </w:p>
+    <w:p>
+      <w:pPr>
+        <w:spacing w:line="336" w:lineRule="auto" w:after="180"/>
+      </w:pPr>
+      <w:r>
+        <w:rPr>
+          <w:b w:val="0"/>
+        </w:rPr>
+        <w:t xml:space="preserve">I can evaluate </w:t>
+      </w:r>
+      <w:r>
+        <w:rPr>
+          <w:b/>
+        </w:rPr>
+        <w:t>neighbour</w:t>
+      </w:r>
+      <w:r>
+        <w:rPr>
+          <w:b w:val="0"/>
+        </w:rPr>
+        <w:t xml:space="preserve"> </w:t>
+      </w:r>
+      <w:r>
+        <w:rPr>
+          <w:b/>
+        </w:rPr>
+        <w:t>prediction</w:t>
+      </w:r>
+      <w:r>
+        <w:rPr>
+          <w:b w:val="0"/>
+        </w:rPr>
+        <w:t xml:space="preserve">s without using validation labels as </w:t>
+      </w:r>
+      <w:r>
+        <w:rPr>
+          <w:b/>
+        </w:rPr>
+        <w:t>neighbour</w:t>
+      </w:r>
+      <w:r>
+        <w:rPr>
+          <w:b w:val="0"/>
+        </w:rPr>
+        <w:t>s.</w:t>
       </w:r>
     </w:p>
     <w:p>
@@ -73,33 +192,105 @@
       </w:r>
     </w:p>
     <w:p>
-      <w:r>
+      <w:pPr>
+        <w:spacing w:line="336" w:lineRule="auto" w:after="180"/>
+      </w:pPr>
+      <w:r>
+        <w:rPr>
+          <w:b w:val="0"/>
+        </w:rPr>
         <w:t>Close your notes first. A rough first answer helps us choose the right starting point; it is not a score for your ability.</w:t>
       </w:r>
     </w:p>
     <w:p>
-      <w:r>
+      <w:pPr>
+        <w:spacing w:line="336" w:lineRule="auto" w:after="180"/>
+      </w:pPr>
+      <w:r>
+        <w:rPr>
+          <w:b w:val="0"/>
+        </w:rPr>
         <w:t>Without opening the old lesson, explain one key idea from Decision Trees. Give an example and a mistake that the idea helps you avoid.</w:t>
       </w:r>
     </w:p>
     <w:p>
-      <w:r>
+      <w:pPr>
+        <w:spacing w:line="336" w:lineRule="auto" w:after="180"/>
+      </w:pPr>
+      <w:r>
+        <w:rPr>
+          <w:b w:val="0"/>
+        </w:rPr>
         <w:t>Without opening the old lesson, explain one key idea from Dataset Cards. Give an example and a mistake that the idea helps you avoid.</w:t>
       </w:r>
     </w:p>
     <w:p>
-      <w:r>
+      <w:pPr>
+        <w:spacing w:line="336" w:lineRule="auto" w:after="180"/>
+      </w:pPr>
+      <w:r>
+        <w:rPr>
+          <w:b w:val="0"/>
+        </w:rPr>
         <w:t>Without opening the old lesson, explain one key idea from Label Quality. Give an example and a mistake that the idea helps you avoid.</w:t>
       </w:r>
     </w:p>
     <w:p>
-      <w:r>
-        <w:t>After trying, check the relevant lesson or ask your teacher. Change the part of your explanation that the evidence shows was wrong.</w:t>
-      </w:r>
-    </w:p>
-    <w:p>
-      <w:r>
-        <w:t>k-nearest neighbors predicts from nearby labeled examples under a chosen feature scale, distance rule, and value of k.</w:t>
+      <w:pPr>
+        <w:spacing w:line="336" w:lineRule="auto" w:after="180"/>
+      </w:pPr>
+      <w:r>
+        <w:rPr>
+          <w:b w:val="0"/>
+        </w:rPr>
+        <w:t xml:space="preserve">After trying, check the relevant lesson or ask your teacher. Change the part of your explanation that the </w:t>
+      </w:r>
+      <w:r>
+        <w:rPr>
+          <w:b/>
+        </w:rPr>
+        <w:t>evidence</w:t>
+      </w:r>
+      <w:r>
+        <w:rPr>
+          <w:b w:val="0"/>
+        </w:rPr>
+        <w:t xml:space="preserve"> shows was wrong.</w:t>
+      </w:r>
+    </w:p>
+    <w:p>
+      <w:pPr>
+        <w:spacing w:line="336" w:lineRule="auto" w:after="180"/>
+      </w:pPr>
+      <w:r>
+        <w:rPr>
+          <w:b w:val="0"/>
+        </w:rPr>
+        <w:t xml:space="preserve">k-nearest </w:t>
+      </w:r>
+      <w:r>
+        <w:rPr>
+          <w:b/>
+        </w:rPr>
+        <w:t>neighbor</w:t>
+      </w:r>
+      <w:r>
+        <w:rPr>
+          <w:b w:val="0"/>
+        </w:rPr>
+        <w:t xml:space="preserve">s predicts from nearby labeled examples under a chosen feature scale, </w:t>
+      </w:r>
+      <w:r>
+        <w:rPr>
+          <w:b/>
+        </w:rPr>
+        <w:t>distance</w:t>
+      </w:r>
+      <w:r>
+        <w:rPr>
+          <w:b w:val="0"/>
+        </w:rPr>
+        <w:t xml:space="preserve"> rule, and value of k.</w:t>
       </w:r>
     </w:p>
     <w:p>
@@ -139,12 +330,69 @@
       </w:r>
     </w:p>
     <w:p>
-      <w:r>
-        <w:t>LEARNING TARGET  Training lengths 2(H),6(S),10(H); query=8. Compute distances. Explain the tie and why combining length in mm with width in cm changes a two-feature distance.</w:t>
-      </w:r>
-    </w:p>
-    <w:p>
-      <w:r>
+      <w:pPr>
+        <w:pStyle w:val="Heading3"/>
+      </w:pPr>
+      <w:r>
+        <w:t>Your target</w:t>
+      </w:r>
+    </w:p>
+    <w:p>
+      <w:pPr>
+        <w:spacing w:line="336" w:lineRule="auto" w:after="180"/>
+        <w:shd w:fill="EDF7F3"/>
+      </w:pPr>
+      <w:r>
+        <w:rPr>
+          <w:b w:val="0"/>
+        </w:rPr>
+        <w:t xml:space="preserve">LEARNING TARGET  </w:t>
+      </w:r>
+      <w:r>
+        <w:rPr>
+          <w:b/>
+        </w:rPr>
+        <w:t>Training</w:t>
+      </w:r>
+      <w:r>
+        <w:rPr>
+          <w:b w:val="0"/>
+        </w:rPr>
+        <w:t xml:space="preserve"> lengths 2(H),6(S),10(H); query=8. Compute </w:t>
+      </w:r>
+      <w:r>
+        <w:rPr>
+          <w:b/>
+        </w:rPr>
+        <w:t>distance</w:t>
+      </w:r>
+      <w:r>
+        <w:rPr>
+          <w:b w:val="0"/>
+        </w:rPr>
+        <w:t xml:space="preserve">s. Explain the tie and why combining length in mm with width in cm changes a two-feature </w:t>
+      </w:r>
+      <w:r>
+        <w:rPr>
+          <w:b/>
+        </w:rPr>
+        <w:t>distance</w:t>
+      </w:r>
+      <w:r>
+        <w:rPr>
+          <w:b w:val="0"/>
+        </w:rPr>
+        <w:t>.</w:t>
+      </w:r>
+    </w:p>
+    <w:p>
+      <w:pPr>
+        <w:spacing w:line="336" w:lineRule="auto" w:after="180"/>
+      </w:pPr>
+      <w:r>
+        <w:rPr>
+          <w:b w:val="0"/>
+        </w:rPr>
         <w:t>Builder name and experiment date:</w:t>
       </w:r>
     </w:p>
@@ -157,7 +405,14 @@
       </w:r>
     </w:p>
     <w:p>
-      <w:r>
+      <w:pPr>
+        <w:spacing w:line="336" w:lineRule="auto" w:after="180"/>
+        <w:shd w:fill="F5F1FB"/>
+      </w:pPr>
+      <w:r>
+        <w:rPr>
+          <w:b w:val="0"/>
+        </w:rPr>
         <w:t>What does a fitted depth-one tree store, and what does it do with a new example?</w:t>
       </w:r>
     </w:p>
@@ -170,8 +425,26 @@
       </w:r>
     </w:p>
     <w:p>
-      <w:r>
-        <w:t>By the end, I can explain nearest neighbors using a traced example and a stated limitation.</w:t>
+      <w:pPr>
+        <w:spacing w:line="336" w:lineRule="auto" w:after="180"/>
+      </w:pPr>
+      <w:r>
+        <w:rPr>
+          <w:b w:val="0"/>
+        </w:rPr>
+        <w:t xml:space="preserve">By the end, I can explain nearest </w:t>
+      </w:r>
+      <w:r>
+        <w:rPr>
+          <w:b/>
+        </w:rPr>
+        <w:t>neighbor</w:t>
+      </w:r>
+      <w:r>
+        <w:rPr>
+          <w:b w:val="0"/>
+        </w:rPr>
+        <w:t>s using a traced example and a stated limitation.</w:t>
       </w:r>
     </w:p>
     <w:p>
@@ -184,6 +457,17 @@
     </w:p>
     <w:p>
       <w:r>
+        <w:t>Investigate the supplied Nearest Neighbors case. Separate observations, given facts and assumptions before choosing an explanation.</w:t>
+      </w:r>
+    </w:p>
+    <w:p>
+      <w:pPr>
+        <w:spacing w:line="336" w:lineRule="auto" w:after="180"/>
+      </w:pPr>
+      <w:r>
+        <w:rPr>
+          <w:b/>
+        </w:rPr>
         <w:t>PICTURE ENTRY</w:t>
       </w:r>
     </w:p>
@@ -196,8 +480,26 @@
       </w:r>
     </w:p>
     <w:p>
-      <w:r>
-        <w:t>Begin with visible evidence; do not explain more than the picture and information support.</w:t>
+      <w:pPr>
+        <w:spacing w:line="336" w:lineRule="auto" w:after="180"/>
+      </w:pPr>
+      <w:r>
+        <w:rPr>
+          <w:b w:val="0"/>
+        </w:rPr>
+        <w:t xml:space="preserve">Begin with visible </w:t>
+      </w:r>
+      <w:r>
+        <w:rPr>
+          <w:b/>
+        </w:rPr>
+        <w:t>evidence</w:t>
+      </w:r>
+      <w:r>
+        <w:rPr>
+          <w:b w:val="0"/>
+        </w:rPr>
+        <w:t>; do not explain more than the picture and information support.</w:t>
       </w:r>
     </w:p>
     <w:p>
@@ -237,33 +539,150 @@
       </w:r>
     </w:p>
     <w:p>
-      <w:r>
-        <w:t>MYSTERY  The team must use nearest neighbors to solve a model-building problem. What information do they have? What important evidence is still missing?</w:t>
-      </w:r>
-    </w:p>
-    <w:p>
-      <w:r>
+      <w:pPr>
+        <w:pStyle w:val="Heading3"/>
+      </w:pPr>
+      <w:r>
+        <w:t>Start with this puzzle</w:t>
+      </w:r>
+    </w:p>
+    <w:p>
+      <w:pPr>
+        <w:spacing w:line="336" w:lineRule="auto" w:after="180"/>
+        <w:shd w:fill="F1F6FC"/>
+      </w:pPr>
+      <w:r>
+        <w:rPr>
+          <w:b w:val="0"/>
+        </w:rPr>
+        <w:t xml:space="preserve">MYSTERY  The team must use nearest </w:t>
+      </w:r>
+      <w:r>
+        <w:rPr>
+          <w:b/>
+        </w:rPr>
+        <w:t>neighbor</w:t>
+      </w:r>
+      <w:r>
+        <w:rPr>
+          <w:b w:val="0"/>
+        </w:rPr>
+        <w:t xml:space="preserve">s to solve a model-building problem. What information do they have? What important </w:t>
+      </w:r>
+      <w:r>
+        <w:rPr>
+          <w:b/>
+        </w:rPr>
+        <w:t>evidence</w:t>
+      </w:r>
+      <w:r>
+        <w:rPr>
+          <w:b w:val="0"/>
+        </w:rPr>
+        <w:t xml:space="preserve"> is still missing?</w:t>
+      </w:r>
+    </w:p>
+    <w:p>
+      <w:pPr>
+        <w:spacing w:line="336" w:lineRule="auto" w:after="180"/>
+      </w:pPr>
+      <w:r>
+        <w:rPr>
+          <w:b w:val="0"/>
+        </w:rPr>
         <w:t>Name three visible details without interpreting them.</w:t>
       </w:r>
     </w:p>
     <w:p>
-      <w:r>
+      <w:pPr>
+        <w:spacing w:line="336" w:lineRule="auto" w:after="180"/>
+      </w:pPr>
+      <w:r>
+        <w:rPr>
+          <w:b w:val="0"/>
+        </w:rPr>
         <w:t>Predict the data, model, or evaluation decision being made.</w:t>
       </w:r>
     </w:p>
     <w:p>
-      <w:r>
+      <w:pPr>
+        <w:spacing w:line="336" w:lineRule="auto" w:after="180"/>
+      </w:pPr>
+      <w:r>
+        <w:rPr>
+          <w:b w:val="0"/>
+        </w:rPr>
         <w:t>Identify one hidden assumption that could change the result.</w:t>
       </w:r>
     </w:p>
     <w:p>
-      <w:r>
-        <w:t>State what evidence would confirm or reject your prediction.</w:t>
-      </w:r>
-    </w:p>
-    <w:p>
-      <w:r>
-        <w:t>My prediction and supporting evidence:</w:t>
+      <w:pPr>
+        <w:spacing w:line="336" w:lineRule="auto" w:after="180"/>
+      </w:pPr>
+      <w:r>
+        <w:rPr>
+          <w:b w:val="0"/>
+        </w:rPr>
+        <w:t xml:space="preserve">State what </w:t>
+      </w:r>
+      <w:r>
+        <w:rPr>
+          <w:b/>
+        </w:rPr>
+        <w:t>evidence</w:t>
+      </w:r>
+      <w:r>
+        <w:rPr>
+          <w:b w:val="0"/>
+        </w:rPr>
+        <w:t xml:space="preserve"> would confirm or reject your </w:t>
+      </w:r>
+      <w:r>
+        <w:rPr>
+          <w:b/>
+        </w:rPr>
+        <w:t>prediction</w:t>
+      </w:r>
+      <w:r>
+        <w:rPr>
+          <w:b w:val="0"/>
+        </w:rPr>
+        <w:t>.</w:t>
+      </w:r>
+    </w:p>
+    <w:p>
+      <w:pPr>
+        <w:spacing w:line="336" w:lineRule="auto" w:after="180"/>
+      </w:pPr>
+      <w:r>
+        <w:rPr>
+          <w:b w:val="0"/>
+        </w:rPr>
+        <w:t xml:space="preserve">My </w:t>
+      </w:r>
+      <w:r>
+        <w:rPr>
+          <w:b/>
+        </w:rPr>
+        <w:t>prediction</w:t>
+      </w:r>
+      <w:r>
+        <w:rPr>
+          <w:b w:val="0"/>
+        </w:rPr>
+        <w:t xml:space="preserve"> and supporting </w:t>
+      </w:r>
+      <w:r>
+        <w:rPr>
+          <w:b/>
+        </w:rPr>
+        <w:t>evidence</w:t>
+      </w:r>
+      <w:r>
+        <w:rPr>
+          <w:b w:val="0"/>
+        </w:rPr>
+        <w:t>:</w:t>
       </w:r>
     </w:p>
     <w:p>
@@ -275,13 +694,142 @@
       </w:r>
     </w:p>
     <w:p>
-      <w:r>
-        <w:t>A nearest-neighbour classifier predicts using nearby training examples rather than following a fitted tree. This week we store labelled examples, measure how different their feature values are from a new query, and let selected neighbours vote. Nearby means close under our chosen feature and distance, not necessarily similar in every real-world way.</w:t>
-      </w:r>
-    </w:p>
-    <w:p>
-      <w:r>
-        <w:t>Our new fictional dataset has a distance reading in centimetres and a separately reviewed lane label. Each row comes from a distinct trip, and validation trips are separate. Only the numeric reading measures similarity. IDs identify rows and break distance ties; they are not numeric features. These invented readings are not a robot safety system.</w:t>
+      <w:pPr>
+        <w:spacing w:line="336" w:lineRule="auto" w:after="180"/>
+      </w:pPr>
+      <w:r>
+        <w:rPr>
+          <w:b w:val="0"/>
+        </w:rPr>
+        <w:t>A nearest-</w:t>
+      </w:r>
+      <w:r>
+        <w:rPr>
+          <w:b/>
+        </w:rPr>
+        <w:t>neighbour</w:t>
+      </w:r>
+      <w:r>
+        <w:rPr>
+          <w:b w:val="0"/>
+        </w:rPr>
+        <w:t xml:space="preserve"> classifier predicts using nearby </w:t>
+      </w:r>
+      <w:r>
+        <w:rPr>
+          <w:b/>
+        </w:rPr>
+        <w:t>training</w:t>
+      </w:r>
+      <w:r>
+        <w:rPr>
+          <w:b w:val="0"/>
+        </w:rPr>
+        <w:t xml:space="preserve"> examples rather than following a fitted tree.</w:t>
+      </w:r>
+    </w:p>
+    <w:p>
+      <w:pPr>
+        <w:spacing w:line="336" w:lineRule="auto" w:after="180"/>
+      </w:pPr>
+      <w:r>
+        <w:rPr>
+          <w:b w:val="0"/>
+        </w:rPr>
+        <w:t xml:space="preserve">This week we store labelled examples, measure how different their feature values are from a new query, and let selected </w:t>
+      </w:r>
+      <w:r>
+        <w:rPr>
+          <w:b/>
+        </w:rPr>
+        <w:t>neighbour</w:t>
+      </w:r>
+      <w:r>
+        <w:rPr>
+          <w:b w:val="0"/>
+        </w:rPr>
+        <w:t xml:space="preserve">s </w:t>
+      </w:r>
+      <w:r>
+        <w:rPr>
+          <w:b/>
+        </w:rPr>
+        <w:t>vote</w:t>
+      </w:r>
+      <w:r>
+        <w:rPr>
+          <w:b w:val="0"/>
+        </w:rPr>
+        <w:t>.</w:t>
+      </w:r>
+    </w:p>
+    <w:p>
+      <w:pPr>
+        <w:spacing w:line="336" w:lineRule="auto" w:after="180"/>
+      </w:pPr>
+      <w:r>
+        <w:rPr>
+          <w:b w:val="0"/>
+        </w:rPr>
+        <w:t xml:space="preserve">Nearby means close under our chosen feature and </w:t>
+      </w:r>
+      <w:r>
+        <w:rPr>
+          <w:b/>
+        </w:rPr>
+        <w:t>distance</w:t>
+      </w:r>
+      <w:r>
+        <w:rPr>
+          <w:b w:val="0"/>
+        </w:rPr>
+        <w:t>, not necessarily similar in every real-world way.</w:t>
+      </w:r>
+    </w:p>
+    <w:p>
+      <w:pPr>
+        <w:spacing w:line="336" w:lineRule="auto" w:after="180"/>
+      </w:pPr>
+      <w:r>
+        <w:rPr>
+          <w:b w:val="0"/>
+        </w:rPr>
+        <w:t xml:space="preserve">Our new fictional dataset has a </w:t>
+      </w:r>
+      <w:r>
+        <w:rPr>
+          <w:b/>
+        </w:rPr>
+        <w:t>distance</w:t>
+      </w:r>
+      <w:r>
+        <w:rPr>
+          <w:b w:val="0"/>
+        </w:rPr>
+        <w:t xml:space="preserve"> reading in centimetres and a separately reviewed lane label. Each row comes from a distinct trip, and validation trips are separate. Only the numeric reading measures similarity.</w:t>
+      </w:r>
+    </w:p>
+    <w:p>
+      <w:pPr>
+        <w:spacing w:line="336" w:lineRule="auto" w:after="180"/>
+      </w:pPr>
+      <w:r>
+        <w:rPr>
+          <w:b w:val="0"/>
+        </w:rPr>
+        <w:t xml:space="preserve">IDs identify rows and break </w:t>
+      </w:r>
+      <w:r>
+        <w:rPr>
+          <w:b/>
+        </w:rPr>
+        <w:t>distance</w:t>
+      </w:r>
+      <w:r>
+        <w:rPr>
+          <w:b w:val="0"/>
+        </w:rPr>
+        <w:t xml:space="preserve"> ties; they are not numeric features. These invented readings are not a robot safety system.</w:t>
       </w:r>
     </w:p>
     <w:tbl>
@@ -492,8 +1040,121 @@
       </w:tr>
     </w:tbl>
     <w:p>
-      <w:r>
-        <w:t>For this one-dimensional feature, distance is abs(training reading minus query reading). abs removes the sign. Set k=3 and give each selected neighbour one vote. Order equal distances by ID alphabetically, declared before scoring. In this binary, three-vote exercise the label vote cannot tie, but the distances can.</w:t>
+      <w:pPr>
+        <w:spacing w:line="336" w:lineRule="auto" w:after="180"/>
+      </w:pPr>
+      <w:r>
+        <w:rPr>
+          <w:b w:val="0"/>
+        </w:rPr>
+        <w:t xml:space="preserve">For this one-dimensional feature, </w:t>
+      </w:r>
+      <w:r>
+        <w:rPr>
+          <w:b/>
+        </w:rPr>
+        <w:t>distance</w:t>
+      </w:r>
+      <w:r>
+        <w:rPr>
+          <w:b w:val="0"/>
+        </w:rPr>
+        <w:t xml:space="preserve"> is abs(</w:t>
+      </w:r>
+      <w:r>
+        <w:rPr>
+          <w:b/>
+        </w:rPr>
+        <w:t>training</w:t>
+      </w:r>
+      <w:r>
+        <w:rPr>
+          <w:b w:val="0"/>
+        </w:rPr>
+        <w:t xml:space="preserve"> reading minus query reading). abs removes the sign. Set k=3 and give each selected </w:t>
+      </w:r>
+      <w:r>
+        <w:rPr>
+          <w:b/>
+        </w:rPr>
+        <w:t>neighbour</w:t>
+      </w:r>
+      <w:r>
+        <w:rPr>
+          <w:b w:val="0"/>
+        </w:rPr>
+        <w:t xml:space="preserve"> one </w:t>
+      </w:r>
+      <w:r>
+        <w:rPr>
+          <w:b/>
+        </w:rPr>
+        <w:t>vote</w:t>
+      </w:r>
+      <w:r>
+        <w:rPr>
+          <w:b w:val="0"/>
+        </w:rPr>
+        <w:t>.</w:t>
+      </w:r>
+    </w:p>
+    <w:p>
+      <w:pPr>
+        <w:spacing w:line="336" w:lineRule="auto" w:after="180"/>
+      </w:pPr>
+      <w:r>
+        <w:rPr>
+          <w:b w:val="0"/>
+        </w:rPr>
+        <w:t xml:space="preserve">Order equal </w:t>
+      </w:r>
+      <w:r>
+        <w:rPr>
+          <w:b/>
+        </w:rPr>
+        <w:t>distance</w:t>
+      </w:r>
+      <w:r>
+        <w:rPr>
+          <w:b w:val="0"/>
+        </w:rPr>
+        <w:t>s by ID alphabetically, declared before scoring. In this binary, three-</w:t>
+      </w:r>
+      <w:r>
+        <w:rPr>
+          <w:b/>
+        </w:rPr>
+        <w:t>vote</w:t>
+      </w:r>
+      <w:r>
+        <w:rPr>
+          <w:b w:val="0"/>
+        </w:rPr>
+        <w:t xml:space="preserve"> exercise the label </w:t>
+      </w:r>
+      <w:r>
+        <w:rPr>
+          <w:b/>
+        </w:rPr>
+        <w:t>vote</w:t>
+      </w:r>
+      <w:r>
+        <w:rPr>
+          <w:b w:val="0"/>
+        </w:rPr>
+        <w:t xml:space="preserve"> cannot tie, but the </w:t>
+      </w:r>
+      <w:r>
+        <w:rPr>
+          <w:b/>
+        </w:rPr>
+        <w:t>distance</w:t>
+      </w:r>
+      <w:r>
+        <w:rPr>
+          <w:b w:val="0"/>
+        </w:rPr>
+        <w:t>s can.</w:t>
       </w:r>
     </w:p>
     <w:p>
@@ -506,7 +1167,24 @@
     </w:p>
     <w:p>
       <w:r>
-        <w:t>ML MECHANISM</w:t>
+        <w:t>Follow the mechanism for Nearest Neighbors. Connect each labelled input, deciding step and result.</w:t>
+      </w:r>
+    </w:p>
+    <w:p>
+      <w:pPr>
+        <w:spacing w:line="336" w:lineRule="auto" w:after="180"/>
+      </w:pPr>
+      <w:r>
+        <w:rPr>
+          <w:b/>
+        </w:rPr>
+        <w:t xml:space="preserve">ML </w:t>
+      </w:r>
+      <w:r>
+        <w:rPr>
+          <w:b/>
+        </w:rPr>
+        <w:t>MECHANISM</w:t>
       </w:r>
     </w:p>
     <w:p>
@@ -518,7 +1196,13 @@
       </w:r>
     </w:p>
     <w:p>
-      <w:r>
+      <w:pPr>
+        <w:spacing w:line="336" w:lineRule="auto" w:after="180"/>
+      </w:pPr>
+      <w:r>
+        <w:rPr>
+          <w:b w:val="0"/>
+        </w:rPr>
         <w:t>Trace the information, fitted behavior, and evaluation proof separately.</w:t>
       </w:r>
     </w:p>
@@ -631,28 +1315,160 @@
       </w:r>
     </w:p>
     <w:p>
-      <w:r>
-        <w:t>QUESTION  Calculate distances and compare k=1 with k=3.</w:t>
-      </w:r>
-    </w:p>
-    <w:p>
-      <w:r>
-        <w:t>MODEL IDEA  k-nearest neighbors predicts from nearby labeled examples under a chosen feature scale, distance rule, and value of k.</w:t>
-      </w:r>
-    </w:p>
-    <w:p>
-      <w:r>
+      <w:pPr>
+        <w:pStyle w:val="Heading3"/>
+      </w:pPr>
+      <w:r>
+        <w:t>Question to explain</w:t>
+      </w:r>
+    </w:p>
+    <w:p>
+      <w:pPr>
+        <w:spacing w:line="336" w:lineRule="auto" w:after="180"/>
+        <w:shd w:fill="F5F1FB"/>
+      </w:pPr>
+      <w:r>
+        <w:rPr>
+          <w:b w:val="0"/>
+        </w:rPr>
+        <w:t xml:space="preserve">QUESTION  Calculate </w:t>
+      </w:r>
+      <w:r>
+        <w:rPr>
+          <w:b/>
+        </w:rPr>
+        <w:t>distance</w:t>
+      </w:r>
+      <w:r>
+        <w:rPr>
+          <w:b w:val="0"/>
+        </w:rPr>
+        <w:t>s and compare k=1 with k=3.</w:t>
+      </w:r>
+    </w:p>
+    <w:p>
+      <w:pPr>
+        <w:spacing w:line="336" w:lineRule="auto" w:after="180"/>
+      </w:pPr>
+      <w:r>
+        <w:rPr>
+          <w:b w:val="0"/>
+        </w:rPr>
+        <w:t xml:space="preserve">MODEL IDEA  k-nearest </w:t>
+      </w:r>
+      <w:r>
+        <w:rPr>
+          <w:b/>
+        </w:rPr>
+        <w:t>neighbor</w:t>
+      </w:r>
+      <w:r>
+        <w:rPr>
+          <w:b w:val="0"/>
+        </w:rPr>
+        <w:t xml:space="preserve">s predicts from nearby labeled examples under a chosen feature scale, </w:t>
+      </w:r>
+      <w:r>
+        <w:rPr>
+          <w:b/>
+        </w:rPr>
+        <w:t>distance</w:t>
+      </w:r>
+      <w:r>
+        <w:rPr>
+          <w:b w:val="0"/>
+        </w:rPr>
+        <w:t xml:space="preserve"> rule, and value of k.</w:t>
+      </w:r>
+    </w:p>
+    <w:p>
+      <w:pPr>
+        <w:spacing w:line="336" w:lineRule="auto" w:after="180"/>
+      </w:pPr>
+      <w:r>
+        <w:rPr>
+          <w:b w:val="0"/>
+        </w:rPr>
         <w:t>PROOF NEEDED  Use an unseen case, visible calculation, error analysis, and a stated limitation.</w:t>
       </w:r>
     </w:p>
     <w:p>
-      <w:r>
-        <w:t>UNDER THE HOOD  New leaf has normalized features (2, 3). Using Manhattan distance, add the absolute coordinate differences. Training leaves at (2, 2), (4, 3), and (1, 5) have distances 1, 2, and 3 from (2, 3).</w:t>
-      </w:r>
-    </w:p>
-    <w:p>
-      <w:r>
-        <w:t>Draw a fresh data → model → prediction → evaluation trace:</w:t>
+      <w:pPr>
+        <w:pStyle w:val="Heading3"/>
+      </w:pPr>
+      <w:r>
+        <w:t>How the mechanism works</w:t>
+      </w:r>
+    </w:p>
+    <w:p>
+      <w:pPr>
+        <w:spacing w:line="336" w:lineRule="auto" w:after="180"/>
+        <w:shd w:fill="F1F6F8"/>
+      </w:pPr>
+      <w:r>
+        <w:rPr>
+          <w:b w:val="0"/>
+        </w:rPr>
+        <w:t xml:space="preserve">UNDER THE HOOD  New leaf has normalized features (2, 3). Using Manhattan </w:t>
+      </w:r>
+      <w:r>
+        <w:rPr>
+          <w:b/>
+        </w:rPr>
+        <w:t>distance</w:t>
+      </w:r>
+      <w:r>
+        <w:rPr>
+          <w:b w:val="0"/>
+        </w:rPr>
+        <w:t xml:space="preserve">, add the absolute coordinate differences. </w:t>
+      </w:r>
+      <w:r>
+        <w:rPr>
+          <w:b/>
+        </w:rPr>
+        <w:t>Training</w:t>
+      </w:r>
+      <w:r>
+        <w:rPr>
+          <w:b w:val="0"/>
+        </w:rPr>
+        <w:t xml:space="preserve"> leaves at (2, 2), (4, 3), and (1, 5) have </w:t>
+      </w:r>
+      <w:r>
+        <w:rPr>
+          <w:b/>
+        </w:rPr>
+        <w:t>distance</w:t>
+      </w:r>
+      <w:r>
+        <w:rPr>
+          <w:b w:val="0"/>
+        </w:rPr>
+        <w:t>s 1, 2, and 3 from (2, 3).</w:t>
+      </w:r>
+    </w:p>
+    <w:p>
+      <w:pPr>
+        <w:spacing w:line="336" w:lineRule="auto" w:after="180"/>
+      </w:pPr>
+      <w:r>
+        <w:rPr>
+          <w:b w:val="0"/>
+        </w:rPr>
+        <w:t xml:space="preserve">Draw a fresh data → model → </w:t>
+      </w:r>
+      <w:r>
+        <w:rPr>
+          <w:b/>
+        </w:rPr>
+        <w:t>prediction</w:t>
+      </w:r>
+      <w:r>
+        <w:rPr>
+          <w:b w:val="0"/>
+        </w:rPr>
+        <w:t xml:space="preserve"> → evaluation trace:</w:t>
       </w:r>
     </w:p>
     <w:p>
@@ -697,18 +1513,177 @@
       </w:r>
     </w:p>
     <w:p>
-      <w:r>
-        <w:t>For query 3, distances to A through E are 1,1,5,7,9 cm. sorted orders tuples by distance first, then the unique ID. ranked[:3] takes the first three rows. The output is ['A', 'B', 'C'] then clear: one blocked vote and two clear votes.</w:t>
-      </w:r>
-    </w:p>
-    <w:p>
-      <w:r>
-        <w:t>If k were 1 under the same distance tie rule, A would win and predict blocked. Changing k can change a prediction. We declared k=3 for this exercise; do not choose k after seeing the desired answer and pretend the method was unchanged.</w:t>
-      </w:r>
-    </w:p>
-    <w:p>
-      <w:r>
-        <w:t>The code assumes unique IDs, numeric readings, only clear or blocked labels and at least three training rows. It does not validate those conditions. A larger k than the stored row count would not produce the promised number of votes. Keep unresolved review labels under a separate documented policy.</w:t>
+      <w:pPr>
+        <w:spacing w:line="336" w:lineRule="auto" w:after="180"/>
+      </w:pPr>
+      <w:r>
+        <w:rPr>
+          <w:b w:val="0"/>
+        </w:rPr>
+        <w:t xml:space="preserve">For query 3, </w:t>
+      </w:r>
+      <w:r>
+        <w:rPr>
+          <w:b/>
+        </w:rPr>
+        <w:t>distance</w:t>
+      </w:r>
+      <w:r>
+        <w:rPr>
+          <w:b w:val="0"/>
+        </w:rPr>
+        <w:t xml:space="preserve">s to A through E are 1,1,5,7,9 cm. sorted orders tuples by </w:t>
+      </w:r>
+      <w:r>
+        <w:rPr>
+          <w:b/>
+        </w:rPr>
+        <w:t>distance</w:t>
+      </w:r>
+      <w:r>
+        <w:rPr>
+          <w:b w:val="0"/>
+        </w:rPr>
+        <w:t xml:space="preserve"> first, then the unique ID. ranked[:3] takes the first three rows.</w:t>
+      </w:r>
+    </w:p>
+    <w:p>
+      <w:pPr>
+        <w:spacing w:line="336" w:lineRule="auto" w:after="180"/>
+      </w:pPr>
+      <w:r>
+        <w:rPr>
+          <w:b w:val="0"/>
+        </w:rPr>
+        <w:t xml:space="preserve">The </w:t>
+      </w:r>
+      <w:r>
+        <w:rPr>
+          <w:b/>
+        </w:rPr>
+        <w:t>output</w:t>
+      </w:r>
+      <w:r>
+        <w:rPr>
+          <w:b w:val="0"/>
+        </w:rPr>
+        <w:t xml:space="preserve"> is ['A', 'B', 'C'] then clear: one blocked </w:t>
+      </w:r>
+      <w:r>
+        <w:rPr>
+          <w:b/>
+        </w:rPr>
+        <w:t>vote</w:t>
+      </w:r>
+      <w:r>
+        <w:rPr>
+          <w:b w:val="0"/>
+        </w:rPr>
+        <w:t xml:space="preserve"> and two clear </w:t>
+      </w:r>
+      <w:r>
+        <w:rPr>
+          <w:b/>
+        </w:rPr>
+        <w:t>vote</w:t>
+      </w:r>
+      <w:r>
+        <w:rPr>
+          <w:b w:val="0"/>
+        </w:rPr>
+        <w:t>s.</w:t>
+      </w:r>
+    </w:p>
+    <w:p>
+      <w:pPr>
+        <w:spacing w:line="336" w:lineRule="auto" w:after="180"/>
+      </w:pPr>
+      <w:r>
+        <w:rPr>
+          <w:b w:val="0"/>
+        </w:rPr>
+        <w:t xml:space="preserve">If k were 1 under the same </w:t>
+      </w:r>
+      <w:r>
+        <w:rPr>
+          <w:b/>
+        </w:rPr>
+        <w:t>distance</w:t>
+      </w:r>
+      <w:r>
+        <w:rPr>
+          <w:b w:val="0"/>
+        </w:rPr>
+        <w:t xml:space="preserve"> tie rule, A would win and predict blocked. Changing k can change a </w:t>
+      </w:r>
+      <w:r>
+        <w:rPr>
+          <w:b/>
+        </w:rPr>
+        <w:t>prediction</w:t>
+      </w:r>
+      <w:r>
+        <w:rPr>
+          <w:b w:val="0"/>
+        </w:rPr>
+        <w:t>.</w:t>
+      </w:r>
+    </w:p>
+    <w:p>
+      <w:pPr>
+        <w:spacing w:line="336" w:lineRule="auto" w:after="180"/>
+      </w:pPr>
+      <w:r>
+        <w:rPr>
+          <w:b w:val="0"/>
+        </w:rPr>
+        <w:t>We declared k=3 for this exercise; do not choose k after seeing the desired answer and pretend the method was unchanged.</w:t>
+      </w:r>
+    </w:p>
+    <w:p>
+      <w:pPr>
+        <w:spacing w:line="336" w:lineRule="auto" w:after="180"/>
+      </w:pPr>
+      <w:r>
+        <w:rPr>
+          <w:b w:val="0"/>
+        </w:rPr>
+        <w:t xml:space="preserve">The code assumes unique IDs, numeric readings, only clear or blocked labels and at least three </w:t>
+      </w:r>
+      <w:r>
+        <w:rPr>
+          <w:b/>
+        </w:rPr>
+        <w:t>training</w:t>
+      </w:r>
+      <w:r>
+        <w:rPr>
+          <w:b w:val="0"/>
+        </w:rPr>
+        <w:t xml:space="preserve"> rows. It does not validate those conditions.</w:t>
+      </w:r>
+    </w:p>
+    <w:p>
+      <w:pPr>
+        <w:spacing w:line="336" w:lineRule="auto" w:after="180"/>
+      </w:pPr>
+      <w:r>
+        <w:rPr>
+          <w:b w:val="0"/>
+        </w:rPr>
+        <w:t xml:space="preserve">A larger k than the stored row count would not produce the promised number of </w:t>
+      </w:r>
+      <w:r>
+        <w:rPr>
+          <w:b/>
+        </w:rPr>
+        <w:t>vote</w:t>
+      </w:r>
+      <w:r>
+        <w:rPr>
+          <w:b w:val="0"/>
+        </w:rPr>
+        <w:t>s. Keep unresolved review labels under a separate documented policy.</w:t>
       </w:r>
     </w:p>
     <w:p>
@@ -720,8 +1695,26 @@
       </w:r>
     </w:p>
     <w:p>
-      <w:r>
-        <w:t>Point to the input, the deciding step and the result in this week’s visual. Explain the same step in ordinary words. A picture helps when you can say what each part represents.</w:t>
+      <w:pPr>
+        <w:spacing w:line="336" w:lineRule="auto" w:after="180"/>
+      </w:pPr>
+      <w:r>
+        <w:rPr>
+          <w:b w:val="0"/>
+        </w:rPr>
+        <w:t xml:space="preserve">Point to the </w:t>
+      </w:r>
+      <w:r>
+        <w:rPr>
+          <w:b/>
+        </w:rPr>
+        <w:t>input</w:t>
+      </w:r>
+      <w:r>
+        <w:rPr>
+          <w:b w:val="0"/>
+        </w:rPr>
+        <w:t>, the deciding step and the result in this week’s visual. Explain the same step in ordinary words. A picture helps when you can say what each part represents.</w:t>
       </w:r>
     </w:p>
     <w:p>
@@ -734,6 +1727,17 @@
     </w:p>
     <w:p>
       <w:r>
+        <w:t>Compare the supplied cases for Nearest Neighbors. Identify the detail that changes the conclusion.</w:t>
+      </w:r>
+    </w:p>
+    <w:p>
+      <w:pPr>
+        <w:spacing w:line="336" w:lineRule="auto" w:after="180"/>
+      </w:pPr>
+      <w:r>
+        <w:rPr>
+          <w:b/>
+        </w:rPr>
         <w:t>EVALUATION DESIGN</w:t>
       </w:r>
     </w:p>
@@ -746,7 +1750,13 @@
       </w:r>
     </w:p>
     <w:p>
-      <w:r>
+      <w:pPr>
+        <w:spacing w:line="336" w:lineRule="auto" w:after="180"/>
+      </w:pPr>
+      <w:r>
+        <w:rPr>
+          <w:b w:val="0"/>
+        </w:rPr>
         <w:t>A system is not understood until it survives more than one comfortable example.</w:t>
       </w:r>
     </w:p>
@@ -895,32 +1905,91 @@
       </w:r>
     </w:p>
     <w:p>
-      <w:r>
+      <w:pPr>
+        <w:spacing w:line="336" w:lineRule="auto" w:after="180"/>
+      </w:pPr>
+      <w:r>
+        <w:rPr>
+          <w:b w:val="0"/>
+        </w:rPr>
         <w:t>NORMAL  Expected data and expected behavior.</w:t>
       </w:r>
     </w:p>
     <w:p>
-      <w:r>
-        <w:t>BOUNDARY  Value close to a threshold, ambiguous label, or uncertain prediction.</w:t>
-      </w:r>
-    </w:p>
-    <w:p>
-      <w:r>
+      <w:pPr>
+        <w:pStyle w:val="Heading3"/>
+      </w:pPr>
+      <w:r>
+        <w:t>Keep this boundary clear</w:t>
+      </w:r>
+    </w:p>
+    <w:p>
+      <w:pPr>
+        <w:spacing w:line="336" w:lineRule="auto" w:after="180"/>
+        <w:shd w:fill="FFF5E6"/>
+      </w:pPr>
+      <w:r>
+        <w:rPr>
+          <w:b w:val="0"/>
+        </w:rPr>
+        <w:t xml:space="preserve">BOUNDARY  Value close to a threshold, ambiguous label, or uncertain </w:t>
+      </w:r>
+      <w:r>
+        <w:rPr>
+          <w:b/>
+        </w:rPr>
+        <w:t>prediction</w:t>
+      </w:r>
+      <w:r>
+        <w:rPr>
+          <w:b w:val="0"/>
+        </w:rPr>
+        <w:t>.</w:t>
+      </w:r>
+    </w:p>
+    <w:p>
+      <w:pPr>
+        <w:spacing w:line="336" w:lineRule="auto" w:after="180"/>
+      </w:pPr>
+      <w:r>
+        <w:rPr>
+          <w:b w:val="0"/>
+        </w:rPr>
         <w:t>MISSING  Necessary field, label, source, or measurement is unavailable.</w:t>
       </w:r>
     </w:p>
     <w:p>
-      <w:r>
+      <w:pPr>
+        <w:spacing w:line="336" w:lineRule="auto" w:after="180"/>
+      </w:pPr>
+      <w:r>
+        <w:rPr>
+          <w:b w:val="0"/>
+        </w:rPr>
         <w:t>SHIFTED  New lighting, species, device, subgroup, or time condition.</w:t>
       </w:r>
     </w:p>
     <w:p>
-      <w:r>
+      <w:pPr>
+        <w:spacing w:line="336" w:lineRule="auto" w:after="180"/>
+        <w:shd w:fill="FFF5E6"/>
+      </w:pPr>
+      <w:r>
+        <w:rPr>
+          <w:b w:val="0"/>
+        </w:rPr>
         <w:t>RELEASE RULE  Passing one case never proves generalization. Predefine expected behavior for all four categories.</w:t>
       </w:r>
     </w:p>
     <w:p>
-      <w:r>
+      <w:pPr>
+        <w:spacing w:line="336" w:lineRule="auto" w:after="180"/>
+        <w:shd w:fill="F5F1FB"/>
+      </w:pPr>
+      <w:r>
+        <w:rPr>
+          <w:b w:val="0"/>
+        </w:rPr>
         <w:t>Which case most threatens today's claim, and why?</w:t>
       </w:r>
     </w:p>
@@ -933,18 +2002,93 @@
       </w:r>
     </w:p>
     <w:p>
-      <w:r>
+      <w:pPr>
+        <w:pStyle w:val="Heading3"/>
+      </w:pPr>
+      <w:r>
+        <w:t>Change one thing</w:t>
+      </w:r>
+    </w:p>
+    <w:p>
+      <w:pPr>
+        <w:spacing w:line="336" w:lineRule="auto" w:after="180"/>
+        <w:shd w:fill="F5F1FB"/>
+      </w:pPr>
+      <w:r>
+        <w:rPr>
+          <w:b w:val="0"/>
+        </w:rPr>
         <w:t>Change: Move the query to length7 cm.</w:t>
       </w:r>
     </w:p>
     <w:p>
-      <w:r>
-        <w:t>Prediction: k=1 predicts spotted from B, distance1; k=3 remains spotted.</w:t>
-      </w:r>
-    </w:p>
-    <w:p>
-      <w:r>
-        <w:t>Reason: Distances become 5, 1, 4 cm, so the nearest tie disappears.</w:t>
+      <w:pPr>
+        <w:pStyle w:val="Heading3"/>
+      </w:pPr>
+      <w:r>
+        <w:t>Predicted result</w:t>
+      </w:r>
+    </w:p>
+    <w:p>
+      <w:pPr>
+        <w:spacing w:line="336" w:lineRule="auto" w:after="180"/>
+        <w:shd w:fill="F1F6FC"/>
+      </w:pPr>
+      <w:r>
+        <w:rPr>
+          <w:b/>
+        </w:rPr>
+        <w:t>Prediction</w:t>
+      </w:r>
+      <w:r>
+        <w:rPr>
+          <w:b w:val="0"/>
+        </w:rPr>
+        <w:t xml:space="preserve">: k=1 predicts spotted from B, </w:t>
+      </w:r>
+      <w:r>
+        <w:rPr>
+          <w:b/>
+        </w:rPr>
+        <w:t>distance</w:t>
+      </w:r>
+      <w:r>
+        <w:rPr>
+          <w:b w:val="0"/>
+        </w:rPr>
+        <w:t>1; k=3 remains spotted.</w:t>
+      </w:r>
+    </w:p>
+    <w:p>
+      <w:pPr>
+        <w:pStyle w:val="Heading3"/>
+      </w:pPr>
+      <w:r>
+        <w:t>Why the result follows</w:t>
+      </w:r>
+    </w:p>
+    <w:p>
+      <w:pPr>
+        <w:spacing w:line="336" w:lineRule="auto" w:after="180"/>
+        <w:shd w:fill="F1F6FC"/>
+      </w:pPr>
+      <w:r>
+        <w:rPr>
+          <w:b w:val="0"/>
+        </w:rPr>
+        <w:t xml:space="preserve">Reason: </w:t>
+      </w:r>
+      <w:r>
+        <w:rPr>
+          <w:b/>
+        </w:rPr>
+        <w:t>Distance</w:t>
+      </w:r>
+      <w:r>
+        <w:rPr>
+          <w:b w:val="0"/>
+        </w:rPr>
+        <w:t>s become 5, 1, 4 cm, so the nearest tie disappears.</w:t>
       </w:r>
     </w:p>
     <w:p>
@@ -957,6 +2101,17 @@
     </w:p>
     <w:p>
       <w:r>
+        <w:t>Use the vocabulary of Nearest Neighbors to explain a concrete decision, rather than only memorising definitions.</w:t>
+      </w:r>
+    </w:p>
+    <w:p>
+      <w:pPr>
+        <w:spacing w:line="336" w:lineRule="auto" w:after="180"/>
+      </w:pPr>
+      <w:r>
+        <w:rPr>
+          <w:b/>
+        </w:rPr>
         <w:t>VOCABULARY</w:t>
       </w:r>
     </w:p>
@@ -969,7 +2124,13 @@
       </w:r>
     </w:p>
     <w:p>
-      <w:r>
+      <w:pPr>
+        <w:spacing w:line="336" w:lineRule="auto" w:after="180"/>
+      </w:pPr>
+      <w:r>
+        <w:rPr>
+          <w:b w:val="0"/>
+        </w:rPr>
         <w:t>A definition matters when it lets you interpret a new dataset, model, or result.</w:t>
       </w:r>
     </w:p>
@@ -1285,12 +2446,37 @@
       </w:tr>
     </w:tbl>
     <w:p>
-      <w:r>
-        <w:t>MISCONCEPTION TO REPAIR  Nearest neighbor means the photo that looks most similar to a person.</w:t>
-      </w:r>
-    </w:p>
-    <w:p>
-      <w:r>
+      <w:pPr>
+        <w:spacing w:line="336" w:lineRule="auto" w:after="180"/>
+        <w:shd w:fill="FFF5E6"/>
+      </w:pPr>
+      <w:r>
+        <w:rPr>
+          <w:b w:val="0"/>
+        </w:rPr>
+        <w:t xml:space="preserve">MISCONCEPTION TO REPAIR  Nearest </w:t>
+      </w:r>
+      <w:r>
+        <w:rPr>
+          <w:b/>
+        </w:rPr>
+        <w:t>neighbor</w:t>
+      </w:r>
+      <w:r>
+        <w:rPr>
+          <w:b w:val="0"/>
+        </w:rPr>
+        <w:t xml:space="preserve"> means the photo that looks most similar to a person.</w:t>
+      </w:r>
+    </w:p>
+    <w:p>
+      <w:pPr>
+        <w:spacing w:line="336" w:lineRule="auto" w:after="180"/>
+      </w:pPr>
+      <w:r>
+        <w:rPr>
+          <w:b w:val="0"/>
+        </w:rPr>
         <w:t>Repair the claim using a definition, calculation, or test record:</w:t>
       </w:r>
     </w:p>
@@ -1436,7 +2622,24 @@
     </w:p>
     <w:p>
       <w:r>
-        <w:t>WORKED EVIDENCE</w:t>
+        <w:t>Follow the worked trace for Nearest Neighbors, predict a step, then compare with its explanation.</w:t>
+      </w:r>
+    </w:p>
+    <w:p>
+      <w:pPr>
+        <w:spacing w:line="336" w:lineRule="auto" w:after="180"/>
+      </w:pPr>
+      <w:r>
+        <w:rPr>
+          <w:b/>
+        </w:rPr>
+        <w:t xml:space="preserve">WORKED </w:t>
+      </w:r>
+      <w:r>
+        <w:rPr>
+          <w:b/>
+        </w:rPr>
+        <w:t>EVIDENCE</w:t>
       </w:r>
     </w:p>
     <w:p>
@@ -1448,8 +2651,26 @@
       </w:r>
     </w:p>
     <w:p>
-      <w:r>
-        <w:t>Predict first. Then check each step. A correct answer without visible evidence cannot be audited.</w:t>
+      <w:pPr>
+        <w:spacing w:line="336" w:lineRule="auto" w:after="180"/>
+      </w:pPr>
+      <w:r>
+        <w:rPr>
+          <w:b w:val="0"/>
+        </w:rPr>
+        <w:t xml:space="preserve">Predict first. Then check each step. A correct answer without visible </w:t>
+      </w:r>
+      <w:r>
+        <w:rPr>
+          <w:b/>
+        </w:rPr>
+        <w:t>evidence</w:t>
+      </w:r>
+      <w:r>
+        <w:rPr>
+          <w:b w:val="0"/>
+        </w:rPr>
+        <w:t xml:space="preserve"> cannot be audited.</w:t>
       </w:r>
     </w:p>
     <w:p>
@@ -1591,33 +2812,154 @@
       </w:r>
     </w:p>
     <w:p>
-      <w:r>
+      <w:pPr>
+        <w:pStyle w:val="Heading3"/>
+      </w:pPr>
+      <w:r>
+        <w:t>Step 1</w:t>
+      </w:r>
+    </w:p>
+    <w:p>
+      <w:pPr>
+        <w:spacing w:line="336" w:lineRule="auto" w:after="180"/>
+        <w:shd w:fill="F4F9FC"/>
+      </w:pPr>
+      <w:r>
+        <w:rPr>
+          <w:b w:val="0"/>
+        </w:rPr>
         <w:t>STEP 1  New leaf has normalized features (2, 3).</w:t>
       </w:r>
     </w:p>
     <w:p>
-      <w:r>
-        <w:t>STEP 2  Using Manhattan distance, add the absolute coordinate differences. Training leaves at (2, 2), (4, 3), and (1, 5) have distances 1, 2, and 3 from (2, 3).</w:t>
-      </w:r>
-    </w:p>
-    <w:p>
-      <w:r>
+      <w:pPr>
+        <w:pStyle w:val="Heading3"/>
+      </w:pPr>
+      <w:r>
+        <w:t>Step 2</w:t>
+      </w:r>
+    </w:p>
+    <w:p>
+      <w:pPr>
+        <w:spacing w:line="336" w:lineRule="auto" w:after="180"/>
+        <w:shd w:fill="F4F9FC"/>
+      </w:pPr>
+      <w:r>
+        <w:rPr>
+          <w:b w:val="0"/>
+        </w:rPr>
+        <w:t xml:space="preserve">STEP 2  Using Manhattan </w:t>
+      </w:r>
+      <w:r>
+        <w:rPr>
+          <w:b/>
+        </w:rPr>
+        <w:t>distance</w:t>
+      </w:r>
+      <w:r>
+        <w:rPr>
+          <w:b w:val="0"/>
+        </w:rPr>
+        <w:t xml:space="preserve">, add the absolute coordinate differences. </w:t>
+      </w:r>
+      <w:r>
+        <w:rPr>
+          <w:b/>
+        </w:rPr>
+        <w:t>Training</w:t>
+      </w:r>
+      <w:r>
+        <w:rPr>
+          <w:b w:val="0"/>
+        </w:rPr>
+        <w:t xml:space="preserve"> leaves at (2, 2), (4, 3), and (1, 5) have </w:t>
+      </w:r>
+      <w:r>
+        <w:rPr>
+          <w:b/>
+        </w:rPr>
+        <w:t>distance</w:t>
+      </w:r>
+      <w:r>
+        <w:rPr>
+          <w:b w:val="0"/>
+        </w:rPr>
+        <w:t>s 1, 2, and 3 from (2, 3).</w:t>
+      </w:r>
+    </w:p>
+    <w:p>
+      <w:pPr>
+        <w:pStyle w:val="Heading3"/>
+      </w:pPr>
+      <w:r>
+        <w:t>Step 3</w:t>
+      </w:r>
+    </w:p>
+    <w:p>
+      <w:pPr>
+        <w:spacing w:line="336" w:lineRule="auto" w:after="180"/>
+        <w:shd w:fill="F4F9FC"/>
+      </w:pPr>
+      <w:r>
+        <w:rPr>
+          <w:b w:val="0"/>
+        </w:rPr>
         <w:t>STEP 3  With k=1, nearest label wins; with k=3, majority among all three wins.</w:t>
       </w:r>
     </w:p>
     <w:p>
-      <w:r>
+      <w:pPr>
+        <w:pStyle w:val="Heading3"/>
+      </w:pPr>
+      <w:r>
+        <w:t>Step 4</w:t>
+      </w:r>
+    </w:p>
+    <w:p>
+      <w:pPr>
+        <w:spacing w:line="336" w:lineRule="auto" w:after="180"/>
+        <w:shd w:fill="F4F9FC"/>
+      </w:pPr>
+      <w:r>
+        <w:rPr>
+          <w:b w:val="0"/>
+        </w:rPr>
         <w:t>STEP 4  Rescale features and retest because centimeters must not overwhelm a 0–1 color score.</w:t>
       </w:r>
     </w:p>
     <w:p>
-      <w:r>
+      <w:pPr>
+        <w:spacing w:line="336" w:lineRule="auto" w:after="180"/>
+        <w:shd w:fill="EDF7F3"/>
+      </w:pPr>
+      <w:r>
+        <w:rPr>
+          <w:b w:val="0"/>
+        </w:rPr>
         <w:t>CHECK  Verify the denominator, unit, split, class definition, and data version before interpreting a score.</w:t>
       </w:r>
     </w:p>
     <w:p>
-      <w:r>
-        <w:t>Recalculate, retrace, or restate the evidence independently:</w:t>
+      <w:pPr>
+        <w:spacing w:line="336" w:lineRule="auto" w:after="180"/>
+      </w:pPr>
+      <w:r>
+        <w:rPr>
+          <w:b w:val="0"/>
+        </w:rPr>
+        <w:t xml:space="preserve">Recalculate, retrace, or restate the </w:t>
+      </w:r>
+      <w:r>
+        <w:rPr>
+          <w:b/>
+        </w:rPr>
+        <w:t>evidence</w:t>
+      </w:r>
+      <w:r>
+        <w:rPr>
+          <w:b w:val="0"/>
+        </w:rPr>
+        <w:t xml:space="preserve"> independently:</w:t>
       </w:r>
     </w:p>
     <w:p>
@@ -1785,15 +3127,102 @@
       </w:r>
     </w:p>
     <w:p>
-      <w:r>
-        <w:t>Store the training examples and the method settings. At prediction time, compare the query only with stored training examples. Do not add the query’s reference label or other validation labels to the neighbour pool. No cutoff or tree is fitted here, but retaining training examples is still part of the learning method.</w:t>
-      </w:r>
-    </w:p>
-    <w:p>
       <w:pPr>
         <w:pStyle w:val="Heading3"/>
       </w:pPr>
       <w:r>
+        <w:t>Worked explanation · Nearest Neighbors</w:t>
+      </w:r>
+    </w:p>
+    <w:p>
+      <w:pPr>
+        <w:spacing w:line="336" w:lineRule="auto" w:after="180"/>
+        <w:shd w:fill="F1F6FC"/>
+      </w:pPr>
+      <w:r>
+        <w:rPr>
+          <w:b w:val="0"/>
+        </w:rPr>
+        <w:t xml:space="preserve">Store the </w:t>
+      </w:r>
+      <w:r>
+        <w:rPr>
+          <w:b/>
+        </w:rPr>
+        <w:t>training</w:t>
+      </w:r>
+      <w:r>
+        <w:rPr>
+          <w:b w:val="0"/>
+        </w:rPr>
+        <w:t xml:space="preserve"> examples and the method settings. At </w:t>
+      </w:r>
+      <w:r>
+        <w:rPr>
+          <w:b/>
+        </w:rPr>
+        <w:t>prediction</w:t>
+      </w:r>
+      <w:r>
+        <w:rPr>
+          <w:b w:val="0"/>
+        </w:rPr>
+        <w:t xml:space="preserve"> time, compare the query only with stored </w:t>
+      </w:r>
+      <w:r>
+        <w:rPr>
+          <w:b/>
+        </w:rPr>
+        <w:t>training</w:t>
+      </w:r>
+      <w:r>
+        <w:rPr>
+          <w:b w:val="0"/>
+        </w:rPr>
+        <w:t xml:space="preserve"> examples. Do not add the query’s reference label or other validation labels to the </w:t>
+      </w:r>
+      <w:r>
+        <w:rPr>
+          <w:b/>
+        </w:rPr>
+        <w:t>neighbour</w:t>
+      </w:r>
+      <w:r>
+        <w:rPr>
+          <w:b w:val="0"/>
+        </w:rPr>
+        <w:t xml:space="preserve"> pool.</w:t>
+      </w:r>
+    </w:p>
+    <w:p>
+      <w:pPr>
+        <w:spacing w:line="336" w:lineRule="auto" w:after="180"/>
+        <w:shd w:fill="F1F6FC"/>
+      </w:pPr>
+      <w:r>
+        <w:rPr>
+          <w:b w:val="0"/>
+        </w:rPr>
+        <w:t xml:space="preserve">No cutoff or tree is fitted here, but retaining </w:t>
+      </w:r>
+      <w:r>
+        <w:rPr>
+          <w:b/>
+        </w:rPr>
+        <w:t>training</w:t>
+      </w:r>
+      <w:r>
+        <w:rPr>
+          <w:b w:val="0"/>
+        </w:rPr>
+        <w:t xml:space="preserve"> examples is still part of the learning method.</w:t>
+      </w:r>
+    </w:p>
+    <w:p>
+      <w:pPr>
+        <w:pStyle w:val="Heading3"/>
+      </w:pPr>
+      <w:r>
         <w:t>Why do A and B tie for distance to query 3? Which wins for k=1 under our rule, and why does k=3 predict differently? Does the ID rule establish which label is true?</w:t>
       </w:r>
     </w:p>
@@ -1818,8 +3247,50 @@
       </w:r>
     </w:p>
     <w:p>
-      <w:r>
-        <w:t>A vote share of two out of three describes these neighbours. It is not a verified two-thirds probability that the new scene is clear. A prediction can be wrong even when the nearest examples agree.</w:t>
+      <w:pPr>
+        <w:spacing w:line="336" w:lineRule="auto" w:after="180"/>
+      </w:pPr>
+      <w:r>
+        <w:rPr>
+          <w:b w:val="0"/>
+        </w:rPr>
+        <w:t xml:space="preserve">A </w:t>
+      </w:r>
+      <w:r>
+        <w:rPr>
+          <w:b/>
+        </w:rPr>
+        <w:t>vote</w:t>
+      </w:r>
+      <w:r>
+        <w:rPr>
+          <w:b w:val="0"/>
+        </w:rPr>
+        <w:t xml:space="preserve"> share of two out of three describes these </w:t>
+      </w:r>
+      <w:r>
+        <w:rPr>
+          <w:b/>
+        </w:rPr>
+        <w:t>neighbour</w:t>
+      </w:r>
+      <w:r>
+        <w:rPr>
+          <w:b w:val="0"/>
+        </w:rPr>
+        <w:t xml:space="preserve">s. It is not a verified two-thirds probability that the new scene is clear. A </w:t>
+      </w:r>
+      <w:r>
+        <w:rPr>
+          <w:b/>
+        </w:rPr>
+        <w:t>prediction</w:t>
+      </w:r>
+      <w:r>
+        <w:rPr>
+          <w:b w:val="0"/>
+        </w:rPr>
+        <w:t xml:space="preserve"> can be wrong even when the nearest examples agree.</w:t>
       </w:r>
     </w:p>
     <w:p>
@@ -1831,7 +3302,13 @@
       </w:r>
     </w:p>
     <w:p>
-      <w:r>
+      <w:pPr>
+        <w:spacing w:line="336" w:lineRule="auto" w:after="180"/>
+      </w:pPr>
+      <w:r>
+        <w:rPr>
+          <w:b w:val="0"/>
+        </w:rPr>
         <w:t>Cover the result before checking it. Say what is given, choose the procedure, and follow one step at a time. Then uncover the result and explain your first mismatch. Ask why a step is allowed, not only what number it produces.</w:t>
       </w:r>
     </w:p>
@@ -1844,8 +3321,38 @@
       </w:r>
     </w:p>
     <w:p>
-      <w:r>
-        <w:t>Let a nearest-neighbour picture show each distance before voting.</w:t>
+      <w:pPr>
+        <w:spacing w:line="336" w:lineRule="auto" w:after="180"/>
+      </w:pPr>
+      <w:r>
+        <w:rPr>
+          <w:b w:val="0"/>
+        </w:rPr>
+        <w:t>Let a nearest-</w:t>
+      </w:r>
+      <w:r>
+        <w:rPr>
+          <w:b/>
+        </w:rPr>
+        <w:t>neighbour</w:t>
+      </w:r>
+      <w:r>
+        <w:rPr>
+          <w:b w:val="0"/>
+        </w:rPr>
+        <w:t xml:space="preserve"> picture show each </w:t>
+      </w:r>
+      <w:r>
+        <w:rPr>
+          <w:b/>
+        </w:rPr>
+        <w:t>distance</w:t>
+      </w:r>
+      <w:r>
+        <w:rPr>
+          <w:b w:val="0"/>
+        </w:rPr>
+        <w:t xml:space="preserve"> before voting.</w:t>
       </w:r>
     </w:p>
     <w:p>
@@ -1857,13 +3364,73 @@
       </w:r>
     </w:p>
     <w:p>
-      <w:r>
-        <w:t>Training: A length 2 healthy; B length8 spotted; C length11 spotted. Query length5 cm. Distance is absolute difference; ties use alphabetically earlier ID.</w:t>
-      </w:r>
-    </w:p>
-    <w:p>
-      <w:r>
-        <w:t>All inputs and outcomes in this worked example are invented classroom data; no real model run is claimed.</w:t>
+      <w:pPr>
+        <w:pStyle w:val="Heading3"/>
+      </w:pPr>
+      <w:r>
+        <w:t>Supplied facts</w:t>
+      </w:r>
+    </w:p>
+    <w:p>
+      <w:pPr>
+        <w:spacing w:line="336" w:lineRule="auto" w:after="180"/>
+        <w:shd w:fill="F1F6FC"/>
+      </w:pPr>
+      <w:r>
+        <w:rPr>
+          <w:b/>
+        </w:rPr>
+        <w:t>Training</w:t>
+      </w:r>
+      <w:r>
+        <w:rPr>
+          <w:b w:val="0"/>
+        </w:rPr>
+        <w:t xml:space="preserve">: A length 2 healthy; B length8 spotted; C length11 spotted. Query length5 cm. </w:t>
+      </w:r>
+      <w:r>
+        <w:rPr>
+          <w:b/>
+        </w:rPr>
+        <w:t>Distance</w:t>
+      </w:r>
+      <w:r>
+        <w:rPr>
+          <w:b w:val="0"/>
+        </w:rPr>
+        <w:t xml:space="preserve"> is absolute difference; ties use alphabetically earlier ID.</w:t>
+      </w:r>
+    </w:p>
+    <w:p>
+      <w:pPr>
+        <w:pStyle w:val="Heading3"/>
+      </w:pPr>
+      <w:r>
+        <w:t>Supplied facts</w:t>
+      </w:r>
+    </w:p>
+    <w:p>
+      <w:pPr>
+        <w:spacing w:line="336" w:lineRule="auto" w:after="180"/>
+        <w:shd w:fill="F1F6FC"/>
+      </w:pPr>
+      <w:r>
+        <w:rPr>
+          <w:b w:val="0"/>
+        </w:rPr>
+        <w:t xml:space="preserve">All </w:t>
+      </w:r>
+      <w:r>
+        <w:rPr>
+          <w:b/>
+        </w:rPr>
+        <w:t>input</w:t>
+      </w:r>
+      <w:r>
+        <w:rPr>
+          <w:b w:val="0"/>
+        </w:rPr>
+        <w:t>s and outcomes in this worked example are invented classroom data; no real model run is claimed.</w:t>
       </w:r>
     </w:p>
     <w:p>
@@ -2062,30 +3629,174 @@
       </w:r>
     </w:p>
     <w:p>
-      <w:r>
-        <w:t>Read the picture in order. All three vote: two spotted and one healthy, so k=3 predicts spotted. The arrows show which recorded input or intermediate result each decision uses. Explain the deciding step aloud before checking the changed case; pointing to the final answer alone does not show how it follows.</w:t>
-      </w:r>
-    </w:p>
-    <w:p>
       <w:pPr>
         <w:pStyle w:val="Heading3"/>
       </w:pPr>
       <w:r>
+        <w:t>Why the result follows</w:t>
+      </w:r>
+    </w:p>
+    <w:p>
+      <w:pPr>
+        <w:spacing w:line="336" w:lineRule="auto" w:after="180"/>
+        <w:shd w:fill="F1F6FC"/>
+      </w:pPr>
+      <w:r>
+        <w:rPr>
+          <w:b w:val="0"/>
+        </w:rPr>
+        <w:t xml:space="preserve">Read the picture in order. All three </w:t>
+      </w:r>
+      <w:r>
+        <w:rPr>
+          <w:b/>
+        </w:rPr>
+        <w:t>vote</w:t>
+      </w:r>
+      <w:r>
+        <w:rPr>
+          <w:b w:val="0"/>
+        </w:rPr>
+        <w:t xml:space="preserve">: two spotted and one healthy, so k=3 predicts spotted. The arrows show which recorded </w:t>
+      </w:r>
+      <w:r>
+        <w:rPr>
+          <w:b/>
+        </w:rPr>
+        <w:t>input</w:t>
+      </w:r>
+      <w:r>
+        <w:rPr>
+          <w:b w:val="0"/>
+        </w:rPr>
+        <w:t xml:space="preserve"> or intermediate result each decision uses.</w:t>
+      </w:r>
+    </w:p>
+    <w:p>
+      <w:pPr>
+        <w:spacing w:line="336" w:lineRule="auto" w:after="180"/>
+        <w:shd w:fill="F1F6FC"/>
+      </w:pPr>
+      <w:r>
+        <w:rPr>
+          <w:b w:val="0"/>
+        </w:rPr>
+        <w:t>Explain the deciding step aloud before checking the changed case; pointing to the final answer alone does not show how it follows.</w:t>
+      </w:r>
+    </w:p>
+    <w:p>
+      <w:pPr>
+        <w:pStyle w:val="Heading3"/>
+      </w:pPr>
+      <w:r>
         <w:t>What this example does not establish</w:t>
       </w:r>
     </w:p>
     <w:p>
-      <w:r>
-        <w:t>Length alone is a toy feature, not a disease diagnosis. Distance choices and feature scaling can change neighbours.</w:t>
-      </w:r>
-    </w:p>
-    <w:p>
-      <w:r>
-        <w:t>Read the labelled picture: Why is the k=1 outcome at length5 not uniquely determined without a tie rule? Point to the relevant step in the picture, then write the changed result and the rule or evidence that supports it.</w:t>
-      </w:r>
-    </w:p>
-    <w:p>
-      <w:r>
+      <w:pPr>
+        <w:pStyle w:val="Heading3"/>
+      </w:pPr>
+      <w:r>
+        <w:t>Keep the stated limit</w:t>
+      </w:r>
+    </w:p>
+    <w:p>
+      <w:pPr>
+        <w:spacing w:line="336" w:lineRule="auto" w:after="180"/>
+        <w:shd w:fill="FFF5E6"/>
+      </w:pPr>
+      <w:r>
+        <w:rPr>
+          <w:b w:val="0"/>
+        </w:rPr>
+        <w:t xml:space="preserve">Length alone is a toy feature, not a disease diagnosis. </w:t>
+      </w:r>
+      <w:r>
+        <w:rPr>
+          <w:b/>
+        </w:rPr>
+        <w:t>Distance</w:t>
+      </w:r>
+      <w:r>
+        <w:rPr>
+          <w:b w:val="0"/>
+        </w:rPr>
+        <w:t xml:space="preserve"> choices and feature </w:t>
+      </w:r>
+      <w:r>
+        <w:rPr>
+          <w:b/>
+        </w:rPr>
+        <w:t>scaling</w:t>
+      </w:r>
+      <w:r>
+        <w:rPr>
+          <w:b w:val="0"/>
+        </w:rPr>
+        <w:t xml:space="preserve"> can change </w:t>
+      </w:r>
+      <w:r>
+        <w:rPr>
+          <w:b/>
+        </w:rPr>
+        <w:t>neighbour</w:t>
+      </w:r>
+      <w:r>
+        <w:rPr>
+          <w:b w:val="0"/>
+        </w:rPr>
+        <w:t>s.</w:t>
+      </w:r>
+    </w:p>
+    <w:p>
+      <w:pPr>
+        <w:pStyle w:val="Heading3"/>
+      </w:pPr>
+      <w:r>
+        <w:t>Keep the stated limit</w:t>
+      </w:r>
+    </w:p>
+    <w:p>
+      <w:pPr>
+        <w:spacing w:line="336" w:lineRule="auto" w:after="180"/>
+        <w:shd w:fill="FFF5E6"/>
+      </w:pPr>
+      <w:r>
+        <w:rPr>
+          <w:b w:val="0"/>
+        </w:rPr>
+        <w:t xml:space="preserve">Read the labelled picture: Why is the k=1 outcome at length5 not uniquely determined without a tie rule? Point to the relevant step in the picture, then write the changed result and the rule or </w:t>
+      </w:r>
+      <w:r>
+        <w:rPr>
+          <w:b/>
+        </w:rPr>
+        <w:t>evidence</w:t>
+      </w:r>
+      <w:r>
+        <w:rPr>
+          <w:b w:val="0"/>
+        </w:rPr>
+        <w:t xml:space="preserve"> that supports it.</w:t>
+      </w:r>
+    </w:p>
+    <w:p>
+      <w:pPr>
+        <w:pStyle w:val="Heading3"/>
+      </w:pPr>
+      <w:r>
+        <w:t>Keep the stated limit</w:t>
+      </w:r>
+    </w:p>
+    <w:p>
+      <w:pPr>
+        <w:spacing w:line="336" w:lineRule="auto" w:after="180"/>
+        <w:shd w:fill="FFF5E6"/>
+      </w:pPr>
+      <w:r>
+        <w:rPr>
+          <w:b w:val="0"/>
+        </w:rPr>
         <w:t>Change one thing: Move the query to length7 cm. Predict the result before checking the explanation. What remains the same?</w:t>
       </w:r>
     </w:p>
@@ -2099,6 +3810,26 @@
     </w:p>
     <w:p>
       <w:r>
+        <w:t>Find the unsupported step in the Nearest Neighbors claim and explain a repair using the supplied evidence.</w:t>
+      </w:r>
+    </w:p>
+    <w:p>
+      <w:pPr>
+        <w:pStyle w:val="Heading3"/>
+      </w:pPr>
+      <w:r>
+        <w:t>Find the first error</w:t>
+      </w:r>
+    </w:p>
+    <w:p>
+      <w:pPr>
+        <w:spacing w:line="336" w:lineRule="auto" w:after="180"/>
+        <w:shd w:fill="FFF5E6"/>
+      </w:pPr>
+      <w:r>
+        <w:rPr>
+          <w:b w:val="0"/>
+        </w:rPr>
         <w:t>ERROR DETECTIVE</w:t>
       </w:r>
     </w:p>
@@ -2111,7 +3842,13 @@
       </w:r>
     </w:p>
     <w:p>
-      <w:r>
+      <w:pPr>
+        <w:spacing w:line="336" w:lineRule="auto" w:after="180"/>
+      </w:pPr>
+      <w:r>
+        <w:rPr>
+          <w:b w:val="0"/>
+        </w:rPr>
         <w:t>Do not patch the answer. Find the earliest unsupported assumption, data problem, or experiment error.</w:t>
       </w:r>
     </w:p>
@@ -2362,12 +4099,37 @@
       </w:tr>
     </w:tbl>
     <w:p>
-      <w:r>
-        <w:t>CLAIM TO CHALLENGE  Nearest neighbor means the photo that looks most similar to a person.</w:t>
-      </w:r>
-    </w:p>
-    <w:p>
-      <w:r>
+      <w:pPr>
+        <w:spacing w:line="336" w:lineRule="auto" w:after="180"/>
+        <w:shd w:fill="FFF5E6"/>
+      </w:pPr>
+      <w:r>
+        <w:rPr>
+          <w:b w:val="0"/>
+        </w:rPr>
+        <w:t xml:space="preserve">CLAIM TO CHALLENGE  Nearest </w:t>
+      </w:r>
+      <w:r>
+        <w:rPr>
+          <w:b/>
+        </w:rPr>
+        <w:t>neighbor</w:t>
+      </w:r>
+      <w:r>
+        <w:rPr>
+          <w:b w:val="0"/>
+        </w:rPr>
+        <w:t xml:space="preserve"> means the photo that looks most similar to a person.</w:t>
+      </w:r>
+    </w:p>
+    <w:p>
+      <w:pPr>
+        <w:spacing w:line="336" w:lineRule="auto" w:after="180"/>
+      </w:pPr>
+      <w:r>
+        <w:rPr>
+          <w:b w:val="0"/>
+        </w:rPr>
         <w:t>Diagnose one cause and name the cleanest next experiment:</w:t>
       </w:r>
     </w:p>
@@ -2380,20 +4142,146 @@
       </w:r>
     </w:p>
     <w:p>
-      <w:r>
-        <w:t>All distances here use one feature measured in the same unit. With multiple features, their units and scales affect which examples appear close. A large numerical range can dominate a distance calculation. Next week we will address scaling and learn any scaling values from training data only.</w:t>
-      </w:r>
-    </w:p>
-    <w:p>
-      <w:r>
-        <w:t>Identical readings from different trips can have different labels, and an exact match does not certify truth. Keep related examples grouped across splits as in Week 6. Testing an example against a pool containing itself can make a one-neighbour score misleadingly high; it does not show performance on a new trip.</w:t>
-      </w:r>
-    </w:p>
-    <w:p>
       <w:pPr>
         <w:pStyle w:val="Heading3"/>
       </w:pPr>
       <w:r>
+        <w:t>Check the claim against the facts</w:t>
+      </w:r>
+    </w:p>
+    <w:p>
+      <w:pPr>
+        <w:spacing w:line="336" w:lineRule="auto" w:after="180"/>
+        <w:shd w:fill="FFF5E6"/>
+      </w:pPr>
+      <w:r>
+        <w:rPr>
+          <w:b w:val="0"/>
+        </w:rPr>
+        <w:t xml:space="preserve">All </w:t>
+      </w:r>
+      <w:r>
+        <w:rPr>
+          <w:b/>
+        </w:rPr>
+        <w:t>distance</w:t>
+      </w:r>
+      <w:r>
+        <w:rPr>
+          <w:b w:val="0"/>
+        </w:rPr>
+        <w:t xml:space="preserve">s here use one feature measured in the same unit. With multiple features, their units and scales affect which examples appear close. A large numerical range can dominate a </w:t>
+      </w:r>
+      <w:r>
+        <w:rPr>
+          <w:b/>
+        </w:rPr>
+        <w:t>distance</w:t>
+      </w:r>
+      <w:r>
+        <w:rPr>
+          <w:b w:val="0"/>
+        </w:rPr>
+        <w:t xml:space="preserve"> calculation.</w:t>
+      </w:r>
+    </w:p>
+    <w:p>
+      <w:pPr>
+        <w:spacing w:line="336" w:lineRule="auto" w:after="180"/>
+        <w:shd w:fill="FFF5E6"/>
+      </w:pPr>
+      <w:r>
+        <w:rPr>
+          <w:b w:val="0"/>
+        </w:rPr>
+        <w:t xml:space="preserve">Next week we will address </w:t>
+      </w:r>
+      <w:r>
+        <w:rPr>
+          <w:b/>
+        </w:rPr>
+        <w:t>scaling</w:t>
+      </w:r>
+      <w:r>
+        <w:rPr>
+          <w:b w:val="0"/>
+        </w:rPr>
+        <w:t xml:space="preserve"> and learn any </w:t>
+      </w:r>
+      <w:r>
+        <w:rPr>
+          <w:b/>
+        </w:rPr>
+        <w:t>scaling</w:t>
+      </w:r>
+      <w:r>
+        <w:rPr>
+          <w:b w:val="0"/>
+        </w:rPr>
+        <w:t xml:space="preserve"> values from </w:t>
+      </w:r>
+      <w:r>
+        <w:rPr>
+          <w:b/>
+        </w:rPr>
+        <w:t>training</w:t>
+      </w:r>
+      <w:r>
+        <w:rPr>
+          <w:b w:val="0"/>
+        </w:rPr>
+        <w:t xml:space="preserve"> data only.</w:t>
+      </w:r>
+    </w:p>
+    <w:p>
+      <w:pPr>
+        <w:pStyle w:val="Heading3"/>
+      </w:pPr>
+      <w:r>
+        <w:t>Check the claim against the facts</w:t>
+      </w:r>
+    </w:p>
+    <w:p>
+      <w:pPr>
+        <w:spacing w:line="336" w:lineRule="auto" w:after="180"/>
+        <w:shd w:fill="FFF5E6"/>
+      </w:pPr>
+      <w:r>
+        <w:rPr>
+          <w:b w:val="0"/>
+        </w:rPr>
+        <w:t>Identical readings from different trips can have different labels, and an exact match does not certify truth. Keep related examples grouped across splits as in Week 6.</w:t>
+      </w:r>
+    </w:p>
+    <w:p>
+      <w:pPr>
+        <w:spacing w:line="336" w:lineRule="auto" w:after="180"/>
+        <w:shd w:fill="FFF5E6"/>
+      </w:pPr>
+      <w:r>
+        <w:rPr>
+          <w:b w:val="0"/>
+        </w:rPr>
+        <w:t>Testing an example against a pool containing itself can make a one-</w:t>
+      </w:r>
+      <w:r>
+        <w:rPr>
+          <w:b/>
+        </w:rPr>
+        <w:t>neighbour</w:t>
+      </w:r>
+      <w:r>
+        <w:rPr>
+          <w:b w:val="0"/>
+        </w:rPr>
+        <w:t xml:space="preserve"> score misleadingly high; it does not show performance on a new trip.</w:t>
+      </w:r>
+    </w:p>
+    <w:p>
+      <w:pPr>
+        <w:pStyle w:val="Heading3"/>
+      </w:pPr>
+      <w:r>
         <w:t>A learner adds each labelled validation query to the stored pool, then uses k=1 and reports perfect predictions. Explain what the result fails to test and how to restore the intended comparison.</w:t>
       </w:r>
     </w:p>
@@ -2427,6 +4315,17 @@
     </w:p>
     <w:p>
       <w:r>
+        <w:t>Practise Nearest Neighbors with support, then explain the deciding step in your own words.</w:t>
+      </w:r>
+    </w:p>
+    <w:p>
+      <w:pPr>
+        <w:spacing w:line="336" w:lineRule="auto" w:after="180"/>
+      </w:pPr>
+      <w:r>
+        <w:rPr>
+          <w:b/>
+        </w:rPr>
         <w:t>ML STUDIO</w:t>
       </w:r>
     </w:p>
@@ -2439,7 +4338,13 @@
       </w:r>
     </w:p>
     <w:p>
-      <w:r>
+      <w:pPr>
+        <w:spacing w:line="336" w:lineRule="auto" w:after="180"/>
+      </w:pPr>
+      <w:r>
+        <w:rPr>
+          <w:b w:val="0"/>
+        </w:rPr>
         <w:t>A trustworthy result can be reproduced from the recorded data, code, settings, and evaluation rule.</w:t>
       </w:r>
     </w:p>
@@ -2488,37 +4393,106 @@
       </w:r>
     </w:p>
     <w:p>
-      <w:r>
+      <w:pPr>
+        <w:pStyle w:val="Heading3"/>
+      </w:pPr>
+      <w:r>
+        <w:t>Question to explain</w:t>
+      </w:r>
+    </w:p>
+    <w:p>
+      <w:pPr>
+        <w:spacing w:line="336" w:lineRule="auto" w:after="180"/>
+        <w:shd w:fill="F5F1FB"/>
+      </w:pPr>
+      <w:r>
+        <w:rPr>
+          <w:b w:val="0"/>
+        </w:rPr>
         <w:t>QUESTION + intended use + success threshold</w:t>
       </w:r>
     </w:p>
     <w:p>
-      <w:r>
+      <w:pPr>
+        <w:spacing w:line="336" w:lineRule="auto" w:after="180"/>
+      </w:pPr>
+      <w:r>
+        <w:rPr>
+          <w:b w:val="0"/>
+        </w:rPr>
         <w:t>DATA version + grouped split + leakage check</w:t>
       </w:r>
     </w:p>
     <w:p>
-      <w:r>
-        <w:t>CODE/preprocessing + features + model + settings + seed</w:t>
-      </w:r>
-    </w:p>
-    <w:p>
-      <w:r>
+      <w:pPr>
+        <w:spacing w:line="336" w:lineRule="auto" w:after="180"/>
+      </w:pPr>
+      <w:r>
+        <w:rPr>
+          <w:b w:val="0"/>
+        </w:rPr>
+        <w:t>CODE/pre</w:t>
+      </w:r>
+      <w:r>
+        <w:rPr>
+          <w:b/>
+        </w:rPr>
+        <w:t>process</w:t>
+      </w:r>
+      <w:r>
+        <w:rPr>
+          <w:b w:val="0"/>
+        </w:rPr>
+        <w:t>ing + features + model + settings + seed</w:t>
+      </w:r>
+    </w:p>
+    <w:p>
+      <w:pPr>
+        <w:spacing w:line="336" w:lineRule="auto" w:after="180"/>
+      </w:pPr>
+      <w:r>
+        <w:rPr>
+          <w:b w:val="0"/>
+        </w:rPr>
         <w:t>METRICS + positive class + units + denominators</w:t>
       </w:r>
     </w:p>
     <w:p>
-      <w:r>
-        <w:t>PREDICTIONS + errors + subgroup slices + limitations</w:t>
-      </w:r>
-    </w:p>
-    <w:p>
-      <w:r>
+      <w:pPr>
+        <w:spacing w:line="336" w:lineRule="auto" w:after="180"/>
+      </w:pPr>
+      <w:r>
+        <w:rPr>
+          <w:b/>
+        </w:rPr>
+        <w:t>PREDICTION</w:t>
+      </w:r>
+      <w:r>
+        <w:rPr>
+          <w:b w:val="0"/>
+        </w:rPr>
+        <w:t>S + errors + subgroup slices + limitations</w:t>
+      </w:r>
+    </w:p>
+    <w:p>
+      <w:pPr>
+        <w:spacing w:line="336" w:lineRule="auto" w:after="180"/>
+      </w:pPr>
+      <w:r>
+        <w:rPr>
+          <w:b w:val="0"/>
+        </w:rPr>
         <w:t>HUMAN reviewer + release, revise, limit, or stop decision</w:t>
       </w:r>
     </w:p>
     <w:p>
-      <w:r>
+      <w:pPr>
+        <w:spacing w:line="336" w:lineRule="auto" w:after="180"/>
+      </w:pPr>
+      <w:r>
+        <w:rPr>
+          <w:b w:val="0"/>
+        </w:rPr>
         <w:t>Write the minimum record needed to reproduce today's result:</w:t>
       </w:r>
     </w:p>
@@ -2531,13 +4505,131 @@
       </w:r>
     </w:p>
     <w:p>
-      <w:r>
-        <w:t>Keep k=3 and the original five training rows. Validation queries with reference labels are (3,blocked), (9,blocked), (11,clear). Their selected neighbour IDs are A B C, C D E, and D E C respectively. Each group votes clear. Only the last prediction matches, so accuracy is 1/3, about 33.3 percent.</w:t>
-      </w:r>
-    </w:p>
-    <w:p>
-      <w:r>
-        <w:t>The training-majority baseline also predicts clear because three training labels are clear and two are blocked. It gets the same 1/3 on these validation rows. Record all distances, selected IDs and errors. Trying more k values is a development choice to document; preserve a separate final test for a final evaluation.</w:t>
+      <w:pPr>
+        <w:spacing w:line="336" w:lineRule="auto" w:after="180"/>
+      </w:pPr>
+      <w:r>
+        <w:rPr>
+          <w:b w:val="0"/>
+        </w:rPr>
+        <w:t xml:space="preserve">Keep k=3 and the original five </w:t>
+      </w:r>
+      <w:r>
+        <w:rPr>
+          <w:b/>
+        </w:rPr>
+        <w:t>training</w:t>
+      </w:r>
+      <w:r>
+        <w:rPr>
+          <w:b w:val="0"/>
+        </w:rPr>
+        <w:t xml:space="preserve"> rows. Validation queries with reference labels are (3,blocked), (9,blocked), (11,clear). Their selected </w:t>
+      </w:r>
+      <w:r>
+        <w:rPr>
+          <w:b/>
+        </w:rPr>
+        <w:t>neighbour</w:t>
+      </w:r>
+      <w:r>
+        <w:rPr>
+          <w:b w:val="0"/>
+        </w:rPr>
+        <w:t xml:space="preserve"> IDs are A B C, C D E, and D E C respectively. Each group </w:t>
+      </w:r>
+      <w:r>
+        <w:rPr>
+          <w:b/>
+        </w:rPr>
+        <w:t>vote</w:t>
+      </w:r>
+      <w:r>
+        <w:rPr>
+          <w:b w:val="0"/>
+        </w:rPr>
+        <w:t>s clear.</w:t>
+      </w:r>
+    </w:p>
+    <w:p>
+      <w:pPr>
+        <w:spacing w:line="336" w:lineRule="auto" w:after="180"/>
+      </w:pPr>
+      <w:r>
+        <w:rPr>
+          <w:b w:val="0"/>
+        </w:rPr>
+        <w:t xml:space="preserve">Only the last </w:t>
+      </w:r>
+      <w:r>
+        <w:rPr>
+          <w:b/>
+        </w:rPr>
+        <w:t>prediction</w:t>
+      </w:r>
+      <w:r>
+        <w:rPr>
+          <w:b w:val="0"/>
+        </w:rPr>
+        <w:t xml:space="preserve"> matches, so accuracy is 1/3, about 33.3 percent.</w:t>
+      </w:r>
+    </w:p>
+    <w:p>
+      <w:pPr>
+        <w:spacing w:line="336" w:lineRule="auto" w:after="180"/>
+      </w:pPr>
+      <w:r>
+        <w:rPr>
+          <w:b w:val="0"/>
+        </w:rPr>
+        <w:t xml:space="preserve">The </w:t>
+      </w:r>
+      <w:r>
+        <w:rPr>
+          <w:b/>
+        </w:rPr>
+        <w:t>training</w:t>
+      </w:r>
+      <w:r>
+        <w:rPr>
+          <w:b w:val="0"/>
+        </w:rPr>
+        <w:t xml:space="preserve">-majority baseline also predicts clear because three </w:t>
+      </w:r>
+      <w:r>
+        <w:rPr>
+          <w:b/>
+        </w:rPr>
+        <w:t>training</w:t>
+      </w:r>
+      <w:r>
+        <w:rPr>
+          <w:b w:val="0"/>
+        </w:rPr>
+        <w:t xml:space="preserve"> labels are clear and two are blocked. It gets the same 1/3 on these validation rows. Record all </w:t>
+      </w:r>
+      <w:r>
+        <w:rPr>
+          <w:b/>
+        </w:rPr>
+        <w:t>distance</w:t>
+      </w:r>
+      <w:r>
+        <w:rPr>
+          <w:b w:val="0"/>
+        </w:rPr>
+        <w:t>s, selected IDs and errors.</w:t>
+      </w:r>
+    </w:p>
+    <w:p>
+      <w:pPr>
+        <w:spacing w:line="336" w:lineRule="auto" w:after="180"/>
+      </w:pPr>
+      <w:r>
+        <w:rPr>
+          <w:b w:val="0"/>
+        </w:rPr>
+        <w:t>Trying more k values is a development choice to document; preserve a separate final test for a final evaluation.</w:t>
       </w:r>
     </w:p>
     <w:p>
@@ -2549,8 +4641,50 @@
       </w:r>
     </w:p>
     <w:p>
-      <w:r>
-        <w:t>Use workbook W2 for the connected example “Nearest neighbours and distances”. First fill the input and rule boxes. Try the middle steps before asking for a hint. After a hint, try the next step yourself.</w:t>
+      <w:pPr>
+        <w:spacing w:line="336" w:lineRule="auto" w:after="180"/>
+      </w:pPr>
+      <w:r>
+        <w:rPr>
+          <w:b w:val="0"/>
+        </w:rPr>
+        <w:t xml:space="preserve">Use workbook W2 for the connected example “Nearest </w:t>
+      </w:r>
+      <w:r>
+        <w:rPr>
+          <w:b/>
+        </w:rPr>
+        <w:t>neighbour</w:t>
+      </w:r>
+      <w:r>
+        <w:rPr>
+          <w:b w:val="0"/>
+        </w:rPr>
+        <w:t xml:space="preserve">s and </w:t>
+      </w:r>
+      <w:r>
+        <w:rPr>
+          <w:b/>
+        </w:rPr>
+        <w:t>distance</w:t>
+      </w:r>
+      <w:r>
+        <w:rPr>
+          <w:b w:val="0"/>
+        </w:rPr>
+        <w:t xml:space="preserve">s”. First fill the </w:t>
+      </w:r>
+      <w:r>
+        <w:rPr>
+          <w:b/>
+        </w:rPr>
+        <w:t>input</w:t>
+      </w:r>
+      <w:r>
+        <w:rPr>
+          <w:b w:val="0"/>
+        </w:rPr>
+        <w:t xml:space="preserve"> and rule boxes. Try the middle steps before asking for a hint. After a hint, try the next step yourself.</w:t>
       </w:r>
     </w:p>
     <w:tbl>
@@ -2633,7 +4767,13 @@
       </w:tr>
     </w:tbl>
     <w:p>
-      <w:r>
+      <w:pPr>
+        <w:spacing w:line="336" w:lineRule="auto" w:after="180"/>
+      </w:pPr>
+      <w:r>
+        <w:rPr>
+          <w:b w:val="0"/>
+        </w:rPr>
         <w:t>Explain your trace to a partner. Your partner points to one step to check. Swap roles on the next case. Each person writes their own explanation.</w:t>
       </w:r>
     </w:p>
@@ -2646,12 +4786,71 @@
       </w:r>
     </w:p>
     <w:p>
-      <w:r>
-        <w:t>Use the worked case for Nearest neighbours and distances. Proposed explanation: “A negative difference is a negative distance”. Decide whether this explanation is supported. Point to the step or supplied fact that decides; explain your repair if needed.</w:t>
-      </w:r>
-    </w:p>
-    <w:p>
-      <w:r>
+      <w:pPr>
+        <w:spacing w:line="336" w:lineRule="auto" w:after="180"/>
+      </w:pPr>
+      <w:r>
+        <w:rPr>
+          <w:b w:val="0"/>
+        </w:rPr>
+        <w:t xml:space="preserve">Use the worked case for Nearest </w:t>
+      </w:r>
+      <w:r>
+        <w:rPr>
+          <w:b/>
+        </w:rPr>
+        <w:t>neighbour</w:t>
+      </w:r>
+      <w:r>
+        <w:rPr>
+          <w:b w:val="0"/>
+        </w:rPr>
+        <w:t xml:space="preserve">s and </w:t>
+      </w:r>
+      <w:r>
+        <w:rPr>
+          <w:b/>
+        </w:rPr>
+        <w:t>distance</w:t>
+      </w:r>
+      <w:r>
+        <w:rPr>
+          <w:b w:val="0"/>
+        </w:rPr>
+        <w:t xml:space="preserve">s. Proposed explanation: “A negative difference is a negative </w:t>
+      </w:r>
+      <w:r>
+        <w:rPr>
+          <w:b/>
+        </w:rPr>
+        <w:t>distance</w:t>
+      </w:r>
+      <w:r>
+        <w:rPr>
+          <w:b w:val="0"/>
+        </w:rPr>
+        <w:t>”. Decide whether this explanation is supported.</w:t>
+      </w:r>
+    </w:p>
+    <w:p>
+      <w:pPr>
+        <w:spacing w:line="336" w:lineRule="auto" w:after="180"/>
+      </w:pPr>
+      <w:r>
+        <w:rPr>
+          <w:b w:val="0"/>
+        </w:rPr>
+        <w:t>Point to the step or supplied fact that decides; explain your repair if needed.</w:t>
+      </w:r>
+    </w:p>
+    <w:p>
+      <w:pPr>
+        <w:spacing w:line="336" w:lineRule="auto" w:after="180"/>
+      </w:pPr>
+      <w:r>
+        <w:rPr>
+          <w:b w:val="0"/>
+        </w:rPr>
         <w:t>Answer on your own before discussion. If you are unsure, say which step you need help with.</w:t>
       </w:r>
     </w:p>
@@ -2664,8 +4863,26 @@
       </w:r>
     </w:p>
     <w:p>
-      <w:r>
-        <w:t>Why is the k=1 outcome at length5 not uniquely determined without a tie rule? Point to the relevant step in the picture, then write the changed result and the rule or evidence that supports it.</w:t>
+      <w:pPr>
+        <w:spacing w:line="336" w:lineRule="auto" w:after="180"/>
+      </w:pPr>
+      <w:r>
+        <w:rPr>
+          <w:b w:val="0"/>
+        </w:rPr>
+        <w:t xml:space="preserve">Why is the k=1 outcome at length5 not uniquely determined without a tie rule? Point to the relevant step in the picture, then write the changed result and the rule or </w:t>
+      </w:r>
+      <w:r>
+        <w:rPr>
+          <w:b/>
+        </w:rPr>
+        <w:t>evidence</w:t>
+      </w:r>
+      <w:r>
+        <w:rPr>
+          <w:b w:val="0"/>
+        </w:rPr>
+        <w:t xml:space="preserve"> that supports it.</w:t>
       </w:r>
     </w:p>
     <w:p>
@@ -2697,7 +4914,13 @@
       </w:r>
     </w:p>
     <w:p>
-      <w:r>
+      <w:pPr>
+        <w:spacing w:line="336" w:lineRule="auto" w:after="180"/>
+      </w:pPr>
+      <w:r>
+        <w:rPr>
+          <w:b w:val="0"/>
+        </w:rPr>
         <w:t>This is supported practice. Keep the separately named independent case for an attempt before feedback.</w:t>
       </w:r>
     </w:p>
@@ -2711,7 +4934,24 @@
     </w:p>
     <w:p>
       <w:r>
-        <w:t>EVIDENCE LAB</w:t>
+        <w:t>Investigate Nearest Neighbors. Record the prediction, actual observation or labelled paper trace, explanation and next test separately.</w:t>
+      </w:r>
+    </w:p>
+    <w:p>
+      <w:pPr>
+        <w:spacing w:line="336" w:lineRule="auto" w:after="180"/>
+      </w:pPr>
+      <w:r>
+        <w:rPr>
+          <w:b/>
+        </w:rPr>
+        <w:t>EVIDENCE</w:t>
+      </w:r>
+      <w:r>
+        <w:rPr>
+          <w:b/>
+        </w:rPr>
+        <w:t xml:space="preserve"> LAB</w:t>
       </w:r>
     </w:p>
     <w:p>
@@ -2723,7 +4963,13 @@
       </w:r>
     </w:p>
     <w:p>
-      <w:r>
+      <w:pPr>
+        <w:spacing w:line="336" w:lineRule="auto" w:after="180"/>
+      </w:pPr>
+      <w:r>
+        <w:rPr>
+          <w:b w:val="0"/>
+        </w:rPr>
         <w:t>Keep the test conditions fixed, record every result, and change only one planned factor.</w:t>
       </w:r>
     </w:p>
@@ -2764,27 +5010,122 @@
       </w:r>
     </w:p>
     <w:p>
-      <w:r>
-        <w:t>1.  Write the hypothesis and expected evidence before running.</w:t>
-      </w:r>
-    </w:p>
-    <w:p>
-      <w:r>
-        <w:t>2.  Neighbor Map: compute distances, rank neighbors, compare k values, and show how scaling changes one result.</w:t>
-      </w:r>
-    </w:p>
-    <w:p>
-      <w:r>
+      <w:pPr>
+        <w:spacing w:line="336" w:lineRule="auto" w:after="180"/>
+        <w:shd w:fill="F4F9FC"/>
+      </w:pPr>
+      <w:r>
+        <w:rPr>
+          <w:b w:val="0"/>
+        </w:rPr>
+        <w:t xml:space="preserve">1.  Write the hypothesis and expected </w:t>
+      </w:r>
+      <w:r>
+        <w:rPr>
+          <w:b/>
+        </w:rPr>
+        <w:t>evidence</w:t>
+      </w:r>
+      <w:r>
+        <w:rPr>
+          <w:b w:val="0"/>
+        </w:rPr>
+        <w:t xml:space="preserve"> before running.</w:t>
+      </w:r>
+    </w:p>
+    <w:p>
+      <w:pPr>
+        <w:spacing w:line="336" w:lineRule="auto" w:after="180"/>
+        <w:shd w:fill="F4F9FC"/>
+      </w:pPr>
+      <w:r>
+        <w:rPr>
+          <w:b w:val="0"/>
+        </w:rPr>
+        <w:t xml:space="preserve">2.  </w:t>
+      </w:r>
+      <w:r>
+        <w:rPr>
+          <w:b/>
+        </w:rPr>
+        <w:t>Neighbor</w:t>
+      </w:r>
+      <w:r>
+        <w:rPr>
+          <w:b w:val="0"/>
+        </w:rPr>
+        <w:t xml:space="preserve"> Map: compute </w:t>
+      </w:r>
+      <w:r>
+        <w:rPr>
+          <w:b/>
+        </w:rPr>
+        <w:t>distance</w:t>
+      </w:r>
+      <w:r>
+        <w:rPr>
+          <w:b w:val="0"/>
+        </w:rPr>
+        <w:t xml:space="preserve">s, rank </w:t>
+      </w:r>
+      <w:r>
+        <w:rPr>
+          <w:b/>
+        </w:rPr>
+        <w:t>neighbor</w:t>
+      </w:r>
+      <w:r>
+        <w:rPr>
+          <w:b w:val="0"/>
+        </w:rPr>
+        <w:t xml:space="preserve">s, compare k values, and show how </w:t>
+      </w:r>
+      <w:r>
+        <w:rPr>
+          <w:b/>
+        </w:rPr>
+        <w:t>scaling</w:t>
+      </w:r>
+      <w:r>
+        <w:rPr>
+          <w:b w:val="0"/>
+        </w:rPr>
+        <w:t xml:space="preserve"> changes one result.</w:t>
+      </w:r>
+    </w:p>
+    <w:p>
+      <w:pPr>
+        <w:spacing w:line="336" w:lineRule="auto" w:after="180"/>
+        <w:shd w:fill="F4F9FC"/>
+      </w:pPr>
+      <w:r>
+        <w:rPr>
+          <w:b w:val="0"/>
+        </w:rPr>
         <w:t>3.  Run one normal, one boundary, one missing, and one shifted case.</w:t>
       </w:r>
     </w:p>
     <w:p>
-      <w:r>
+      <w:pPr>
+        <w:spacing w:line="336" w:lineRule="auto" w:after="180"/>
+        <w:shd w:fill="F4F9FC"/>
+      </w:pPr>
+      <w:r>
+        <w:rPr>
+          <w:b w:val="0"/>
+        </w:rPr>
         <w:t>4.  Calculate the metric from raw counts or row-level errors.</w:t>
       </w:r>
     </w:p>
     <w:p>
-      <w:r>
+      <w:pPr>
+        <w:spacing w:line="336" w:lineRule="auto" w:after="180"/>
+        <w:shd w:fill="F4F9FC"/>
+      </w:pPr>
+      <w:r>
+        <w:rPr>
+          <w:b w:val="0"/>
+        </w:rPr>
         <w:t>5.  Interpret what changed, what did not, and what remains unsafe or unknown.</w:t>
       </w:r>
     </w:p>
@@ -3042,7 +5383,13 @@
       </w:r>
     </w:p>
     <w:p>
-      <w:r>
+      <w:pPr>
+        <w:spacing w:line="336" w:lineRule="auto" w:after="180"/>
+      </w:pPr>
+      <w:r>
+        <w:rPr>
+          <w:b w:val="0"/>
+        </w:rPr>
         <w:t>Before trying: what do I expect, and why? While trying: which step could first go wrong? Afterwards: what did I actually observe, and what should change? Keep “not run” if you only traced the procedure.</w:t>
       </w:r>
     </w:p>
@@ -3056,6 +5403,17 @@
     </w:p>
     <w:p>
       <w:r>
+        <w:t>Move from recall to tracing, diagnosis and transfer in Nearest Neighbors. Explain why each step is justified.</w:t>
+      </w:r>
+    </w:p>
+    <w:p>
+      <w:pPr>
+        <w:spacing w:line="336" w:lineRule="auto" w:after="180"/>
+      </w:pPr>
+      <w:r>
+        <w:rPr>
+          <w:b/>
+        </w:rPr>
         <w:t>MASTERY</w:t>
       </w:r>
     </w:p>
@@ -3068,8 +5426,26 @@
       </w:r>
     </w:p>
     <w:p>
-      <w:r>
-        <w:t>Move upward only when you can produce evidence without copying the example.</w:t>
+      <w:pPr>
+        <w:spacing w:line="336" w:lineRule="auto" w:after="180"/>
+      </w:pPr>
+      <w:r>
+        <w:rPr>
+          <w:b w:val="0"/>
+        </w:rPr>
+        <w:t xml:space="preserve">Move upward only when you can produce </w:t>
+      </w:r>
+      <w:r>
+        <w:rPr>
+          <w:b/>
+        </w:rPr>
+        <w:t>evidence</w:t>
+      </w:r>
+      <w:r>
+        <w:rPr>
+          <w:b w:val="0"/>
+        </w:rPr>
+        <w:t xml:space="preserve"> without copying the example.</w:t>
       </w:r>
     </w:p>
     <w:p>
@@ -3109,42 +5485,167 @@
       </w:r>
     </w:p>
     <w:p>
-      <w:r>
-        <w:t>DEFINE  Use all four terms precisely: distance, neighbor, k, scaling.</w:t>
-      </w:r>
-    </w:p>
-    <w:p>
-      <w:r>
-        <w:t>CALCULATE  Reproduce the worked evidence with units and denominator.</w:t>
-      </w:r>
-    </w:p>
-    <w:p>
-      <w:r>
+      <w:pPr>
+        <w:spacing w:line="336" w:lineRule="auto" w:after="180"/>
+      </w:pPr>
+      <w:r>
+        <w:rPr>
+          <w:b w:val="0"/>
+        </w:rPr>
+        <w:t xml:space="preserve">DEFINE  Use all four terms precisely: </w:t>
+      </w:r>
+      <w:r>
+        <w:rPr>
+          <w:b/>
+        </w:rPr>
+        <w:t>distance</w:t>
+      </w:r>
+      <w:r>
+        <w:rPr>
+          <w:b w:val="0"/>
+        </w:rPr>
+        <w:t xml:space="preserve">, </w:t>
+      </w:r>
+      <w:r>
+        <w:rPr>
+          <w:b/>
+        </w:rPr>
+        <w:t>neighbor</w:t>
+      </w:r>
+      <w:r>
+        <w:rPr>
+          <w:b w:val="0"/>
+        </w:rPr>
+        <w:t xml:space="preserve">, k, </w:t>
+      </w:r>
+      <w:r>
+        <w:rPr>
+          <w:b/>
+        </w:rPr>
+        <w:t>scaling</w:t>
+      </w:r>
+      <w:r>
+        <w:rPr>
+          <w:b w:val="0"/>
+        </w:rPr>
+        <w:t>.</w:t>
+      </w:r>
+    </w:p>
+    <w:p>
+      <w:pPr>
+        <w:spacing w:line="336" w:lineRule="auto" w:after="180"/>
+      </w:pPr>
+      <w:r>
+        <w:rPr>
+          <w:b w:val="0"/>
+        </w:rPr>
+        <w:t xml:space="preserve">CALCULATE  Reproduce the worked </w:t>
+      </w:r>
+      <w:r>
+        <w:rPr>
+          <w:b/>
+        </w:rPr>
+        <w:t>evidence</w:t>
+      </w:r>
+      <w:r>
+        <w:rPr>
+          <w:b w:val="0"/>
+        </w:rPr>
+        <w:t xml:space="preserve"> with units and denominator.</w:t>
+      </w:r>
+    </w:p>
+    <w:p>
+      <w:pPr>
+        <w:spacing w:line="336" w:lineRule="auto" w:after="180"/>
+        <w:shd w:fill="F4F9FC"/>
+      </w:pPr>
+      <w:r>
+        <w:rPr>
+          <w:b w:val="0"/>
+        </w:rPr>
         <w:t>TRACE  Explain the data, code or decision path.</w:t>
       </w:r>
     </w:p>
     <w:p>
-      <w:r>
-        <w:t>DIAGNOSE  Nearest neighbor means the photo that looks most similar to a person.</w:t>
-      </w:r>
-    </w:p>
-    <w:p>
-      <w:r>
+      <w:pPr>
+        <w:spacing w:line="336" w:lineRule="auto" w:after="180"/>
+        <w:shd w:fill="F4F9FC"/>
+      </w:pPr>
+      <w:r>
+        <w:rPr>
+          <w:b w:val="0"/>
+        </w:rPr>
+        <w:t xml:space="preserve">DIAGNOSE  Nearest </w:t>
+      </w:r>
+      <w:r>
+        <w:rPr>
+          <w:b/>
+        </w:rPr>
+        <w:t>neighbor</w:t>
+      </w:r>
+      <w:r>
+        <w:rPr>
+          <w:b w:val="0"/>
+        </w:rPr>
+        <w:t xml:space="preserve"> means the photo that looks most similar to a person.</w:t>
+      </w:r>
+    </w:p>
+    <w:p>
+      <w:pPr>
+        <w:spacing w:line="336" w:lineRule="auto" w:after="180"/>
+        <w:shd w:fill="F4F9FC"/>
+      </w:pPr>
+      <w:r>
+        <w:rPr>
+          <w:b w:val="0"/>
+        </w:rPr>
         <w:t>TRANSFER  Solve a fresh dataset or model case.</w:t>
       </w:r>
     </w:p>
     <w:p>
-      <w:r>
-        <w:t>IMPROVE  Change one cause and rerun fixed evidence.</w:t>
-      </w:r>
-    </w:p>
-    <w:p>
-      <w:r>
+      <w:pPr>
+        <w:spacing w:line="336" w:lineRule="auto" w:after="180"/>
+      </w:pPr>
+      <w:r>
+        <w:rPr>
+          <w:b w:val="0"/>
+        </w:rPr>
+        <w:t xml:space="preserve">IMPROVE  Change one cause and rerun fixed </w:t>
+      </w:r>
+      <w:r>
+        <w:rPr>
+          <w:b/>
+        </w:rPr>
+        <w:t>evidence</w:t>
+      </w:r>
+      <w:r>
+        <w:rPr>
+          <w:b w:val="0"/>
+        </w:rPr>
+        <w:t>.</w:t>
+      </w:r>
+    </w:p>
+    <w:p>
+      <w:pPr>
+        <w:spacing w:line="336" w:lineRule="auto" w:after="180"/>
+        <w:shd w:fill="F4F9FC"/>
+      </w:pPr>
+      <w:r>
+        <w:rPr>
+          <w:b w:val="0"/>
+        </w:rPr>
         <w:t>DEFEND  State intended use, metric, limitation, and human responsibility.</w:t>
       </w:r>
     </w:p>
     <w:p>
-      <w:r>
+      <w:pPr>
+        <w:spacing w:line="336" w:lineRule="auto" w:after="180"/>
+        <w:shd w:fill="F1F6F8"/>
+      </w:pPr>
+      <w:r>
+        <w:rPr>
+          <w:b w:val="0"/>
+        </w:rPr>
         <w:t>MASTERY RULE  A coached calculation becomes mastery only after a different case is completed independently.</w:t>
       </w:r>
     </w:p>
@@ -3158,6 +5659,17 @@
     </w:p>
     <w:p>
       <w:r>
+        <w:t>Apply this week’s idea to Responsible Plant Classifier. Keep an annotated decision and the evidence supporting it.</w:t>
+      </w:r>
+    </w:p>
+    <w:p>
+      <w:pPr>
+        <w:spacing w:line="336" w:lineRule="auto" w:after="180"/>
+      </w:pPr>
+      <w:r>
+        <w:rPr>
+          <w:b/>
+        </w:rPr>
         <w:t>CUMULATIVE PROJECT</w:t>
       </w:r>
     </w:p>
@@ -3170,8 +5682,26 @@
       </w:r>
     </w:p>
     <w:p>
-      <w:r>
-        <w:t>Every week adds one reviewable artifact to the same evidence-based capstone.</w:t>
+      <w:pPr>
+        <w:spacing w:line="336" w:lineRule="auto" w:after="180"/>
+      </w:pPr>
+      <w:r>
+        <w:rPr>
+          <w:b w:val="0"/>
+        </w:rPr>
+        <w:t xml:space="preserve">Every week adds one reviewable artifact to the same </w:t>
+      </w:r>
+      <w:r>
+        <w:rPr>
+          <w:b/>
+        </w:rPr>
+        <w:t>evidence</w:t>
+      </w:r>
+      <w:r>
+        <w:rPr>
+          <w:b w:val="0"/>
+        </w:rPr>
+        <w:t>-based capstone.</w:t>
       </w:r>
     </w:p>
     <w:p>
@@ -3211,43 +5741,134 @@
       </w:r>
     </w:p>
     <w:p>
-      <w:r>
-        <w:t>THIS WEEK'S CHECKPOINT  Implement a transparent k-NN paper prototype for the Plant Classifier and record the chosen features, scaling, distance, and k.</w:t>
-      </w:r>
-    </w:p>
-    <w:p>
-      <w:r>
+      <w:pPr>
+        <w:spacing w:line="336" w:lineRule="auto" w:after="180"/>
+        <w:shd w:fill="EDF7F3"/>
+      </w:pPr>
+      <w:r>
+        <w:rPr>
+          <w:b w:val="0"/>
+        </w:rPr>
+        <w:t xml:space="preserve">THIS WEEK'S CHECKPOINT  Implement a transparent k-NN paper prototype for the Plant Classifier and record the chosen features, </w:t>
+      </w:r>
+      <w:r>
+        <w:rPr>
+          <w:b/>
+        </w:rPr>
+        <w:t>scaling</w:t>
+      </w:r>
+      <w:r>
+        <w:rPr>
+          <w:b w:val="0"/>
+        </w:rPr>
+        <w:t xml:space="preserve">, </w:t>
+      </w:r>
+      <w:r>
+        <w:rPr>
+          <w:b/>
+        </w:rPr>
+        <w:t>distance</w:t>
+      </w:r>
+      <w:r>
+        <w:rPr>
+          <w:b w:val="0"/>
+        </w:rPr>
+        <w:t>, and k.</w:t>
+      </w:r>
+    </w:p>
+    <w:p>
+      <w:pPr>
+        <w:spacing w:line="336" w:lineRule="auto" w:after="180"/>
+        <w:shd w:fill="F5F1FB"/>
+      </w:pPr>
+      <w:r>
+        <w:rPr>
+          <w:b w:val="0"/>
+        </w:rPr>
         <w:t>Which requirement or risk does this artifact address?</w:t>
       </w:r>
     </w:p>
     <w:p>
-      <w:r>
+      <w:pPr>
+        <w:spacing w:line="336" w:lineRule="auto" w:after="180"/>
+        <w:shd w:fill="F5F1FB"/>
+      </w:pPr>
+      <w:r>
+        <w:rPr>
+          <w:b w:val="0"/>
+        </w:rPr>
         <w:t>Which dataset, split, code, and metric version does it use?</w:t>
       </w:r>
     </w:p>
     <w:p>
-      <w:r>
+      <w:pPr>
+        <w:spacing w:line="336" w:lineRule="auto" w:after="180"/>
+        <w:shd w:fill="F5F1FB"/>
+      </w:pPr>
+      <w:r>
+        <w:rPr>
+          <w:b w:val="0"/>
+        </w:rPr>
         <w:t>What normal and shifted cases were tested?</w:t>
       </w:r>
     </w:p>
     <w:p>
-      <w:r>
+      <w:pPr>
+        <w:spacing w:line="336" w:lineRule="auto" w:after="180"/>
+        <w:shd w:fill="F5F1FB"/>
+      </w:pPr>
+      <w:r>
+        <w:rPr>
+          <w:b w:val="0"/>
+        </w:rPr>
         <w:t>What remains uncertain or weak?</w:t>
       </w:r>
     </w:p>
     <w:p>
-      <w:r>
+      <w:pPr>
+        <w:spacing w:line="336" w:lineRule="auto" w:after="180"/>
+        <w:shd w:fill="F5F1FB"/>
+      </w:pPr>
+      <w:r>
+        <w:rPr>
+          <w:b w:val="0"/>
+        </w:rPr>
         <w:t>What decision still belongs to a teacher or qualified human?</w:t>
       </w:r>
     </w:p>
     <w:p>
-      <w:r>
+      <w:pPr>
+        <w:spacing w:line="336" w:lineRule="auto" w:after="180"/>
+        <w:shd w:fill="FFF5E6"/>
+      </w:pPr>
+      <w:r>
+        <w:rPr>
+          <w:b w:val="0"/>
+        </w:rPr>
         <w:t>RESPONSIBLE RELEASE  Never use this classroom prototype for medical, pesticide, agricultural, or other consequential decisions.</w:t>
       </w:r>
     </w:p>
     <w:p>
-      <w:r>
-        <w:t>My evidence-linked project decision:</w:t>
+      <w:pPr>
+        <w:spacing w:line="336" w:lineRule="auto" w:after="180"/>
+      </w:pPr>
+      <w:r>
+        <w:rPr>
+          <w:b w:val="0"/>
+        </w:rPr>
+        <w:t xml:space="preserve">My </w:t>
+      </w:r>
+      <w:r>
+        <w:rPr>
+          <w:b/>
+        </w:rPr>
+        <w:t>evidence</w:t>
+      </w:r>
+      <w:r>
+        <w:rPr>
+          <w:b w:val="0"/>
+        </w:rPr>
+        <w:t>-linked project decision:</w:t>
       </w:r>
     </w:p>
     <w:p>
@@ -3259,8 +5880,37 @@
       </w:r>
     </w:p>
     <w:p>
-      <w:r>
-        <w:t>For your Responsible Plant Classifier, save the input, procedure, observed result and limitation of this check. Label this worked example as practice; use a different, previously unreviewed case when checking independent understanding.</w:t>
+      <w:pPr>
+        <w:spacing w:line="336" w:lineRule="auto" w:after="180"/>
+      </w:pPr>
+      <w:r>
+        <w:rPr>
+          <w:b w:val="0"/>
+        </w:rPr>
+        <w:t xml:space="preserve">For your Responsible Plant Classifier, save the </w:t>
+      </w:r>
+      <w:r>
+        <w:rPr>
+          <w:b/>
+        </w:rPr>
+        <w:t>input</w:t>
+      </w:r>
+      <w:r>
+        <w:rPr>
+          <w:b w:val="0"/>
+        </w:rPr>
+        <w:t>, procedure, observed result and limitation of this check.</w:t>
+      </w:r>
+    </w:p>
+    <w:p>
+      <w:pPr>
+        <w:spacing w:line="336" w:lineRule="auto" w:after="180"/>
+      </w:pPr>
+      <w:r>
+        <w:rPr>
+          <w:b w:val="0"/>
+        </w:rPr>
+        <w:t>Label this worked example as practice; use a different, previously unreviewed case when checking independent understanding.</w:t>
       </w:r>
     </w:p>
     <w:p>
@@ -3273,6 +5923,17 @@
     </w:p>
     <w:p>
       <w:r>
+        <w:t>Use a genuinely new case for independent evidence. Previously discussed examples remain practice; use the separately named independent case before feedback.</w:t>
+      </w:r>
+    </w:p>
+    <w:p>
+      <w:pPr>
+        <w:spacing w:line="336" w:lineRule="auto" w:after="180"/>
+      </w:pPr>
+      <w:r>
+        <w:rPr>
+          <w:b/>
+        </w:rPr>
         <w:t>INDEPENDENT PROOF</w:t>
       </w:r>
     </w:p>
@@ -3285,7 +5946,13 @@
       </w:r>
     </w:p>
     <w:p>
-      <w:r>
+      <w:pPr>
+        <w:spacing w:line="336" w:lineRule="auto" w:after="180"/>
+      </w:pPr>
+      <w:r>
+        <w:rPr>
+          <w:b w:val="0"/>
+        </w:rPr>
         <w:t>Complete this with a fresh case after guided practice and compare it with the mastery criteria.</w:t>
       </w:r>
     </w:p>
@@ -3326,48 +5993,156 @@
       </w:r>
     </w:p>
     <w:p>
-      <w:r>
-        <w:t>REQUIRED PROOF  Calculate distances and compare k=1 with k=3.</w:t>
-      </w:r>
-    </w:p>
-    <w:p>
-      <w:r>
+      <w:pPr>
+        <w:pStyle w:val="Heading3"/>
+      </w:pPr>
+      <w:r>
+        <w:t>What success looks like</w:t>
+      </w:r>
+    </w:p>
+    <w:p>
+      <w:pPr>
+        <w:spacing w:line="336" w:lineRule="auto" w:after="180"/>
+        <w:shd w:fill="EDF7F3"/>
+      </w:pPr>
+      <w:r>
+        <w:rPr>
+          <w:b w:val="0"/>
+        </w:rPr>
+        <w:t xml:space="preserve">REQUIRED PROOF  Calculate </w:t>
+      </w:r>
+      <w:r>
+        <w:rPr>
+          <w:b/>
+        </w:rPr>
+        <w:t>distance</w:t>
+      </w:r>
+      <w:r>
+        <w:rPr>
+          <w:b w:val="0"/>
+        </w:rPr>
+        <w:t>s and compare k=1 with k=3.</w:t>
+      </w:r>
+    </w:p>
+    <w:p>
+      <w:pPr>
+        <w:spacing w:line="336" w:lineRule="auto" w:after="180"/>
+      </w:pPr>
+      <w:r>
+        <w:rPr>
+          <w:b w:val="0"/>
+        </w:rPr>
         <w:t>□ Define the task, feature/target roles, and intended-use boundary.</w:t>
       </w:r>
     </w:p>
     <w:p>
-      <w:r>
+      <w:pPr>
+        <w:spacing w:line="336" w:lineRule="auto" w:after="180"/>
+      </w:pPr>
+      <w:r>
+        <w:rPr>
+          <w:b w:val="0"/>
+        </w:rPr>
         <w:t>□ Show the calculation, code trace, or experiment record.</w:t>
       </w:r>
     </w:p>
     <w:p>
-      <w:r>
+      <w:pPr>
+        <w:spacing w:line="336" w:lineRule="auto" w:after="180"/>
+      </w:pPr>
+      <w:r>
+        <w:rPr>
+          <w:b w:val="0"/>
+        </w:rPr>
         <w:t>□ Test a normal case and one revealing boundary, missing, or shifted case.</w:t>
       </w:r>
     </w:p>
     <w:p>
-      <w:r>
+      <w:pPr>
+        <w:spacing w:line="336" w:lineRule="auto" w:after="180"/>
+      </w:pPr>
+      <w:r>
+        <w:rPr>
+          <w:b w:val="0"/>
+        </w:rPr>
         <w:t>□ Diagnose one failure without changing several factors at once.</w:t>
       </w:r>
     </w:p>
     <w:p>
-      <w:r>
+      <w:pPr>
+        <w:spacing w:line="336" w:lineRule="auto" w:after="180"/>
+      </w:pPr>
+      <w:r>
+        <w:rPr>
+          <w:b w:val="0"/>
+        </w:rPr>
         <w:t>□ Name a limitation, fairness concern, and the human-review action.</w:t>
       </w:r>
     </w:p>
     <w:p>
-      <w:r>
-        <w:t>Independent evidence and defense:</w:t>
-      </w:r>
-    </w:p>
-    <w:p>
-      <w:r>
+      <w:pPr>
+        <w:spacing w:line="336" w:lineRule="auto" w:after="180"/>
+      </w:pPr>
+      <w:r>
+        <w:rPr>
+          <w:b w:val="0"/>
+        </w:rPr>
+        <w:t xml:space="preserve">Independent </w:t>
+      </w:r>
+      <w:r>
+        <w:rPr>
+          <w:b/>
+        </w:rPr>
+        <w:t>evidence</w:t>
+      </w:r>
+      <w:r>
+        <w:rPr>
+          <w:b w:val="0"/>
+        </w:rPr>
+        <w:t xml:space="preserve"> and defense:</w:t>
+      </w:r>
+    </w:p>
+    <w:p>
+      <w:pPr>
+        <w:spacing w:line="336" w:lineRule="auto" w:after="180"/>
+      </w:pPr>
+      <w:r>
+        <w:rPr>
+          <w:b w:val="0"/>
+        </w:rPr>
         <w:t>My level:  □ Not yet  □ With one hint  □ Independently  □ I can teach and defend it</w:t>
       </w:r>
     </w:p>
     <w:p>
-      <w:r>
-        <w:t>NEXT BRIDGE  Carry the experiment evidence into: Train a Classifier.</w:t>
+      <w:pPr>
+        <w:pStyle w:val="Heading3"/>
+      </w:pPr>
+      <w:r>
+        <w:t>Connect to the next lesson</w:t>
+      </w:r>
+    </w:p>
+    <w:p>
+      <w:pPr>
+        <w:spacing w:line="336" w:lineRule="auto" w:after="180"/>
+        <w:shd w:fill="F1F6F8"/>
+      </w:pPr>
+      <w:r>
+        <w:rPr>
+          <w:b w:val="0"/>
+        </w:rPr>
+        <w:t xml:space="preserve">NEXT BRIDGE  Carry the experiment </w:t>
+      </w:r>
+      <w:r>
+        <w:rPr>
+          <w:b/>
+        </w:rPr>
+        <w:t>evidence</w:t>
+      </w:r>
+      <w:r>
+        <w:rPr>
+          <w:b w:val="0"/>
+        </w:rPr>
+        <w:t xml:space="preserve"> into: Train a Classifier.</w:t>
       </w:r>
     </w:p>
     <w:p>
@@ -3379,6 +6154,11 @@
       </w:r>
     </w:p>
     <w:p>
+      <w:r>
+        <w:t>Revisit the complete Nearest Neighbors case for supported practice. Repeated examples do not become fresh assessments.</w:t>
+      </w:r>
+    </w:p>
+    <w:p>
       <w:pPr>
         <w:pStyle w:val="Heading3"/>
       </w:pPr>
@@ -3387,7 +6167,13 @@
       </w:r>
     </w:p>
     <w:p>
-      <w:r>
+      <w:pPr>
+        <w:spacing w:line="336" w:lineRule="auto" w:after="180"/>
+      </w:pPr>
+      <w:r>
+        <w:rPr>
+          <w:b w:val="0"/>
+        </w:rPr>
         <w:t>Use the supplied details to practise the weekly concept before attempting the independent question. This case extends the illustrated lesson.</w:t>
       </w:r>
     </w:p>
@@ -3400,8 +6186,38 @@
       </w:r>
     </w:p>
     <w:p>
-      <w:r>
-        <w:t>One-dimensional training points: 2 healthy, 4 healthy, 8 spotted. Query=6; absolute distance.</w:t>
+      <w:pPr>
+        <w:spacing w:line="336" w:lineRule="auto" w:after="180"/>
+      </w:pPr>
+      <w:r>
+        <w:rPr>
+          <w:b w:val="0"/>
+        </w:rPr>
+        <w:t xml:space="preserve">One-dimensional </w:t>
+      </w:r>
+      <w:r>
+        <w:rPr>
+          <w:b/>
+        </w:rPr>
+        <w:t>training</w:t>
+      </w:r>
+      <w:r>
+        <w:rPr>
+          <w:b w:val="0"/>
+        </w:rPr>
+        <w:t xml:space="preserve"> points: 2 healthy, 4 healthy, 8 spotted. Query=6; absolute </w:t>
+      </w:r>
+      <w:r>
+        <w:rPr>
+          <w:b/>
+        </w:rPr>
+        <w:t>distance</w:t>
+      </w:r>
+      <w:r>
+        <w:rPr>
+          <w:b w:val="0"/>
+        </w:rPr>
+        <w:t>.</w:t>
       </w:r>
     </w:p>
     <w:p>
@@ -3413,8 +6229,26 @@
       </w:r>
     </w:p>
     <w:p>
-      <w:r>
-        <w:t>Find k=1 neighbours and handle ties.</w:t>
+      <w:pPr>
+        <w:spacing w:line="336" w:lineRule="auto" w:after="180"/>
+      </w:pPr>
+      <w:r>
+        <w:rPr>
+          <w:b w:val="0"/>
+        </w:rPr>
+        <w:t xml:space="preserve">Find k=1 </w:t>
+      </w:r>
+      <w:r>
+        <w:rPr>
+          <w:b/>
+        </w:rPr>
+        <w:t>neighbour</w:t>
+      </w:r>
+      <w:r>
+        <w:rPr>
+          <w:b w:val="0"/>
+        </w:rPr>
+        <w:t>s and handle ties.</w:t>
       </w:r>
     </w:p>
     <w:p>
@@ -3426,8 +6260,32 @@
       </w:r>
     </w:p>
     <w:p>
-      <w:r>
-        <w:t>Distances 4,2,2. Points 4 and 8 tie with different labels. Use a predefined tie policy or uncertainty. Scaling matters with differently measured features.</w:t>
+      <w:pPr>
+        <w:spacing w:line="336" w:lineRule="auto" w:after="180"/>
+      </w:pPr>
+      <w:r>
+        <w:rPr>
+          <w:b/>
+        </w:rPr>
+        <w:t>Distance</w:t>
+      </w:r>
+      <w:r>
+        <w:rPr>
+          <w:b w:val="0"/>
+        </w:rPr>
+        <w:t xml:space="preserve">s 4,2,2. Points 4 and 8 tie with different labels. Use a predefined tie policy or uncertainty. </w:t>
+      </w:r>
+      <w:r>
+        <w:rPr>
+          <w:b/>
+        </w:rPr>
+        <w:t>Scaling</w:t>
+      </w:r>
+      <w:r>
+        <w:rPr>
+          <w:b w:val="0"/>
+        </w:rPr>
+        <w:t xml:space="preserve"> matters with differently measured features.</w:t>
       </w:r>
     </w:p>
     <w:p>
@@ -3439,7 +6297,14 @@
       </w:r>
     </w:p>
     <w:p>
-      <w:r>
+      <w:pPr>
+        <w:spacing w:line="336" w:lineRule="auto" w:after="180"/>
+        <w:shd w:fill="F5F1FB"/>
+      </w:pPr>
+      <w:r>
+        <w:rPr>
+          <w:b w:val="0"/>
+        </w:rPr>
         <w:t>Which detail supports the answer, and why does it matter?</w:t>
       </w:r>
     </w:p>
@@ -3595,18 +6460,90 @@
       </w:tr>
     </w:tbl>
     <w:p>
-      <w:r>
-        <w:t>One-dimensional training points: 2 healthy, 4 healthy, 8 spotted. Query=6; absolute distance.</w:t>
-      </w:r>
-    </w:p>
-    <w:p>
-      <w:r>
-        <w:t>Find k=1 neighbours and handle ties.</w:t>
-      </w:r>
-    </w:p>
-    <w:p>
-      <w:r>
-        <w:t>Distances 4,2,2. Points 4 and 8 tie with different labels. Use a predefined tie policy or uncertainty. Scaling matters with differently measured features.</w:t>
+      <w:pPr>
+        <w:spacing w:line="336" w:lineRule="auto" w:after="180"/>
+      </w:pPr>
+      <w:r>
+        <w:rPr>
+          <w:b w:val="0"/>
+        </w:rPr>
+        <w:t xml:space="preserve">One-dimensional </w:t>
+      </w:r>
+      <w:r>
+        <w:rPr>
+          <w:b/>
+        </w:rPr>
+        <w:t>training</w:t>
+      </w:r>
+      <w:r>
+        <w:rPr>
+          <w:b w:val="0"/>
+        </w:rPr>
+        <w:t xml:space="preserve"> points: 2 healthy, 4 healthy, 8 spotted. Query=6; absolute </w:t>
+      </w:r>
+      <w:r>
+        <w:rPr>
+          <w:b/>
+        </w:rPr>
+        <w:t>distance</w:t>
+      </w:r>
+      <w:r>
+        <w:rPr>
+          <w:b w:val="0"/>
+        </w:rPr>
+        <w:t>.</w:t>
+      </w:r>
+    </w:p>
+    <w:p>
+      <w:pPr>
+        <w:spacing w:line="336" w:lineRule="auto" w:after="180"/>
+      </w:pPr>
+      <w:r>
+        <w:rPr>
+          <w:b w:val="0"/>
+        </w:rPr>
+        <w:t xml:space="preserve">Find k=1 </w:t>
+      </w:r>
+      <w:r>
+        <w:rPr>
+          <w:b/>
+        </w:rPr>
+        <w:t>neighbour</w:t>
+      </w:r>
+      <w:r>
+        <w:rPr>
+          <w:b w:val="0"/>
+        </w:rPr>
+        <w:t>s and handle ties.</w:t>
+      </w:r>
+    </w:p>
+    <w:p>
+      <w:pPr>
+        <w:spacing w:line="336" w:lineRule="auto" w:after="180"/>
+      </w:pPr>
+      <w:r>
+        <w:rPr>
+          <w:b/>
+        </w:rPr>
+        <w:t>Distance</w:t>
+      </w:r>
+      <w:r>
+        <w:rPr>
+          <w:b w:val="0"/>
+        </w:rPr>
+        <w:t xml:space="preserve">s 4,2,2. Points 4 and 8 tie with different labels. Use a predefined tie policy or uncertainty. </w:t>
+      </w:r>
+      <w:r>
+        <w:rPr>
+          <w:b/>
+        </w:rPr>
+        <w:t>Scaling</w:t>
+      </w:r>
+      <w:r>
+        <w:rPr>
+          <w:b w:val="0"/>
+        </w:rPr>
+        <w:t xml:space="preserve"> matters with differently measured features.</w:t>
       </w:r>
     </w:p>
     <w:p>
@@ -3618,6 +6555,11 @@
       </w:r>
     </w:p>
     <w:p>
+      <w:r>
+        <w:t>Attempt the reserved new case before feedback. Record support; the earlier examples below remain additional practice.</w:t>
+      </w:r>
+    </w:p>
+    <w:p>
       <w:pPr>
         <w:pStyle w:val="Heading3"/>
       </w:pPr>
@@ -3626,8 +6568,44 @@
       </w:r>
     </w:p>
     <w:p>
-      <w:r>
-        <w:t>Training points: A length1 healthy, B length5 spotted, C length9 healthy. Query length7. Use absolute distance; for a nearest-neighbor tie choose the alphabetically earlier ID. Compare k=1 and k=3.</w:t>
+      <w:pPr>
+        <w:spacing w:line="336" w:lineRule="auto" w:after="180"/>
+      </w:pPr>
+      <w:r>
+        <w:rPr>
+          <w:b/>
+        </w:rPr>
+        <w:t>Training</w:t>
+      </w:r>
+      <w:r>
+        <w:rPr>
+          <w:b w:val="0"/>
+        </w:rPr>
+        <w:t xml:space="preserve"> points: A length1 healthy, B length5 spotted, C length9 healthy. Query length7. Use absolute </w:t>
+      </w:r>
+      <w:r>
+        <w:rPr>
+          <w:b/>
+        </w:rPr>
+        <w:t>distance</w:t>
+      </w:r>
+      <w:r>
+        <w:rPr>
+          <w:b w:val="0"/>
+        </w:rPr>
+        <w:t>; for a nearest-</w:t>
+      </w:r>
+      <w:r>
+        <w:rPr>
+          <w:b/>
+        </w:rPr>
+        <w:t>neighbor</w:t>
+      </w:r>
+      <w:r>
+        <w:rPr>
+          <w:b w:val="0"/>
+        </w:rPr>
+        <w:t xml:space="preserve"> tie choose the alphabetically earlier ID. Compare k=1 and k=3.</w:t>
       </w:r>
     </w:p>
     <w:p>
@@ -3674,7 +6652,13 @@
       </w:r>
     </w:p>
     <w:p>
-      <w:r>
+      <w:pPr>
+        <w:spacing w:line="336" w:lineRule="auto" w:after="180"/>
+      </w:pPr>
+      <w:r>
+        <w:rPr>
+          <w:b w:val="0"/>
+        </w:rPr>
         <w:t>Attempt this case before feedback. Record any help. Earlier examples below are further practice; a case already practised with feedback cannot establish fresh transfer.</w:t>
       </w:r>
     </w:p>
@@ -3687,18 +6671,66 @@
       </w:r>
     </w:p>
     <w:p>
-      <w:r>
+      <w:pPr>
+        <w:spacing w:line="336" w:lineRule="auto" w:after="180"/>
+      </w:pPr>
+      <w:r>
+        <w:rPr>
+          <w:b w:val="0"/>
+        </w:rPr>
         <w:t>Close the worked explanation. Apply the idea to this different question without copying.</w:t>
       </w:r>
     </w:p>
     <w:p>
-      <w:r>
-        <w:t>For one feature, labeled points are 2:fern and 8:grass. A new point is 6. Under one-nearest-neighbor with absolute distance, predict its label.</w:t>
-      </w:r>
-    </w:p>
-    <w:p>
-      <w:r>
-        <w:t>My answer, with a trace, calculation or supporting evidence</w:t>
+      <w:pPr>
+        <w:spacing w:line="336" w:lineRule="auto" w:after="180"/>
+      </w:pPr>
+      <w:r>
+        <w:rPr>
+          <w:b w:val="0"/>
+        </w:rPr>
+        <w:t>For one feature, labeled points are 2:fern and 8:grass. A new point is 6. Under one-nearest-</w:t>
+      </w:r>
+      <w:r>
+        <w:rPr>
+          <w:b/>
+        </w:rPr>
+        <w:t>neighbor</w:t>
+      </w:r>
+      <w:r>
+        <w:rPr>
+          <w:b w:val="0"/>
+        </w:rPr>
+        <w:t xml:space="preserve"> with absolute </w:t>
+      </w:r>
+      <w:r>
+        <w:rPr>
+          <w:b/>
+        </w:rPr>
+        <w:t>distance</w:t>
+      </w:r>
+      <w:r>
+        <w:rPr>
+          <w:b w:val="0"/>
+        </w:rPr>
+        <w:t>, predict its label.</w:t>
+      </w:r>
+    </w:p>
+    <w:p>
+      <w:pPr>
+        <w:spacing w:line="336" w:lineRule="auto" w:after="180"/>
+      </w:pPr>
+      <w:r>
+        <w:rPr>
+          <w:b w:val="0"/>
+        </w:rPr>
+        <w:t xml:space="preserve">My answer, with a trace, calculation or supporting </w:t>
+      </w:r>
+      <w:r>
+        <w:rPr>
+          <w:b/>
+        </w:rPr>
+        <w:t>evidence</w:t>
       </w:r>
     </w:p>
     <w:p>
@@ -3743,13 +6775,37 @@
       </w:r>
     </w:p>
     <w:p>
-      <w:r>
+      <w:pPr>
+        <w:spacing w:line="336" w:lineRule="auto" w:after="180"/>
+      </w:pPr>
+      <w:r>
+        <w:rPr>
+          <w:b w:val="0"/>
+        </w:rPr>
         <w:t>Change one relevant detail. Predict the result before testing. Include a boundary or missing-information case when it helps reveal a limit.</w:t>
       </w:r>
     </w:p>
     <w:p>
-      <w:r>
-        <w:t>My changed input and expected result</w:t>
+      <w:pPr>
+        <w:spacing w:line="336" w:lineRule="auto" w:after="180"/>
+      </w:pPr>
+      <w:r>
+        <w:rPr>
+          <w:b w:val="0"/>
+        </w:rPr>
+        <w:t xml:space="preserve">My changed </w:t>
+      </w:r>
+      <w:r>
+        <w:rPr>
+          <w:b/>
+        </w:rPr>
+        <w:t>input</w:t>
+      </w:r>
+      <w:r>
+        <w:rPr>
+          <w:b w:val="0"/>
+        </w:rPr>
+        <w:t xml:space="preserve"> and expected result</w:t>
       </w:r>
     </w:p>
     <w:p>
@@ -3794,13 +6850,61 @@
       </w:r>
     </w:p>
     <w:p>
-      <w:r>
-        <w:t>Implement a transparent k-NN paper prototype for the Plant Classifier and record the chosen features, scaling, distance, and k.</w:t>
-      </w:r>
-    </w:p>
-    <w:p>
-      <w:r>
-        <w:t>The evidence I will keep</w:t>
+      <w:pPr>
+        <w:spacing w:line="336" w:lineRule="auto" w:after="180"/>
+      </w:pPr>
+      <w:r>
+        <w:rPr>
+          <w:b w:val="0"/>
+        </w:rPr>
+        <w:t xml:space="preserve">Implement a transparent k-NN paper prototype for the Plant Classifier and record the chosen features, </w:t>
+      </w:r>
+      <w:r>
+        <w:rPr>
+          <w:b/>
+        </w:rPr>
+        <w:t>scaling</w:t>
+      </w:r>
+      <w:r>
+        <w:rPr>
+          <w:b w:val="0"/>
+        </w:rPr>
+        <w:t xml:space="preserve">, </w:t>
+      </w:r>
+      <w:r>
+        <w:rPr>
+          <w:b/>
+        </w:rPr>
+        <w:t>distance</w:t>
+      </w:r>
+      <w:r>
+        <w:rPr>
+          <w:b w:val="0"/>
+        </w:rPr>
+        <w:t>, and k.</w:t>
+      </w:r>
+    </w:p>
+    <w:p>
+      <w:pPr>
+        <w:spacing w:line="336" w:lineRule="auto" w:after="180"/>
+      </w:pPr>
+      <w:r>
+        <w:rPr>
+          <w:b w:val="0"/>
+        </w:rPr>
+        <w:t xml:space="preserve">The </w:t>
+      </w:r>
+      <w:r>
+        <w:rPr>
+          <w:b/>
+        </w:rPr>
+        <w:t>evidence</w:t>
+      </w:r>
+      <w:r>
+        <w:rPr>
+          <w:b w:val="0"/>
+        </w:rPr>
+        <w:t xml:space="preserve"> I will keep</w:t>
       </w:r>
     </w:p>
     <w:p>
@@ -3837,8 +6941,26 @@
       </w:r>
     </w:p>
     <w:p>
-      <w:r>
-        <w:t>Your teacher has the independent answer and scoring criteria. Complete the matching workbook week to keep your practice evidence together.</w:t>
+      <w:pPr>
+        <w:spacing w:line="336" w:lineRule="auto" w:after="180"/>
+      </w:pPr>
+      <w:r>
+        <w:rPr>
+          <w:b w:val="0"/>
+        </w:rPr>
+        <w:t xml:space="preserve">Your teacher has the independent answer and scoring criteria. Complete the matching workbook week to keep your practice </w:t>
+      </w:r>
+      <w:r>
+        <w:rPr>
+          <w:b/>
+        </w:rPr>
+        <w:t>evidence</w:t>
+      </w:r>
+      <w:r>
+        <w:rPr>
+          <w:b w:val="0"/>
+        </w:rPr>
+        <w:t xml:space="preserve"> together.</w:t>
       </w:r>
     </w:p>
     <w:p>
@@ -3850,8 +6972,44 @@
       </w:r>
     </w:p>
     <w:p>
-      <w:r>
-        <w:t>Training lengths 2(H),6(S),10(H); query=8. Compute distances. Explain the tie and why combining length in mm with width in cm changes a two-feature distance.</w:t>
+      <w:pPr>
+        <w:spacing w:line="336" w:lineRule="auto" w:after="180"/>
+      </w:pPr>
+      <w:r>
+        <w:rPr>
+          <w:b/>
+        </w:rPr>
+        <w:t>Training</w:t>
+      </w:r>
+      <w:r>
+        <w:rPr>
+          <w:b w:val="0"/>
+        </w:rPr>
+        <w:t xml:space="preserve"> lengths 2(H),6(S),10(H); query=8. Compute </w:t>
+      </w:r>
+      <w:r>
+        <w:rPr>
+          <w:b/>
+        </w:rPr>
+        <w:t>distance</w:t>
+      </w:r>
+      <w:r>
+        <w:rPr>
+          <w:b w:val="0"/>
+        </w:rPr>
+        <w:t xml:space="preserve">s. Explain the tie and why combining length in mm with width in cm changes a two-feature </w:t>
+      </w:r>
+      <w:r>
+        <w:rPr>
+          <w:b/>
+        </w:rPr>
+        <w:t>distance</w:t>
+      </w:r>
+      <w:r>
+        <w:rPr>
+          <w:b w:val="0"/>
+        </w:rPr>
+        <w:t>.</w:t>
       </w:r>
     </w:p>
     <w:p>
@@ -3906,8 +7064,25 @@
       </w:r>
     </w:p>
     <w:p>
-      <w:r>
-        <w:t>Attempt the independent case before hints. Record whether you worked alone, used a hint or followed a model. After feedback, fix the first unsupported step and explain why it changed. A later check uses a changed case, not a copied answer.</w:t>
+      <w:pPr>
+        <w:spacing w:line="336" w:lineRule="auto" w:after="180"/>
+      </w:pPr>
+      <w:r>
+        <w:rPr>
+          <w:b w:val="0"/>
+        </w:rPr>
+        <w:t>Attempt the independent case before hints. Record whether you worked alone, used a hint or followed a model. After feedback, fix the first unsupported step and explain why it changed.</w:t>
+      </w:r>
+    </w:p>
+    <w:p>
+      <w:pPr>
+        <w:spacing w:line="336" w:lineRule="auto" w:after="180"/>
+      </w:pPr>
+      <w:r>
+        <w:rPr>
+          <w:b w:val="0"/>
+        </w:rPr>
+        <w:t>A later check uses a changed case, not a copied answer.</w:t>
       </w:r>
     </w:p>
     <w:p>
@@ -3920,7 +7095,42 @@
     </w:p>
     <w:p>
       <w:r>
-        <w:t>Start with this question: Let a nearest-neighbour picture show each distance before voting.</w:t>
+        <w:t>Use this map to navigate Nearest Neighbors, connect the goals to tasks and keep one evidence record for each attempt.</w:t>
+      </w:r>
+    </w:p>
+    <w:p>
+      <w:pPr>
+        <w:spacing w:line="336" w:lineRule="auto" w:after="180"/>
+      </w:pPr>
+      <w:r>
+        <w:rPr>
+          <w:b w:val="0"/>
+        </w:rPr>
+        <w:t>Start with this question: Let a nearest-</w:t>
+      </w:r>
+      <w:r>
+        <w:rPr>
+          <w:b/>
+        </w:rPr>
+        <w:t>neighbour</w:t>
+      </w:r>
+      <w:r>
+        <w:rPr>
+          <w:b w:val="0"/>
+        </w:rPr>
+        <w:t xml:space="preserve"> picture show each </w:t>
+      </w:r>
+      <w:r>
+        <w:rPr>
+          <w:b/>
+        </w:rPr>
+        <w:t>distance</w:t>
+      </w:r>
+      <w:r>
+        <w:rPr>
+          <w:b w:val="0"/>
+        </w:rPr>
+        <w:t xml:space="preserve"> before voting.</w:t>
       </w:r>
     </w:p>
     <w:tbl>
@@ -4026,13 +7236,61 @@
       </w:tr>
     </w:tbl>
     <w:p>
-      <w:r>
-        <w:t>Remember → watch and explain → try with help → investigate → try independently → keep project evidence. Your teacher may spread this lesson across several classes.</w:t>
-      </w:r>
-    </w:p>
-    <w:p>
-      <w:r>
-        <w:t>Keep your first prediction. Compare it with what the evidence shows and explain any change.</w:t>
+      <w:pPr>
+        <w:spacing w:line="336" w:lineRule="auto" w:after="180"/>
+      </w:pPr>
+      <w:r>
+        <w:rPr>
+          <w:b w:val="0"/>
+        </w:rPr>
+        <w:t xml:space="preserve">Remember → watch and explain → try with help → investigate → try independently → keep project </w:t>
+      </w:r>
+      <w:r>
+        <w:rPr>
+          <w:b/>
+        </w:rPr>
+        <w:t>evidence</w:t>
+      </w:r>
+      <w:r>
+        <w:rPr>
+          <w:b w:val="0"/>
+        </w:rPr>
+        <w:t>. Your teacher may spread this lesson across several classes.</w:t>
+      </w:r>
+    </w:p>
+    <w:p>
+      <w:pPr>
+        <w:spacing w:line="336" w:lineRule="auto" w:after="180"/>
+      </w:pPr>
+      <w:r>
+        <w:rPr>
+          <w:b w:val="0"/>
+        </w:rPr>
+        <w:t xml:space="preserve">Keep your first </w:t>
+      </w:r>
+      <w:r>
+        <w:rPr>
+          <w:b/>
+        </w:rPr>
+        <w:t>prediction</w:t>
+      </w:r>
+      <w:r>
+        <w:rPr>
+          <w:b w:val="0"/>
+        </w:rPr>
+        <w:t xml:space="preserve">. Compare it with what the </w:t>
+      </w:r>
+      <w:r>
+        <w:rPr>
+          <w:b/>
+        </w:rPr>
+        <w:t>evidence</w:t>
+      </w:r>
+      <w:r>
+        <w:rPr>
+          <w:b w:val="0"/>
+        </w:rPr>
+        <w:t xml:space="preserve"> shows and explain any change.</w:t>
       </w:r>
     </w:p>
     <w:p>
@@ -4045,7 +7303,54 @@
     </w:p>
     <w:p>
       <w:r>
-        <w:t>Close your notes. Explain this goal in your own words: Compute absolute distances and rank training neighbours</w:t>
+        <w:t>Explain Nearest Neighbors without notes, identify a remaining question and plan a later check with a changed case.</w:t>
+      </w:r>
+    </w:p>
+    <w:p>
+      <w:pPr>
+        <w:spacing w:line="336" w:lineRule="auto" w:after="180"/>
+      </w:pPr>
+      <w:r>
+        <w:rPr>
+          <w:b w:val="0"/>
+        </w:rPr>
+        <w:t xml:space="preserve">Close your notes. Explain this goal in your own words: Compute absolute </w:t>
+      </w:r>
+      <w:r>
+        <w:rPr>
+          <w:b/>
+        </w:rPr>
+        <w:t>distance</w:t>
+      </w:r>
+      <w:r>
+        <w:rPr>
+          <w:b w:val="0"/>
+        </w:rPr>
+        <w:t xml:space="preserve">s and rank </w:t>
+      </w:r>
+      <w:r>
+        <w:rPr>
+          <w:b/>
+        </w:rPr>
+        <w:t>training</w:t>
+      </w:r>
+      <w:r>
+        <w:rPr>
+          <w:b w:val="0"/>
+        </w:rPr>
+        <w:t xml:space="preserve"> </w:t>
+      </w:r>
+      <w:r>
+        <w:rPr>
+          <w:b/>
+        </w:rPr>
+        <w:t>neighbour</w:t>
+      </w:r>
+      <w:r>
+        <w:rPr>
+          <w:b w:val="0"/>
+        </w:rPr>
+        <w:t>s</w:t>
       </w:r>
     </w:p>
     <w:p>
@@ -4082,13 +7387,61 @@
       </w:r>
     </w:p>
     <w:p>
-      <w:r>
-        <w:t>If you are unsure, return to the worked picture and explain one arrow. If you are ready, change an input or assumption and justify your prediction.</w:t>
-      </w:r>
-    </w:p>
-    <w:p>
-      <w:r>
-        <w:t>Save your workbook evidence. At the next review, try a different case before opening your old answer.</w:t>
+      <w:pPr>
+        <w:spacing w:line="336" w:lineRule="auto" w:after="180"/>
+      </w:pPr>
+      <w:r>
+        <w:rPr>
+          <w:b w:val="0"/>
+        </w:rPr>
+        <w:t xml:space="preserve">If you are unsure, return to the worked picture and explain one arrow. If you are ready, change an </w:t>
+      </w:r>
+      <w:r>
+        <w:rPr>
+          <w:b/>
+        </w:rPr>
+        <w:t>input</w:t>
+      </w:r>
+      <w:r>
+        <w:rPr>
+          <w:b w:val="0"/>
+        </w:rPr>
+        <w:t xml:space="preserve"> or assumption and justify your </w:t>
+      </w:r>
+      <w:r>
+        <w:rPr>
+          <w:b/>
+        </w:rPr>
+        <w:t>prediction</w:t>
+      </w:r>
+      <w:r>
+        <w:rPr>
+          <w:b w:val="0"/>
+        </w:rPr>
+        <w:t>.</w:t>
+      </w:r>
+    </w:p>
+    <w:p>
+      <w:pPr>
+        <w:spacing w:line="336" w:lineRule="auto" w:after="180"/>
+      </w:pPr>
+      <w:r>
+        <w:rPr>
+          <w:b w:val="0"/>
+        </w:rPr>
+        <w:t xml:space="preserve">Save your workbook </w:t>
+      </w:r>
+      <w:r>
+        <w:rPr>
+          <w:b/>
+        </w:rPr>
+        <w:t>evidence</w:t>
+      </w:r>
+      <w:r>
+        <w:rPr>
+          <w:b w:val="0"/>
+        </w:rPr>
+        <w:t>. At the next review, try a different case before opening your old answer.</w:t>
       </w:r>
     </w:p>
     <w:p>
@@ -4101,12 +7454,53 @@
     </w:p>
     <w:p>
       <w:r>
+        <w:t>Attempt supported questions before using hints or feedback. Review a missing building block, then keep the completed work.</w:t>
+      </w:r>
+    </w:p>
+    <w:p>
+      <w:pPr>
+        <w:spacing w:line="336" w:lineRule="auto" w:after="180"/>
+      </w:pPr>
+      <w:r>
+        <w:rPr>
+          <w:b w:val="0"/>
+        </w:rPr>
         <w:t>Use this supported practice once, in the browser or on paper. Keep the reserved independent assessment for a separate first attempt before teacher feedback.</w:t>
       </w:r>
     </w:p>
     <w:p>
-      <w:r>
-        <w:t>Let a nearest-neighbour picture show each distance before voting.</w:t>
+      <w:pPr>
+        <w:spacing w:line="336" w:lineRule="auto" w:after="180"/>
+      </w:pPr>
+      <w:r>
+        <w:rPr>
+          <w:b w:val="0"/>
+        </w:rPr>
+        <w:t>Let a nearest-</w:t>
+      </w:r>
+      <w:r>
+        <w:rPr>
+          <w:b/>
+        </w:rPr>
+        <w:t>neighbour</w:t>
+      </w:r>
+      <w:r>
+        <w:rPr>
+          <w:b w:val="0"/>
+        </w:rPr>
+        <w:t xml:space="preserve"> picture show each </w:t>
+      </w:r>
+      <w:r>
+        <w:rPr>
+          <w:b/>
+        </w:rPr>
+        <w:t>distance</w:t>
+      </w:r>
+      <w:r>
+        <w:rPr>
+          <w:b w:val="0"/>
+        </w:rPr>
+        <w:t xml:space="preserve"> before voting.</w:t>
       </w:r>
     </w:p>
     <w:p>
@@ -4118,22 +7512,73 @@
       </w:r>
     </w:p>
     <w:p>
-      <w:r>
-        <w:t>Which labelled step matches this detail? All three vote: two spotted and one healthy, so k=3 predicts spotted.</w:t>
-      </w:r>
-    </w:p>
-    <w:p>
-      <w:r>
-        <w:t>1. Measure distances</w:t>
-      </w:r>
-    </w:p>
-    <w:p>
-      <w:r>
+      <w:pPr>
+        <w:spacing w:line="336" w:lineRule="auto" w:after="180"/>
+      </w:pPr>
+      <w:r>
+        <w:rPr>
+          <w:b w:val="0"/>
+        </w:rPr>
+        <w:t xml:space="preserve">Which labelled step matches this detail? All three </w:t>
+      </w:r>
+      <w:r>
+        <w:rPr>
+          <w:b/>
+        </w:rPr>
+        <w:t>vote</w:t>
+      </w:r>
+      <w:r>
+        <w:rPr>
+          <w:b w:val="0"/>
+        </w:rPr>
+        <w:t>: two spotted and one healthy, so k=3 predicts spotted.</w:t>
+      </w:r>
+    </w:p>
+    <w:p>
+      <w:pPr>
+        <w:spacing w:line="336" w:lineRule="auto" w:after="180"/>
+        <w:shd w:fill="F4F9FC"/>
+      </w:pPr>
+      <w:r>
+        <w:rPr>
+          <w:b w:val="0"/>
+        </w:rPr>
+        <w:t xml:space="preserve">1. Measure </w:t>
+      </w:r>
+      <w:r>
+        <w:rPr>
+          <w:b/>
+        </w:rPr>
+        <w:t>distance</w:t>
+      </w:r>
+      <w:r>
+        <w:rPr>
+          <w:b w:val="0"/>
+        </w:rPr>
+        <w:t>s</w:t>
+      </w:r>
+    </w:p>
+    <w:p>
+      <w:pPr>
+        <w:spacing w:line="336" w:lineRule="auto" w:after="180"/>
+        <w:shd w:fill="F4F9FC"/>
+      </w:pPr>
+      <w:r>
+        <w:rPr>
+          <w:b w:val="0"/>
+        </w:rPr>
         <w:t>2. Compare k=3</w:t>
       </w:r>
     </w:p>
     <w:p>
-      <w:r>
+      <w:pPr>
+        <w:spacing w:line="336" w:lineRule="auto" w:after="180"/>
+        <w:shd w:fill="F4F9FC"/>
+      </w:pPr>
+      <w:r>
+        <w:rPr>
+          <w:b w:val="0"/>
+        </w:rPr>
         <w:t>3. Apply k=1 rule</w:t>
       </w:r>
     </w:p>
@@ -4171,41 +7616,203 @@
       </w:r>
     </w:p>
     <w:p>
-      <w:r>
+      <w:pPr>
+        <w:pStyle w:val="Heading3"/>
+      </w:pPr>
+      <w:r>
+        <w:t>Hint · try first</w:t>
+      </w:r>
+    </w:p>
+    <w:p>
+      <w:pPr>
+        <w:spacing w:line="336" w:lineRule="auto" w:after="180"/>
+        <w:shd w:fill="F1F6F8"/>
+      </w:pPr>
+      <w:r>
+        <w:rPr>
+          <w:b w:val="0"/>
+        </w:rPr>
         <w:t>Hint if needed: Read the steps in the pictorial case. Match the supplied detail to the stage that performs or records it.</w:t>
       </w:r>
     </w:p>
     <w:p>
-      <w:r>
-        <w:t>After your attempt, compare with the supported explanation: Compare k=3 All three vote: two spotted and one healthy, so k=3 predicts spotted. Read the picture in order. All three vote: two spotted and one healthy, so k=3 predicts spotted. The arrows show which recorded input or intermediate result each decision uses. Explain the deciding step aloud before checking the changed case; pointing to the final answer alone does not show how it follows.</w:t>
-      </w:r>
-    </w:p>
-    <w:p>
       <w:pPr>
         <w:pStyle w:val="Heading3"/>
       </w:pPr>
       <w:r>
+        <w:t>Feedback · compare after trying</w:t>
+      </w:r>
+    </w:p>
+    <w:p>
+      <w:pPr>
+        <w:spacing w:line="336" w:lineRule="auto" w:after="180"/>
+        <w:shd w:fill="F1F6FC"/>
+      </w:pPr>
+      <w:r>
+        <w:rPr>
+          <w:b w:val="0"/>
+        </w:rPr>
+        <w:t xml:space="preserve">After your attempt, compare with the supported explanation: Compare k=3 All three </w:t>
+      </w:r>
+      <w:r>
+        <w:rPr>
+          <w:b/>
+        </w:rPr>
+        <w:t>vote</w:t>
+      </w:r>
+      <w:r>
+        <w:rPr>
+          <w:b w:val="0"/>
+        </w:rPr>
+        <w:t>: two spotted and one healthy, so k=3 predicts spotted. Read the picture in order.</w:t>
+      </w:r>
+    </w:p>
+    <w:p>
+      <w:pPr>
+        <w:spacing w:line="336" w:lineRule="auto" w:after="180"/>
+        <w:shd w:fill="F1F6FC"/>
+      </w:pPr>
+      <w:r>
+        <w:rPr>
+          <w:b w:val="0"/>
+        </w:rPr>
+        <w:t xml:space="preserve">All three </w:t>
+      </w:r>
+      <w:r>
+        <w:rPr>
+          <w:b/>
+        </w:rPr>
+        <w:t>vote</w:t>
+      </w:r>
+      <w:r>
+        <w:rPr>
+          <w:b w:val="0"/>
+        </w:rPr>
+        <w:t xml:space="preserve">: two spotted and one healthy, so k=3 predicts spotted. The arrows show which recorded </w:t>
+      </w:r>
+      <w:r>
+        <w:rPr>
+          <w:b/>
+        </w:rPr>
+        <w:t>input</w:t>
+      </w:r>
+      <w:r>
+        <w:rPr>
+          <w:b w:val="0"/>
+        </w:rPr>
+        <w:t xml:space="preserve"> or intermediate result each decision uses.</w:t>
+      </w:r>
+    </w:p>
+    <w:p>
+      <w:pPr>
+        <w:spacing w:line="336" w:lineRule="auto" w:after="180"/>
+        <w:shd w:fill="F1F6FC"/>
+      </w:pPr>
+      <w:r>
+        <w:rPr>
+          <w:b w:val="0"/>
+        </w:rPr>
+        <w:t>Explain the deciding step aloud before checking the changed case; pointing to the final answer alone does not show how it follows.</w:t>
+      </w:r>
+    </w:p>
+    <w:p>
+      <w:pPr>
+        <w:pStyle w:val="Heading3"/>
+      </w:pPr>
+      <w:r>
         <w:t>Practice 2: explain the deciding evidence</w:t>
       </w:r>
     </w:p>
     <w:p>
-      <w:r>
+      <w:pPr>
+        <w:pStyle w:val="Heading3"/>
+      </w:pPr>
+      <w:r>
+        <w:t>Changed case · predict first</w:t>
+      </w:r>
+    </w:p>
+    <w:p>
+      <w:pPr>
+        <w:spacing w:line="336" w:lineRule="auto" w:after="180"/>
+        <w:shd w:fill="F5F1FB"/>
+      </w:pPr>
+      <w:r>
+        <w:rPr>
+          <w:b w:val="0"/>
+        </w:rPr>
         <w:t>Changed-case practice: Move the query to length7 cm. Which conclusion is supported by the supplied facts?</w:t>
       </w:r>
     </w:p>
     <w:p>
-      <w:r>
-        <w:t>1. This one example guarantees correct results for every future input.</w:t>
-      </w:r>
-    </w:p>
-    <w:p>
-      <w:r>
-        <w:t>2. k=1 predicts spotted from B, distance1; k=3 remains spotted.</w:t>
-      </w:r>
-    </w:p>
-    <w:p>
-      <w:r>
-        <w:t>3. We can decide the result without examining the changed input or the procedure.</w:t>
+      <w:pPr>
+        <w:spacing w:line="336" w:lineRule="auto" w:after="180"/>
+        <w:shd w:fill="F4F9FC"/>
+      </w:pPr>
+      <w:r>
+        <w:rPr>
+          <w:b w:val="0"/>
+        </w:rPr>
+        <w:t xml:space="preserve">1. This one example guarantees correct results for every future </w:t>
+      </w:r>
+      <w:r>
+        <w:rPr>
+          <w:b/>
+        </w:rPr>
+        <w:t>input</w:t>
+      </w:r>
+      <w:r>
+        <w:rPr>
+          <w:b w:val="0"/>
+        </w:rPr>
+        <w:t>.</w:t>
+      </w:r>
+    </w:p>
+    <w:p>
+      <w:pPr>
+        <w:spacing w:line="336" w:lineRule="auto" w:after="180"/>
+        <w:shd w:fill="F4F9FC"/>
+      </w:pPr>
+      <w:r>
+        <w:rPr>
+          <w:b w:val="0"/>
+        </w:rPr>
+        <w:t xml:space="preserve">2. k=1 predicts spotted from B, </w:t>
+      </w:r>
+      <w:r>
+        <w:rPr>
+          <w:b/>
+        </w:rPr>
+        <w:t>distance</w:t>
+      </w:r>
+      <w:r>
+        <w:rPr>
+          <w:b w:val="0"/>
+        </w:rPr>
+        <w:t>1; k=3 remains spotted.</w:t>
+      </w:r>
+    </w:p>
+    <w:p>
+      <w:pPr>
+        <w:spacing w:line="336" w:lineRule="auto" w:after="180"/>
+        <w:shd w:fill="F4F9FC"/>
+      </w:pPr>
+      <w:r>
+        <w:rPr>
+          <w:b w:val="0"/>
+        </w:rPr>
+        <w:t xml:space="preserve">3. We can decide the result without examining the changed </w:t>
+      </w:r>
+      <w:r>
+        <w:rPr>
+          <w:b/>
+        </w:rPr>
+        <w:t>input</w:t>
+      </w:r>
+      <w:r>
+        <w:rPr>
+          <w:b w:val="0"/>
+        </w:rPr>
+        <w:t xml:space="preserve"> or the procedure.</w:t>
       </w:r>
     </w:p>
     <w:p>
@@ -4242,36 +7849,237 @@
       </w:r>
     </w:p>
     <w:p>
-      <w:r>
+      <w:pPr>
+        <w:pStyle w:val="Heading3"/>
+      </w:pPr>
+      <w:r>
+        <w:t>Hint · try first</w:t>
+      </w:r>
+    </w:p>
+    <w:p>
+      <w:pPr>
+        <w:spacing w:line="336" w:lineRule="auto" w:after="180"/>
+        <w:shd w:fill="F1F6F8"/>
+      </w:pPr>
+      <w:r>
+        <w:rPr>
+          <w:b w:val="0"/>
+        </w:rPr>
         <w:t>Hint if needed: Use the changed condition and the deciding step in the pictorial trace. The answer must say what follows from those facts.</w:t>
       </w:r>
     </w:p>
     <w:p>
-      <w:r>
-        <w:t>After your attempt, compare with the supported explanation: k=1 predicts spotted from B, distance1; k=3 remains spotted. Distances become 5, 1, 4 cm, so the nearest tie disappears.</w:t>
-      </w:r>
-    </w:p>
-    <w:p>
       <w:pPr>
         <w:pStyle w:val="Heading3"/>
       </w:pPr>
       <w:r>
+        <w:t>Feedback · compare after trying</w:t>
+      </w:r>
+    </w:p>
+    <w:p>
+      <w:pPr>
+        <w:spacing w:line="336" w:lineRule="auto" w:after="180"/>
+        <w:shd w:fill="F1F6FC"/>
+      </w:pPr>
+      <w:r>
+        <w:rPr>
+          <w:b w:val="0"/>
+        </w:rPr>
+        <w:t xml:space="preserve">After your attempt, compare with the supported explanation: k=1 predicts spotted from B, </w:t>
+      </w:r>
+      <w:r>
+        <w:rPr>
+          <w:b/>
+        </w:rPr>
+        <w:t>distance</w:t>
+      </w:r>
+      <w:r>
+        <w:rPr>
+          <w:b w:val="0"/>
+        </w:rPr>
+        <w:t xml:space="preserve">1; k=3 remains spotted. </w:t>
+      </w:r>
+      <w:r>
+        <w:rPr>
+          <w:b/>
+        </w:rPr>
+        <w:t>Distance</w:t>
+      </w:r>
+      <w:r>
+        <w:rPr>
+          <w:b w:val="0"/>
+        </w:rPr>
+        <w:t>s become 5, 1, 4 cm, so the nearest tie disappears.</w:t>
+      </w:r>
+    </w:p>
+    <w:p>
+      <w:pPr>
+        <w:pStyle w:val="Heading3"/>
+      </w:pPr>
+      <w:r>
         <w:t>Repair a missing building block</w:t>
       </w:r>
     </w:p>
     <w:p>
-      <w:r>
-        <w:t>Review Decision Trees (ai-4/11). Goal: Fit a root question and leaf predictions from training examples. Short practice: Which input distinguishes the original and changed tree? Point to the relevant step in the picture, then write the changed result and the rule or evidence that supports it.. Return to this week and explain what you changed.</w:t>
-      </w:r>
-    </w:p>
-    <w:p>
-      <w:r>
-        <w:t>Review Dataset Cards (ai-4/9). Goal: Inspect row meaning missing values and repeated records. Short practice: What two counts should the revised card show? Point to the relevant step in the picture, then write the changed result and the rule or evidence that supports it.. Return to this week and explain what you changed.</w:t>
-      </w:r>
-    </w:p>
-    <w:p>
-      <w:r>
-        <w:t>Review Label Quality (ai-4/6). Goal: Write an observable label rule with boundaries and a review option. Short practice: Why should two annotators not vote away Z’s missing evidence? Point to the relevant step in the picture, then write the changed result and the rule or evidence that supports it.. Return to this week and explain what you changed.</w:t>
+      <w:pPr>
+        <w:spacing w:line="336" w:lineRule="auto" w:after="180"/>
+      </w:pPr>
+      <w:r>
+        <w:rPr>
+          <w:b w:val="0"/>
+        </w:rPr>
+        <w:t xml:space="preserve">Review Decision Trees (ai-4/11). Goal: Fit a root question and leaf </w:t>
+      </w:r>
+      <w:r>
+        <w:rPr>
+          <w:b/>
+        </w:rPr>
+        <w:t>prediction</w:t>
+      </w:r>
+      <w:r>
+        <w:rPr>
+          <w:b w:val="0"/>
+        </w:rPr>
+        <w:t xml:space="preserve">s from </w:t>
+      </w:r>
+      <w:r>
+        <w:rPr>
+          <w:b/>
+        </w:rPr>
+        <w:t>training</w:t>
+      </w:r>
+      <w:r>
+        <w:rPr>
+          <w:b w:val="0"/>
+        </w:rPr>
+        <w:t xml:space="preserve"> examples. Short practice: Which </w:t>
+      </w:r>
+      <w:r>
+        <w:rPr>
+          <w:b/>
+        </w:rPr>
+        <w:t>input</w:t>
+      </w:r>
+      <w:r>
+        <w:rPr>
+          <w:b w:val="0"/>
+        </w:rPr>
+        <w:t xml:space="preserve"> distinguishes the original and changed tree?</w:t>
+      </w:r>
+    </w:p>
+    <w:p>
+      <w:pPr>
+        <w:spacing w:line="336" w:lineRule="auto" w:after="180"/>
+      </w:pPr>
+      <w:r>
+        <w:rPr>
+          <w:b w:val="0"/>
+        </w:rPr>
+        <w:t xml:space="preserve">Point to the relevant step in the picture, then write the changed result and the rule or </w:t>
+      </w:r>
+      <w:r>
+        <w:rPr>
+          <w:b/>
+        </w:rPr>
+        <w:t>evidence</w:t>
+      </w:r>
+      <w:r>
+        <w:rPr>
+          <w:b w:val="0"/>
+        </w:rPr>
+        <w:t xml:space="preserve"> that supports it.. Return to this week and explain what you changed.</w:t>
+      </w:r>
+    </w:p>
+    <w:p>
+      <w:pPr>
+        <w:spacing w:line="336" w:lineRule="auto" w:after="180"/>
+      </w:pPr>
+      <w:r>
+        <w:rPr>
+          <w:b w:val="0"/>
+        </w:rPr>
+        <w:t>Review Dataset Cards (ai-4/9). Goal: Inspect row meaning missing values and repeated records. Short practice: What two counts should the revised card show?</w:t>
+      </w:r>
+    </w:p>
+    <w:p>
+      <w:pPr>
+        <w:spacing w:line="336" w:lineRule="auto" w:after="180"/>
+      </w:pPr>
+      <w:r>
+        <w:rPr>
+          <w:b w:val="0"/>
+        </w:rPr>
+        <w:t xml:space="preserve">Point to the relevant step in the picture, then write the changed result and the rule or </w:t>
+      </w:r>
+      <w:r>
+        <w:rPr>
+          <w:b/>
+        </w:rPr>
+        <w:t>evidence</w:t>
+      </w:r>
+      <w:r>
+        <w:rPr>
+          <w:b w:val="0"/>
+        </w:rPr>
+        <w:t xml:space="preserve"> that supports it.. Return to this week and explain what you changed.</w:t>
+      </w:r>
+    </w:p>
+    <w:p>
+      <w:pPr>
+        <w:spacing w:line="336" w:lineRule="auto" w:after="180"/>
+      </w:pPr>
+      <w:r>
+        <w:rPr>
+          <w:b w:val="0"/>
+        </w:rPr>
+        <w:t xml:space="preserve">Review Label Quality (ai-4/6). Goal: Write an observable label rule with boundaries and a review option. Short practice: Why should two annotators not </w:t>
+      </w:r>
+      <w:r>
+        <w:rPr>
+          <w:b/>
+        </w:rPr>
+        <w:t>vote</w:t>
+      </w:r>
+      <w:r>
+        <w:rPr>
+          <w:b w:val="0"/>
+        </w:rPr>
+        <w:t xml:space="preserve"> away Z’s missing </w:t>
+      </w:r>
+      <w:r>
+        <w:rPr>
+          <w:b/>
+        </w:rPr>
+        <w:t>evidence</w:t>
+      </w:r>
+      <w:r>
+        <w:rPr>
+          <w:b w:val="0"/>
+        </w:rPr>
+        <w:t>?</w:t>
+      </w:r>
+    </w:p>
+    <w:p>
+      <w:pPr>
+        <w:spacing w:line="336" w:lineRule="auto" w:after="180"/>
+      </w:pPr>
+      <w:r>
+        <w:rPr>
+          <w:b w:val="0"/>
+        </w:rPr>
+        <w:t xml:space="preserve">Point to the relevant step in the picture, then write the changed result and the rule or </w:t>
+      </w:r>
+      <w:r>
+        <w:rPr>
+          <w:b/>
+        </w:rPr>
+        <w:t>evidence</w:t>
+      </w:r>
+      <w:r>
+        <w:rPr>
+          <w:b w:val="0"/>
+        </w:rPr>
+        <w:t xml:space="preserve"> that supports it.. Return to this week and explain what you changed.</w:t>
       </w:r>
     </w:p>
     <w:p>
@@ -4283,8 +8091,61 @@
       </w:r>
     </w:p>
     <w:p>
-      <w:r>
-        <w:t>The browser lab lets you edit the supported Python examples already included in this lesson. Predict first, run, inspect the actual output or error, change one input, then run again. Keep code, predictions, actual results and a reasoned revision together. On paper, label your result as a trace rather than an execution.</w:t>
+      <w:pPr>
+        <w:spacing w:line="336" w:lineRule="auto" w:after="180"/>
+      </w:pPr>
+      <w:r>
+        <w:rPr>
+          <w:b w:val="0"/>
+        </w:rPr>
+        <w:t xml:space="preserve">The browser lab lets you edit the supported Python examples already included in this lesson. Predict first, run, inspect the actual </w:t>
+      </w:r>
+      <w:r>
+        <w:rPr>
+          <w:b/>
+        </w:rPr>
+        <w:t>output</w:t>
+      </w:r>
+      <w:r>
+        <w:rPr>
+          <w:b w:val="0"/>
+        </w:rPr>
+        <w:t xml:space="preserve"> or error, change one </w:t>
+      </w:r>
+      <w:r>
+        <w:rPr>
+          <w:b/>
+        </w:rPr>
+        <w:t>input</w:t>
+      </w:r>
+      <w:r>
+        <w:rPr>
+          <w:b w:val="0"/>
+        </w:rPr>
+        <w:t>, then run again.</w:t>
+      </w:r>
+    </w:p>
+    <w:p>
+      <w:pPr>
+        <w:spacing w:line="336" w:lineRule="auto" w:after="180"/>
+      </w:pPr>
+      <w:r>
+        <w:rPr>
+          <w:b w:val="0"/>
+        </w:rPr>
+        <w:t xml:space="preserve">Keep code, </w:t>
+      </w:r>
+      <w:r>
+        <w:rPr>
+          <w:b/>
+        </w:rPr>
+        <w:t>prediction</w:t>
+      </w:r>
+      <w:r>
+        <w:rPr>
+          <w:b w:val="0"/>
+        </w:rPr>
+        <w:t>s, actual results and a reasoned revision together. On paper, label your result as a trace rather than an execution.</w:t>
       </w:r>
     </w:p>
     <w:p>
@@ -4296,8 +8157,775 @@
       </w:r>
     </w:p>
     <w:p>
-      <w:r>
-        <w:t>Use Download completed work in the hosted lesson to export your answers, reflections, practice feedback and code-run evidence. Open the HTML copy to read or print it. Drafts stay in this browser when storage is available; clear drafts on a shared device.</w:t>
+      <w:pPr>
+        <w:spacing w:line="336" w:lineRule="auto" w:after="180"/>
+      </w:pPr>
+      <w:r>
+        <w:rPr>
+          <w:b w:val="0"/>
+        </w:rPr>
+        <w:t xml:space="preserve">Use Download completed work in the hosted lesson to export your answers, reflections, practice feedback and code-run </w:t>
+      </w:r>
+      <w:r>
+        <w:rPr>
+          <w:b/>
+        </w:rPr>
+        <w:t>evidence</w:t>
+      </w:r>
+      <w:r>
+        <w:rPr>
+          <w:b w:val="0"/>
+        </w:rPr>
+        <w:t>. Open the HTML copy to read or print it.</w:t>
+      </w:r>
+    </w:p>
+    <w:p>
+      <w:pPr>
+        <w:spacing w:line="336" w:lineRule="auto" w:after="180"/>
+      </w:pPr>
+      <w:r>
+        <w:rPr>
+          <w:b w:val="0"/>
+        </w:rPr>
+        <w:t>Drafts stay in this browser when storage is available; clear drafts on a shared device.</w:t>
+      </w:r>
+    </w:p>
+    <w:p>
+      <w:pPr>
+        <w:pStyle w:val="Heading1"/>
+      </w:pPr>
+      <w:r>
+        <w:t>18. Visual concept journey</w:t>
+      </w:r>
+    </w:p>
+    <w:p>
+      <w:r>
+        <w:t>Explain each Nearest Neighbors graphic using its labels, deciding evidence and relevant limitation.</w:t>
+      </w:r>
+    </w:p>
+    <w:p>
+      <w:pPr>
+        <w:pStyle w:val="Heading3"/>
+      </w:pPr>
+      <w:r>
+        <w:t>01. Nearest Neighbors: the case</w:t>
+      </w:r>
+    </w:p>
+    <w:p>
+      <w:r>
+        <w:drawing>
+          <wp:inline xmlns:a="http://schemas.openxmlformats.org/drawingml/2006/main" xmlns:pic="http://schemas.openxmlformats.org/drawingml/2006/picture">
+            <wp:extent cx="5486400" cy="3142488"/>
+            <wp:docPr id="22" name="Picture 22" descr="Let a nearest-neighbour picture show each distance before voting. Supplied facts: Training: A length 2 healthy; B length8 spotted; C length11 spotted. Query length5 cm. Distance is absolute difference; ties use alphabetically earlier ID. All inputs and outcomes in this worked example are invented classroom data; no real model run is claimed."/>
+            <wp:cNvGraphicFramePr>
+              <a:graphicFrameLocks noChangeAspect="1"/>
+            </wp:cNvGraphicFramePr>
+            <a:graphic>
+              <a:graphicData uri="http://schemas.openxmlformats.org/drawingml/2006/picture">
+                <pic:pic>
+                  <pic:nvPicPr>
+                    <pic:cNvPr id="0" name="academy-story-ai-4-12-01.png"/>
+                    <pic:cNvPicPr/>
+                  </pic:nvPicPr>
+                  <pic:blipFill>
+                    <a:blip r:embed="rId29"/>
+                    <a:stretch>
+                      <a:fillRect/>
+                    </a:stretch>
+                  </pic:blipFill>
+                  <pic:spPr>
+                    <a:xfrm>
+                      <a:off x="0" y="0"/>
+                      <a:ext cx="5486400" cy="3142488"/>
+                    </a:xfrm>
+                    <a:prstGeom prst="rect"/>
+                  </pic:spPr>
+                </pic:pic>
+              </a:graphicData>
+            </a:graphic>
+          </wp:inline>
+        </w:drawing>
+      </w:r>
+    </w:p>
+    <w:p>
+      <w:pPr>
+        <w:spacing w:line="336" w:lineRule="auto" w:after="180"/>
+      </w:pPr>
+      <w:r>
+        <w:rPr>
+          <w:b w:val="0"/>
+        </w:rPr>
+        <w:t>Let a nearest-</w:t>
+      </w:r>
+      <w:r>
+        <w:rPr>
+          <w:b/>
+        </w:rPr>
+        <w:t>neighbour</w:t>
+      </w:r>
+      <w:r>
+        <w:rPr>
+          <w:b w:val="0"/>
+        </w:rPr>
+        <w:t xml:space="preserve"> picture show each </w:t>
+      </w:r>
+      <w:r>
+        <w:rPr>
+          <w:b/>
+        </w:rPr>
+        <w:t>distance</w:t>
+      </w:r>
+      <w:r>
+        <w:rPr>
+          <w:b w:val="0"/>
+        </w:rPr>
+        <w:t xml:space="preserve"> before voting. Supplied facts: </w:t>
+      </w:r>
+      <w:r>
+        <w:rPr>
+          <w:b/>
+        </w:rPr>
+        <w:t>Training</w:t>
+      </w:r>
+      <w:r>
+        <w:rPr>
+          <w:b w:val="0"/>
+        </w:rPr>
+        <w:t>: A length 2 healthy; B length8 spotted; C length11 spotted. Query length5 cm.</w:t>
+      </w:r>
+    </w:p>
+    <w:p>
+      <w:pPr>
+        <w:spacing w:line="336" w:lineRule="auto" w:after="180"/>
+      </w:pPr>
+      <w:r>
+        <w:rPr>
+          <w:b/>
+        </w:rPr>
+        <w:t>Distance</w:t>
+      </w:r>
+      <w:r>
+        <w:rPr>
+          <w:b w:val="0"/>
+        </w:rPr>
+        <w:t xml:space="preserve"> is absolute difference; ties use alphabetically earlier ID. All </w:t>
+      </w:r>
+      <w:r>
+        <w:rPr>
+          <w:b/>
+        </w:rPr>
+        <w:t>input</w:t>
+      </w:r>
+      <w:r>
+        <w:rPr>
+          <w:b w:val="0"/>
+        </w:rPr>
+        <w:t>s and outcomes in this worked example are invented classroom data; no real model run is claimed.</w:t>
+      </w:r>
+    </w:p>
+    <w:p>
+      <w:pPr>
+        <w:spacing w:line="336" w:lineRule="auto" w:after="180"/>
+        <w:shd w:fill="F5F1FB"/>
+      </w:pPr>
+      <w:r>
+        <w:rPr>
+          <w:b w:val="0"/>
+        </w:rPr>
+        <w:t>Point to the given fact that matters most. Explain why it matters.</w:t>
+      </w:r>
+    </w:p>
+    <w:p>
+      <w:pPr>
+        <w:pStyle w:val="Heading3"/>
+      </w:pPr>
+      <w:r>
+        <w:t>02. Follow the deciding steps</w:t>
+      </w:r>
+    </w:p>
+    <w:p>
+      <w:r>
+        <w:drawing>
+          <wp:inline xmlns:a="http://schemas.openxmlformats.org/drawingml/2006/main" xmlns:pic="http://schemas.openxmlformats.org/drawingml/2006/picture">
+            <wp:extent cx="5486400" cy="3182112"/>
+            <wp:docPr id="23" name="Picture 23" descr="Measure distances: To A: |5-2|=3; B: |5-8|=3; C: |5-11|=6 cm. → Apply k=1 rule: A and B tie nearest; declared ID tie-break chooses A, predicting healthy. → Compare k=3: All three vote: two spotted and one healthy, so k=3 predicts spotted."/>
+            <wp:cNvGraphicFramePr>
+              <a:graphicFrameLocks noChangeAspect="1"/>
+            </wp:cNvGraphicFramePr>
+            <a:graphic>
+              <a:graphicData uri="http://schemas.openxmlformats.org/drawingml/2006/picture">
+                <pic:pic>
+                  <pic:nvPicPr>
+                    <pic:cNvPr id="0" name="academy-story-ai-4-12-02.png"/>
+                    <pic:cNvPicPr/>
+                  </pic:nvPicPr>
+                  <pic:blipFill>
+                    <a:blip r:embed="rId30"/>
+                    <a:stretch>
+                      <a:fillRect/>
+                    </a:stretch>
+                  </pic:blipFill>
+                  <pic:spPr>
+                    <a:xfrm>
+                      <a:off x="0" y="0"/>
+                      <a:ext cx="5486400" cy="3182112"/>
+                    </a:xfrm>
+                    <a:prstGeom prst="rect"/>
+                  </pic:spPr>
+                </pic:pic>
+              </a:graphicData>
+            </a:graphic>
+          </wp:inline>
+        </w:drawing>
+      </w:r>
+    </w:p>
+    <w:p>
+      <w:pPr>
+        <w:spacing w:line="336" w:lineRule="auto" w:after="180"/>
+      </w:pPr>
+      <w:r>
+        <w:rPr>
+          <w:b w:val="0"/>
+        </w:rPr>
+        <w:t xml:space="preserve">Measure </w:t>
+      </w:r>
+      <w:r>
+        <w:rPr>
+          <w:b/>
+        </w:rPr>
+        <w:t>distance</w:t>
+      </w:r>
+      <w:r>
+        <w:rPr>
+          <w:b w:val="0"/>
+        </w:rPr>
+        <w:t xml:space="preserve">s: To A: |5-2|=3; B: |5-8|=3; C: |5-11|=6 cm. → Apply k=1 rule: A and B tie nearest; declared ID tie-break chooses A, predicting healthy. → Compare k=3: All three </w:t>
+      </w:r>
+      <w:r>
+        <w:rPr>
+          <w:b/>
+        </w:rPr>
+        <w:t>vote</w:t>
+      </w:r>
+      <w:r>
+        <w:rPr>
+          <w:b w:val="0"/>
+        </w:rPr>
+        <w:t>: two spotted and one healthy, so k=3 predicts spotted.</w:t>
+      </w:r>
+    </w:p>
+    <w:p>
+      <w:pPr>
+        <w:spacing w:line="336" w:lineRule="auto" w:after="180"/>
+        <w:shd w:fill="F5F1FB"/>
+      </w:pPr>
+      <w:r>
+        <w:rPr>
+          <w:b w:val="0"/>
+        </w:rPr>
+        <w:t xml:space="preserve">Point to each numbered stage and explain which recorded </w:t>
+      </w:r>
+      <w:r>
+        <w:rPr>
+          <w:b/>
+        </w:rPr>
+        <w:t>input</w:t>
+      </w:r>
+      <w:r>
+        <w:rPr>
+          <w:b w:val="0"/>
+        </w:rPr>
+        <w:t xml:space="preserve"> it uses.</w:t>
+      </w:r>
+    </w:p>
+    <w:p>
+      <w:pPr>
+        <w:pStyle w:val="Heading3"/>
+      </w:pPr>
+      <w:r>
+        <w:t>03. One-dimensional neighbours shown along length axis</w:t>
+      </w:r>
+    </w:p>
+    <w:p>
+      <w:r>
+        <w:drawing>
+          <wp:inline xmlns:a="http://schemas.openxmlformats.org/drawingml/2006/main" xmlns:pic="http://schemas.openxmlformats.org/drawingml/2006/picture">
+            <wp:extent cx="5486400" cy="3938016"/>
+            <wp:docPr id="24" name="Picture 24" descr="One-dimensional neighbours shown along length axis. A healthy: (2, 0). B spotted: (8, 0). C spotted: (11, 0). Query query: (5, 0). Axes: length (cm); fixed display row, y=0. Distance: Absolute length difference; ties use alphabetically earlier ID."/>
+            <wp:cNvGraphicFramePr>
+              <a:graphicFrameLocks noChangeAspect="1"/>
+            </wp:cNvGraphicFramePr>
+            <a:graphic>
+              <a:graphicData uri="http://schemas.openxmlformats.org/drawingml/2006/picture">
+                <pic:pic>
+                  <pic:nvPicPr>
+                    <pic:cNvPr id="0" name="academy-story-ai-4-12-03.png"/>
+                    <pic:cNvPicPr/>
+                  </pic:nvPicPr>
+                  <pic:blipFill>
+                    <a:blip r:embed="rId31"/>
+                    <a:stretch>
+                      <a:fillRect/>
+                    </a:stretch>
+                  </pic:blipFill>
+                  <pic:spPr>
+                    <a:xfrm>
+                      <a:off x="0" y="0"/>
+                      <a:ext cx="5486400" cy="3938016"/>
+                    </a:xfrm>
+                    <a:prstGeom prst="rect"/>
+                  </pic:spPr>
+                </pic:pic>
+              </a:graphicData>
+            </a:graphic>
+          </wp:inline>
+        </w:drawing>
+      </w:r>
+    </w:p>
+    <w:p>
+      <w:pPr>
+        <w:spacing w:line="336" w:lineRule="auto" w:after="180"/>
+      </w:pPr>
+      <w:r>
+        <w:rPr>
+          <w:b w:val="0"/>
+        </w:rPr>
+        <w:t xml:space="preserve">One-dimensional </w:t>
+      </w:r>
+      <w:r>
+        <w:rPr>
+          <w:b/>
+        </w:rPr>
+        <w:t>neighbour</w:t>
+      </w:r>
+      <w:r>
+        <w:rPr>
+          <w:b w:val="0"/>
+        </w:rPr>
+        <w:t>s shown along length axis. A healthy: (2, 0). B spotted: (8, 0). C spotted: (11, 0). Query query: (5, 0). Axes: length (cm); fixed display row, y=0.</w:t>
+      </w:r>
+    </w:p>
+    <w:p>
+      <w:pPr>
+        <w:spacing w:line="336" w:lineRule="auto" w:after="180"/>
+      </w:pPr>
+      <w:r>
+        <w:rPr>
+          <w:b/>
+        </w:rPr>
+        <w:t>Distance</w:t>
+      </w:r>
+      <w:r>
+        <w:rPr>
+          <w:b w:val="0"/>
+        </w:rPr>
+        <w:t>: Absolute length difference; ties use alphabetically earlier ID.</w:t>
+      </w:r>
+    </w:p>
+    <w:p>
+      <w:pPr>
+        <w:spacing w:line="336" w:lineRule="auto" w:after="180"/>
+        <w:shd w:fill="F5F1FB"/>
+      </w:pPr>
+      <w:r>
+        <w:rPr>
+          <w:b w:val="0"/>
+        </w:rPr>
+        <w:t>Read the labels and values. Explain the relationship the model shows.</w:t>
+      </w:r>
+    </w:p>
+    <w:p>
+      <w:pPr>
+        <w:pStyle w:val="Heading3"/>
+      </w:pPr>
+      <w:r>
+        <w:t>04. Change one thing. Trace what follows.</w:t>
+      </w:r>
+    </w:p>
+    <w:p>
+      <w:r>
+        <w:drawing>
+          <wp:inline xmlns:a="http://schemas.openxmlformats.org/drawingml/2006/main" xmlns:pic="http://schemas.openxmlformats.org/drawingml/2006/picture">
+            <wp:extent cx="5486400" cy="3026664"/>
+            <wp:docPr id="25" name="Picture 25" descr="Original case: All three vote: two spotted and one healthy, so k=3 predicts spotted. Changed condition: Move the query to length7 cm. Expected result: k=1 predicts spotted from B, distance1; k=3 remains spotted. Reason: Distances become 5, 1, 4 cm, so the nearest tie disappears."/>
+            <wp:cNvGraphicFramePr>
+              <a:graphicFrameLocks noChangeAspect="1"/>
+            </wp:cNvGraphicFramePr>
+            <a:graphic>
+              <a:graphicData uri="http://schemas.openxmlformats.org/drawingml/2006/picture">
+                <pic:pic>
+                  <pic:nvPicPr>
+                    <pic:cNvPr id="0" name="academy-story-ai-4-12-04.png"/>
+                    <pic:cNvPicPr/>
+                  </pic:nvPicPr>
+                  <pic:blipFill>
+                    <a:blip r:embed="rId32"/>
+                    <a:stretch>
+                      <a:fillRect/>
+                    </a:stretch>
+                  </pic:blipFill>
+                  <pic:spPr>
+                    <a:xfrm>
+                      <a:off x="0" y="0"/>
+                      <a:ext cx="5486400" cy="3026664"/>
+                    </a:xfrm>
+                    <a:prstGeom prst="rect"/>
+                  </pic:spPr>
+                </pic:pic>
+              </a:graphicData>
+            </a:graphic>
+          </wp:inline>
+        </w:drawing>
+      </w:r>
+    </w:p>
+    <w:p>
+      <w:pPr>
+        <w:spacing w:line="336" w:lineRule="auto" w:after="180"/>
+      </w:pPr>
+      <w:r>
+        <w:rPr>
+          <w:b w:val="0"/>
+        </w:rPr>
+        <w:t xml:space="preserve">Original case: All three </w:t>
+      </w:r>
+      <w:r>
+        <w:rPr>
+          <w:b/>
+        </w:rPr>
+        <w:t>vote</w:t>
+      </w:r>
+      <w:r>
+        <w:rPr>
+          <w:b w:val="0"/>
+        </w:rPr>
+        <w:t xml:space="preserve">: two spotted and one healthy, so k=3 predicts spotted. Changed condition: Move the query to length7 cm. Expected result: k=1 predicts spotted from B, </w:t>
+      </w:r>
+      <w:r>
+        <w:rPr>
+          <w:b/>
+        </w:rPr>
+        <w:t>distance</w:t>
+      </w:r>
+      <w:r>
+        <w:rPr>
+          <w:b w:val="0"/>
+        </w:rPr>
+        <w:t>1; k=3 remains spotted.</w:t>
+      </w:r>
+    </w:p>
+    <w:p>
+      <w:pPr>
+        <w:spacing w:line="336" w:lineRule="auto" w:after="180"/>
+      </w:pPr>
+      <w:r>
+        <w:rPr>
+          <w:b w:val="0"/>
+        </w:rPr>
+        <w:t xml:space="preserve">Reason: </w:t>
+      </w:r>
+      <w:r>
+        <w:rPr>
+          <w:b/>
+        </w:rPr>
+        <w:t>Distance</w:t>
+      </w:r>
+      <w:r>
+        <w:rPr>
+          <w:b w:val="0"/>
+        </w:rPr>
+        <w:t>s become 5, 1, 4 cm, so the nearest tie disappears.</w:t>
+      </w:r>
+    </w:p>
+    <w:p>
+      <w:pPr>
+        <w:spacing w:line="336" w:lineRule="auto" w:after="180"/>
+        <w:shd w:fill="F5F1FB"/>
+      </w:pPr>
+      <w:r>
+        <w:rPr>
+          <w:b w:val="0"/>
+        </w:rPr>
+        <w:t>Predict before checking the worked changed-case result. Name what changed and what the supplied facts allow you to conclude.</w:t>
+      </w:r>
+    </w:p>
+    <w:p>
+      <w:pPr>
+        <w:pStyle w:val="Heading3"/>
+      </w:pPr>
+      <w:r>
+        <w:t>05. Connect the explanation to its limit</w:t>
+      </w:r>
+    </w:p>
+    <w:p>
+      <w:r>
+        <w:drawing>
+          <wp:inline xmlns:a="http://schemas.openxmlformats.org/drawingml/2006/main" xmlns:pic="http://schemas.openxmlformats.org/drawingml/2006/picture">
+            <wp:extent cx="5486400" cy="2834640"/>
+            <wp:docPr id="26" name="Picture 26" descr="Read the picture in order. All three vote: two spotted and one healthy, so k=3 predicts spotted. The arrows show which recorded input or intermediate result each decision uses. Explain the deciding step aloud before checking the changed case; pointing to the final answer alone does not show how it follows. Limit: Length alone is a toy feature, not a disease diagnosis. Distance choices and feature scaling can change neighbours."/>
+            <wp:cNvGraphicFramePr>
+              <a:graphicFrameLocks noChangeAspect="1"/>
+            </wp:cNvGraphicFramePr>
+            <a:graphic>
+              <a:graphicData uri="http://schemas.openxmlformats.org/drawingml/2006/picture">
+                <pic:pic>
+                  <pic:nvPicPr>
+                    <pic:cNvPr id="0" name="academy-story-ai-4-12-05.png"/>
+                    <pic:cNvPicPr/>
+                  </pic:nvPicPr>
+                  <pic:blipFill>
+                    <a:blip r:embed="rId33"/>
+                    <a:stretch>
+                      <a:fillRect/>
+                    </a:stretch>
+                  </pic:blipFill>
+                  <pic:spPr>
+                    <a:xfrm>
+                      <a:off x="0" y="0"/>
+                      <a:ext cx="5486400" cy="2834640"/>
+                    </a:xfrm>
+                    <a:prstGeom prst="rect"/>
+                  </pic:spPr>
+                </pic:pic>
+              </a:graphicData>
+            </a:graphic>
+          </wp:inline>
+        </w:drawing>
+      </w:r>
+    </w:p>
+    <w:p>
+      <w:pPr>
+        <w:spacing w:line="336" w:lineRule="auto" w:after="180"/>
+      </w:pPr>
+      <w:r>
+        <w:rPr>
+          <w:b w:val="0"/>
+        </w:rPr>
+        <w:t xml:space="preserve">Read the picture in order. All three </w:t>
+      </w:r>
+      <w:r>
+        <w:rPr>
+          <w:b/>
+        </w:rPr>
+        <w:t>vote</w:t>
+      </w:r>
+      <w:r>
+        <w:rPr>
+          <w:b w:val="0"/>
+        </w:rPr>
+        <w:t xml:space="preserve">: two spotted and one healthy, so k=3 predicts spotted. The arrows show which recorded </w:t>
+      </w:r>
+      <w:r>
+        <w:rPr>
+          <w:b/>
+        </w:rPr>
+        <w:t>input</w:t>
+      </w:r>
+      <w:r>
+        <w:rPr>
+          <w:b w:val="0"/>
+        </w:rPr>
+        <w:t xml:space="preserve"> or intermediate result each decision uses.</w:t>
+      </w:r>
+    </w:p>
+    <w:p>
+      <w:pPr>
+        <w:spacing w:line="336" w:lineRule="auto" w:after="180"/>
+      </w:pPr>
+      <w:r>
+        <w:rPr>
+          <w:b w:val="0"/>
+        </w:rPr>
+        <w:t>Explain the deciding step aloud before checking the changed case; pointing to the final answer alone does not show how it follows. Limit: Length alone is a toy feature, not a disease diagnosis.</w:t>
+      </w:r>
+    </w:p>
+    <w:p>
+      <w:pPr>
+        <w:spacing w:line="336" w:lineRule="auto" w:after="180"/>
+      </w:pPr>
+      <w:r>
+        <w:rPr>
+          <w:b/>
+        </w:rPr>
+        <w:t>Distance</w:t>
+      </w:r>
+      <w:r>
+        <w:rPr>
+          <w:b w:val="0"/>
+        </w:rPr>
+        <w:t xml:space="preserve"> choices and feature </w:t>
+      </w:r>
+      <w:r>
+        <w:rPr>
+          <w:b/>
+        </w:rPr>
+        <w:t>scaling</w:t>
+      </w:r>
+      <w:r>
+        <w:rPr>
+          <w:b w:val="0"/>
+        </w:rPr>
+        <w:t xml:space="preserve"> can change </w:t>
+      </w:r>
+      <w:r>
+        <w:rPr>
+          <w:b/>
+        </w:rPr>
+        <w:t>neighbour</w:t>
+      </w:r>
+      <w:r>
+        <w:rPr>
+          <w:b w:val="0"/>
+        </w:rPr>
+        <w:t>s.</w:t>
+      </w:r>
+    </w:p>
+    <w:p>
+      <w:pPr>
+        <w:spacing w:line="336" w:lineRule="auto" w:after="180"/>
+        <w:shd w:fill="F5F1FB"/>
+      </w:pPr>
+      <w:r>
+        <w:rPr>
+          <w:b w:val="0"/>
+        </w:rPr>
+        <w:t>Explain the case, then point to a limit on the claim.</w:t>
+      </w:r>
+    </w:p>
+    <w:p>
+      <w:pPr>
+        <w:pStyle w:val="Heading3"/>
+      </w:pPr>
+      <w:r>
+        <w:t>06. Make the idea visible in your project</w:t>
+      </w:r>
+    </w:p>
+    <w:p>
+      <w:r>
+        <w:drawing>
+          <wp:inline xmlns:a="http://schemas.openxmlformats.org/drawingml/2006/main" xmlns:pic="http://schemas.openxmlformats.org/drawingml/2006/picture">
+            <wp:extent cx="5486400" cy="3681984"/>
+            <wp:docPr id="27" name="Picture 27" descr="For your Responsible Plant Classifier, save the input, procedure, observed result and limitation of this check. Label this worked example as practice; use a different, previously unreviewed case when checking independent understanding. Draw your input, deciding step, result and limit. Supported question: Why is the k=1 outcome at length5 not uniquely determined without a tie rule? Point to the relevant step in the picture, then write the changed result and the rule or evidence that supports it."/>
+            <wp:cNvGraphicFramePr>
+              <a:graphicFrameLocks noChangeAspect="1"/>
+            </wp:cNvGraphicFramePr>
+            <a:graphic>
+              <a:graphicData uri="http://schemas.openxmlformats.org/drawingml/2006/picture">
+                <pic:pic>
+                  <pic:nvPicPr>
+                    <pic:cNvPr id="0" name="academy-story-ai-4-12-06.png"/>
+                    <pic:cNvPicPr/>
+                  </pic:nvPicPr>
+                  <pic:blipFill>
+                    <a:blip r:embed="rId34"/>
+                    <a:stretch>
+                      <a:fillRect/>
+                    </a:stretch>
+                  </pic:blipFill>
+                  <pic:spPr>
+                    <a:xfrm>
+                      <a:off x="0" y="0"/>
+                      <a:ext cx="5486400" cy="3681984"/>
+                    </a:xfrm>
+                    <a:prstGeom prst="rect"/>
+                  </pic:spPr>
+                </pic:pic>
+              </a:graphicData>
+            </a:graphic>
+          </wp:inline>
+        </w:drawing>
+      </w:r>
+    </w:p>
+    <w:p>
+      <w:pPr>
+        <w:spacing w:line="336" w:lineRule="auto" w:after="180"/>
+      </w:pPr>
+      <w:r>
+        <w:rPr>
+          <w:b w:val="0"/>
+        </w:rPr>
+        <w:t xml:space="preserve">For your Responsible Plant Classifier, save the </w:t>
+      </w:r>
+      <w:r>
+        <w:rPr>
+          <w:b/>
+        </w:rPr>
+        <w:t>input</w:t>
+      </w:r>
+      <w:r>
+        <w:rPr>
+          <w:b w:val="0"/>
+        </w:rPr>
+        <w:t>, procedure, observed result and limitation of this check.</w:t>
+      </w:r>
+    </w:p>
+    <w:p>
+      <w:pPr>
+        <w:spacing w:line="336" w:lineRule="auto" w:after="180"/>
+      </w:pPr>
+      <w:r>
+        <w:rPr>
+          <w:b w:val="0"/>
+        </w:rPr>
+        <w:t xml:space="preserve">Label this worked example as practice; use a different, previously unreviewed case when checking independent understanding. Draw your </w:t>
+      </w:r>
+      <w:r>
+        <w:rPr>
+          <w:b/>
+        </w:rPr>
+        <w:t>input</w:t>
+      </w:r>
+      <w:r>
+        <w:rPr>
+          <w:b w:val="0"/>
+        </w:rPr>
+        <w:t>, deciding step, result and limit.</w:t>
+      </w:r>
+    </w:p>
+    <w:p>
+      <w:pPr>
+        <w:spacing w:line="336" w:lineRule="auto" w:after="180"/>
+      </w:pPr>
+      <w:r>
+        <w:rPr>
+          <w:b w:val="0"/>
+        </w:rPr>
+        <w:t xml:space="preserve">Supported question: Why is the k=1 outcome at length5 not uniquely determined without a tie rule? Point to the relevant step in the picture, then write the changed result and the rule or </w:t>
+      </w:r>
+      <w:r>
+        <w:rPr>
+          <w:b/>
+        </w:rPr>
+        <w:t>evidence</w:t>
+      </w:r>
+      <w:r>
+        <w:rPr>
+          <w:b w:val="0"/>
+        </w:rPr>
+        <w:t xml:space="preserve"> that supports it.</w:t>
+      </w:r>
+    </w:p>
+    <w:p>
+      <w:pPr>
+        <w:spacing w:line="336" w:lineRule="auto" w:after="180"/>
+        <w:shd w:fill="F5F1FB"/>
+      </w:pPr>
+      <w:r>
+        <w:rPr>
+          <w:b w:val="0"/>
+        </w:rPr>
+        <w:t xml:space="preserve">Draw your project trace and justify the deciding step using </w:t>
+      </w:r>
+      <w:r>
+        <w:rPr>
+          <w:b/>
+        </w:rPr>
+        <w:t>evidence</w:t>
+      </w:r>
+      <w:r>
+        <w:rPr>
+          <w:b w:val="0"/>
+        </w:rPr>
+        <w:t>.</w:t>
       </w:r>
     </w:p>
     <w:sectPr>
